--- a/Fase 1/Evidencias Proyecto/02 Documento de Épicas e Historias de Usuario.docx
+++ b/Fase 1/Evidencias Proyecto/02 Documento de Épicas e Historias de Usuario.docx
@@ -804,7 +804,7 @@
     </w:p>
     <w:sdt>
       <w:sdtPr>
-        <w:id w:val="1668071050"/>
+        <w:id w:val="22908252"/>
         <w:docPartObj>
           <w:docPartGallery w:val="Table of Contents"/>
           <w:docPartUnique w:val="1"/>
@@ -3852,21 +3852,25 @@
         <w:tblLook w:val="0600"/>
       </w:tblPr>
       <w:tblGrid>
-        <w:gridCol w:w="1368.2259414225941"/>
-        <w:gridCol w:w="1183.3305439330545"/>
-        <w:gridCol w:w="6286.443514644352"/>
+        <w:gridCol w:w="932.6532663316583"/>
+        <w:gridCol w:w="1065.889447236181"/>
+        <w:gridCol w:w="5662.537688442211"/>
+        <w:gridCol w:w="299.7814070351759"/>
+        <w:gridCol w:w="877.1381909547739"/>
         <w:tblGridChange w:id="0">
           <w:tblGrid>
-            <w:gridCol w:w="1368.2259414225941"/>
-            <w:gridCol w:w="1183.3305439330545"/>
-            <w:gridCol w:w="6286.443514644352"/>
+            <w:gridCol w:w="932.6532663316583"/>
+            <w:gridCol w:w="1065.889447236181"/>
+            <w:gridCol w:w="5662.537688442211"/>
+            <w:gridCol w:w="299.7814070351759"/>
+            <w:gridCol w:w="877.1381909547739"/>
           </w:tblGrid>
         </w:tblGridChange>
       </w:tblGrid>
       <w:tr>
         <w:trPr>
           <w:cantSplit w:val="0"/>
-          <w:trHeight w:val="825" w:hRule="atLeast"/>
+          <w:trHeight w:val="360" w:hRule="atLeast"/>
           <w:tblHeader w:val="0"/>
         </w:trPr>
         <w:tc>
@@ -3992,18 +3996,109 @@
             </w:r>
           </w:p>
         </w:tc>
+        <w:tc>
+          <w:tcPr>
+            <w:tcBorders>
+              <w:top w:color="000000" w:space="0" w:sz="6" w:val="single"/>
+              <w:left w:color="cccccc" w:space="0" w:sz="6" w:val="single"/>
+              <w:bottom w:color="000000" w:space="0" w:sz="6" w:val="single"/>
+              <w:right w:color="000000" w:space="0" w:sz="6" w:val="single"/>
+            </w:tcBorders>
+            <w:shd w:fill="deeaf6" w:val="clear"/>
+            <w:tcMar>
+              <w:top w:w="0.0" w:type="dxa"/>
+              <w:left w:w="40.0" w:type="dxa"/>
+              <w:bottom w:w="0.0" w:type="dxa"/>
+              <w:right w:w="40.0" w:type="dxa"/>
+            </w:tcMar>
+            <w:vAlign w:val="bottom"/>
+          </w:tcPr>
+          <w:p>
+            <w:pPr>
+              <w:widowControl w:val="0"/>
+              <w:spacing w:after="0" w:line="276" w:lineRule="auto"/>
+              <w:rPr/>
+            </w:pPr>
+            <w:r>
+              <w:rPr>
+                <w:rtl w:val="0"/>
+              </w:rPr>
+            </w:r>
+          </w:p>
+        </w:tc>
+        <w:tc>
+          <w:tcPr>
+            <w:tcBorders>
+              <w:top w:color="cccccc" w:space="0" w:sz="6" w:val="single"/>
+              <w:left w:color="cccccc" w:space="0" w:sz="6" w:val="single"/>
+              <w:bottom w:color="cccccc" w:space="0" w:sz="6" w:val="single"/>
+              <w:right w:color="cccccc" w:space="0" w:sz="6" w:val="single"/>
+            </w:tcBorders>
+            <w:tcMar>
+              <w:top w:w="0.0" w:type="dxa"/>
+              <w:left w:w="40.0" w:type="dxa"/>
+              <w:bottom w:w="0.0" w:type="dxa"/>
+              <w:right w:w="40.0" w:type="dxa"/>
+            </w:tcMar>
+            <w:vAlign w:val="bottom"/>
+          </w:tcPr>
+          <w:p>
+            <w:pPr>
+              <w:widowControl w:val="0"/>
+              <w:spacing w:after="0" w:line="276" w:lineRule="auto"/>
+              <w:rPr/>
+            </w:pPr>
+            <w:r>
+              <w:rPr>
+                <w:rtl w:val="0"/>
+              </w:rPr>
+            </w:r>
+          </w:p>
+        </w:tc>
       </w:tr>
       <w:tr>
         <w:trPr>
           <w:cantSplit w:val="0"/>
-          <w:trHeight w:val="300" w:hRule="atLeast"/>
+          <w:trHeight w:val="285" w:hRule="atLeast"/>
           <w:tblHeader w:val="0"/>
         </w:trPr>
         <w:tc>
           <w:tcPr>
+            <w:vMerge w:val="restart"/>
             <w:tcBorders>
               <w:top w:color="cccccc" w:space="0" w:sz="6" w:val="single"/>
               <w:left w:color="000000" w:space="0" w:sz="6" w:val="single"/>
+              <w:bottom w:color="000000" w:space="0" w:sz="6" w:val="single"/>
+              <w:right w:color="000000" w:space="0" w:sz="6" w:val="single"/>
+            </w:tcBorders>
+            <w:tcMar>
+              <w:top w:w="0.0" w:type="dxa"/>
+              <w:left w:w="40.0" w:type="dxa"/>
+              <w:bottom w:w="0.0" w:type="dxa"/>
+              <w:right w:w="40.0" w:type="dxa"/>
+            </w:tcMar>
+            <w:vAlign w:val="center"/>
+          </w:tcPr>
+          <w:p>
+            <w:pPr>
+              <w:widowControl w:val="0"/>
+              <w:spacing w:after="0" w:line="276" w:lineRule="auto"/>
+              <w:jc w:val="center"/>
+              <w:rPr/>
+            </w:pPr>
+            <w:r>
+              <w:rPr>
+                <w:rtl w:val="0"/>
+              </w:rPr>
+              <w:t xml:space="preserve">E-01</w:t>
+            </w:r>
+          </w:p>
+        </w:tc>
+        <w:tc>
+          <w:tcPr>
+            <w:tcBorders>
+              <w:top w:color="cccccc" w:space="0" w:sz="6" w:val="single"/>
+              <w:left w:color="cccccc" w:space="0" w:sz="6" w:val="single"/>
               <w:bottom w:color="cccccc" w:space="0" w:sz="6" w:val="single"/>
               <w:right w:color="000000" w:space="0" w:sz="6" w:val="single"/>
             </w:tcBorders>
@@ -4019,25 +4114,55 @@
             <w:pPr>
               <w:widowControl w:val="0"/>
               <w:spacing w:after="0" w:line="276" w:lineRule="auto"/>
-              <w:jc w:val="center"/>
-              <w:rPr/>
-            </w:pPr>
-            <w:r>
-              <w:rPr>
-                <w:rtl w:val="0"/>
-              </w:rPr>
-              <w:t xml:space="preserve">E-01</w:t>
-            </w:r>
-          </w:p>
-        </w:tc>
-        <w:tc>
-          <w:tcPr>
-            <w:tcBorders>
-              <w:top w:color="cccccc" w:space="0" w:sz="6" w:val="single"/>
-              <w:left w:color="cccccc" w:space="0" w:sz="6" w:val="single"/>
-              <w:bottom w:color="cccccc" w:space="0" w:sz="6" w:val="single"/>
-              <w:right w:color="000000" w:space="0" w:sz="6" w:val="single"/>
-            </w:tcBorders>
+              <w:rPr/>
+            </w:pPr>
+            <w:r>
+              <w:rPr>
+                <w:rtl w:val="0"/>
+              </w:rPr>
+              <w:t xml:space="preserve">HU-01</w:t>
+            </w:r>
+          </w:p>
+        </w:tc>
+        <w:tc>
+          <w:tcPr>
+            <w:tcBorders>
+              <w:top w:color="cccccc" w:space="0" w:sz="6" w:val="single"/>
+              <w:left w:color="cccccc" w:space="0" w:sz="6" w:val="single"/>
+              <w:bottom w:color="cccccc" w:space="0" w:sz="6" w:val="single"/>
+              <w:right w:color="000000" w:space="0" w:sz="6" w:val="single"/>
+            </w:tcBorders>
+            <w:tcMar>
+              <w:top w:w="0.0" w:type="dxa"/>
+              <w:left w:w="40.0" w:type="dxa"/>
+              <w:bottom w:w="0.0" w:type="dxa"/>
+              <w:right w:w="40.0" w:type="dxa"/>
+            </w:tcMar>
+            <w:vAlign w:val="center"/>
+          </w:tcPr>
+          <w:p>
+            <w:pPr>
+              <w:widowControl w:val="0"/>
+              <w:spacing w:after="0" w:line="276" w:lineRule="auto"/>
+              <w:rPr/>
+            </w:pPr>
+            <w:r>
+              <w:rPr>
+                <w:rtl w:val="0"/>
+              </w:rPr>
+              <w:t xml:space="preserve">Como residente, quiero registrarme en el sistema, para poder crear una cuenta.</w:t>
+            </w:r>
+          </w:p>
+        </w:tc>
+        <w:tc>
+          <w:tcPr>
+            <w:tcBorders>
+              <w:top w:color="cccccc" w:space="0" w:sz="6" w:val="single"/>
+              <w:left w:color="cccccc" w:space="0" w:sz="6" w:val="single"/>
+              <w:bottom w:color="cccccc" w:space="0" w:sz="6" w:val="single"/>
+              <w:right w:color="000000" w:space="0" w:sz="6" w:val="single"/>
+            </w:tcBorders>
+            <w:shd w:fill="e6b8af" w:val="clear"/>
             <w:tcMar>
               <w:top w:w="0.0" w:type="dxa"/>
               <w:left w:w="40.0" w:type="dxa"/>
@@ -4056,37 +4181,35 @@
               <w:rPr>
                 <w:rtl w:val="0"/>
               </w:rPr>
-              <w:t xml:space="preserve">HU-01</w:t>
-            </w:r>
-          </w:p>
-        </w:tc>
-        <w:tc>
-          <w:tcPr>
-            <w:tcBorders>
-              <w:top w:color="cccccc" w:space="0" w:sz="6" w:val="single"/>
-              <w:left w:color="cccccc" w:space="0" w:sz="6" w:val="single"/>
-              <w:bottom w:color="cccccc" w:space="0" w:sz="6" w:val="single"/>
-              <w:right w:color="000000" w:space="0" w:sz="6" w:val="single"/>
-            </w:tcBorders>
-            <w:tcMar>
-              <w:top w:w="0.0" w:type="dxa"/>
-              <w:left w:w="40.0" w:type="dxa"/>
-              <w:bottom w:w="0.0" w:type="dxa"/>
-              <w:right w:w="40.0" w:type="dxa"/>
-            </w:tcMar>
-            <w:vAlign w:val="center"/>
-          </w:tcPr>
-          <w:p>
-            <w:pPr>
-              <w:widowControl w:val="0"/>
-              <w:spacing w:after="0" w:line="276" w:lineRule="auto"/>
-              <w:rPr/>
-            </w:pPr>
-            <w:r>
-              <w:rPr>
-                <w:rtl w:val="0"/>
-              </w:rPr>
-              <w:t xml:space="preserve">Como residente, quiero registrarme en el sistema, para poder crear una cuenta.</w:t>
+            </w:r>
+          </w:p>
+        </w:tc>
+        <w:tc>
+          <w:tcPr>
+            <w:tcBorders>
+              <w:top w:color="cccccc" w:space="0" w:sz="6" w:val="single"/>
+              <w:left w:color="cccccc" w:space="0" w:sz="6" w:val="single"/>
+              <w:bottom w:color="cccccc" w:space="0" w:sz="6" w:val="single"/>
+              <w:right w:color="cccccc" w:space="0" w:sz="6" w:val="single"/>
+            </w:tcBorders>
+            <w:tcMar>
+              <w:top w:w="0.0" w:type="dxa"/>
+              <w:left w:w="40.0" w:type="dxa"/>
+              <w:bottom w:w="0.0" w:type="dxa"/>
+              <w:right w:w="40.0" w:type="dxa"/>
+            </w:tcMar>
+            <w:vAlign w:val="bottom"/>
+          </w:tcPr>
+          <w:p>
+            <w:pPr>
+              <w:widowControl w:val="0"/>
+              <w:spacing w:after="0" w:line="276" w:lineRule="auto"/>
+              <w:rPr/>
+            </w:pPr>
+            <w:r>
+              <w:rPr>
+                <w:rtl w:val="0"/>
+              </w:rPr>
             </w:r>
           </w:p>
         </w:tc>
@@ -4094,17 +4217,49 @@
       <w:tr>
         <w:trPr>
           <w:cantSplit w:val="0"/>
-          <w:trHeight w:val="300" w:hRule="atLeast"/>
+          <w:trHeight w:val="285" w:hRule="atLeast"/>
           <w:tblHeader w:val="0"/>
         </w:trPr>
         <w:tc>
           <w:tcPr>
+            <w:vMerge w:val="continue"/>
             <w:tcBorders>
               <w:top w:color="cccccc" w:space="0" w:sz="6" w:val="single"/>
               <w:left w:color="000000" w:space="0" w:sz="6" w:val="single"/>
-              <w:bottom w:color="cccccc" w:space="0" w:sz="6" w:val="single"/>
-              <w:right w:color="000000" w:space="0" w:sz="6" w:val="single"/>
-            </w:tcBorders>
+              <w:bottom w:color="000000" w:space="0" w:sz="6" w:val="single"/>
+              <w:right w:color="000000" w:space="0" w:sz="6" w:val="single"/>
+            </w:tcBorders>
+            <w:shd w:fill="auto" w:val="clear"/>
+            <w:tcMar>
+              <w:top w:w="100.0" w:type="dxa"/>
+              <w:left w:w="100.0" w:type="dxa"/>
+              <w:bottom w:w="100.0" w:type="dxa"/>
+              <w:right w:w="100.0" w:type="dxa"/>
+            </w:tcMar>
+            <w:vAlign w:val="top"/>
+          </w:tcPr>
+          <w:p>
+            <w:pPr>
+              <w:widowControl w:val="0"/>
+              <w:spacing w:after="0" w:line="276" w:lineRule="auto"/>
+              <w:rPr/>
+            </w:pPr>
+            <w:r>
+              <w:rPr>
+                <w:rtl w:val="0"/>
+              </w:rPr>
+            </w:r>
+          </w:p>
+        </w:tc>
+        <w:tc>
+          <w:tcPr>
+            <w:tcBorders>
+              <w:top w:color="cccccc" w:space="0" w:sz="6" w:val="single"/>
+              <w:left w:color="cccccc" w:space="0" w:sz="6" w:val="single"/>
+              <w:bottom w:color="cccccc" w:space="0" w:sz="6" w:val="single"/>
+              <w:right w:color="000000" w:space="0" w:sz="6" w:val="single"/>
+            </w:tcBorders>
+            <w:shd w:fill="auto" w:val="clear"/>
             <w:tcMar>
               <w:top w:w="0.0" w:type="dxa"/>
               <w:left w:w="40.0" w:type="dxa"/>
@@ -4117,25 +4272,56 @@
             <w:pPr>
               <w:widowControl w:val="0"/>
               <w:spacing w:after="0" w:line="276" w:lineRule="auto"/>
-              <w:jc w:val="center"/>
-              <w:rPr/>
-            </w:pPr>
-            <w:r>
-              <w:rPr>
-                <w:rtl w:val="0"/>
-              </w:rPr>
-              <w:t xml:space="preserve">E-01</w:t>
-            </w:r>
-          </w:p>
-        </w:tc>
-        <w:tc>
-          <w:tcPr>
-            <w:tcBorders>
-              <w:top w:color="cccccc" w:space="0" w:sz="6" w:val="single"/>
-              <w:left w:color="cccccc" w:space="0" w:sz="6" w:val="single"/>
-              <w:bottom w:color="cccccc" w:space="0" w:sz="6" w:val="single"/>
-              <w:right w:color="000000" w:space="0" w:sz="6" w:val="single"/>
-            </w:tcBorders>
+              <w:rPr/>
+            </w:pPr>
+            <w:r>
+              <w:rPr>
+                <w:rtl w:val="0"/>
+              </w:rPr>
+              <w:t xml:space="preserve">HU-02</w:t>
+            </w:r>
+          </w:p>
+        </w:tc>
+        <w:tc>
+          <w:tcPr>
+            <w:tcBorders>
+              <w:top w:color="cccccc" w:space="0" w:sz="6" w:val="single"/>
+              <w:left w:color="cccccc" w:space="0" w:sz="6" w:val="single"/>
+              <w:bottom w:color="cccccc" w:space="0" w:sz="6" w:val="single"/>
+              <w:right w:color="000000" w:space="0" w:sz="6" w:val="single"/>
+            </w:tcBorders>
+            <w:shd w:fill="auto" w:val="clear"/>
+            <w:tcMar>
+              <w:top w:w="0.0" w:type="dxa"/>
+              <w:left w:w="40.0" w:type="dxa"/>
+              <w:bottom w:w="0.0" w:type="dxa"/>
+              <w:right w:w="40.0" w:type="dxa"/>
+            </w:tcMar>
+            <w:vAlign w:val="center"/>
+          </w:tcPr>
+          <w:p>
+            <w:pPr>
+              <w:widowControl w:val="0"/>
+              <w:spacing w:after="0" w:line="276" w:lineRule="auto"/>
+              <w:rPr/>
+            </w:pPr>
+            <w:r>
+              <w:rPr>
+                <w:rtl w:val="0"/>
+              </w:rPr>
+              <w:t xml:space="preserve">Como residente, quiero iniciar sesión en el sistema, para acceder a mis datos.</w:t>
+            </w:r>
+          </w:p>
+        </w:tc>
+        <w:tc>
+          <w:tcPr>
+            <w:tcBorders>
+              <w:top w:color="cccccc" w:space="0" w:sz="6" w:val="single"/>
+              <w:left w:color="cccccc" w:space="0" w:sz="6" w:val="single"/>
+              <w:bottom w:color="000000" w:space="0" w:sz="6" w:val="single"/>
+              <w:right w:color="000000" w:space="0" w:sz="6" w:val="single"/>
+            </w:tcBorders>
+            <w:shd w:fill="e6b8af" w:val="clear"/>
             <w:tcMar>
               <w:top w:w="0.0" w:type="dxa"/>
               <w:left w:w="40.0" w:type="dxa"/>
@@ -4154,37 +4340,36 @@
               <w:rPr>
                 <w:rtl w:val="0"/>
               </w:rPr>
-              <w:t xml:space="preserve">HU-02</w:t>
-            </w:r>
-          </w:p>
-        </w:tc>
-        <w:tc>
-          <w:tcPr>
-            <w:tcBorders>
-              <w:top w:color="cccccc" w:space="0" w:sz="6" w:val="single"/>
-              <w:left w:color="cccccc" w:space="0" w:sz="6" w:val="single"/>
-              <w:bottom w:color="cccccc" w:space="0" w:sz="6" w:val="single"/>
-              <w:right w:color="000000" w:space="0" w:sz="6" w:val="single"/>
-            </w:tcBorders>
-            <w:tcMar>
-              <w:top w:w="0.0" w:type="dxa"/>
-              <w:left w:w="40.0" w:type="dxa"/>
-              <w:bottom w:w="0.0" w:type="dxa"/>
-              <w:right w:w="40.0" w:type="dxa"/>
-            </w:tcMar>
-            <w:vAlign w:val="center"/>
-          </w:tcPr>
-          <w:p>
-            <w:pPr>
-              <w:widowControl w:val="0"/>
-              <w:spacing w:after="0" w:line="276" w:lineRule="auto"/>
-              <w:rPr/>
-            </w:pPr>
-            <w:r>
-              <w:rPr>
-                <w:rtl w:val="0"/>
-              </w:rPr>
-              <w:t xml:space="preserve">Como residente, quiero iniciar sesión en el sistema, para acceder a mis datos.</w:t>
+            </w:r>
+          </w:p>
+        </w:tc>
+        <w:tc>
+          <w:tcPr>
+            <w:tcBorders>
+              <w:top w:color="cccccc" w:space="0" w:sz="6" w:val="single"/>
+              <w:left w:color="cccccc" w:space="0" w:sz="6" w:val="single"/>
+              <w:bottom w:color="000000" w:space="0" w:sz="6" w:val="single"/>
+              <w:right w:color="cccccc" w:space="0" w:sz="6" w:val="single"/>
+            </w:tcBorders>
+            <w:shd w:fill="auto" w:val="clear"/>
+            <w:tcMar>
+              <w:top w:w="0.0" w:type="dxa"/>
+              <w:left w:w="40.0" w:type="dxa"/>
+              <w:bottom w:w="0.0" w:type="dxa"/>
+              <w:right w:w="40.0" w:type="dxa"/>
+            </w:tcMar>
+            <w:vAlign w:val="bottom"/>
+          </w:tcPr>
+          <w:p>
+            <w:pPr>
+              <w:widowControl w:val="0"/>
+              <w:spacing w:after="0" w:line="276" w:lineRule="auto"/>
+              <w:rPr/>
+            </w:pPr>
+            <w:r>
+              <w:rPr>
+                <w:rtl w:val="0"/>
+              </w:rPr>
             </w:r>
           </w:p>
         </w:tc>
@@ -4197,12 +4382,44 @@
         </w:trPr>
         <w:tc>
           <w:tcPr>
+            <w:vMerge w:val="continue"/>
             <w:tcBorders>
               <w:top w:color="cccccc" w:space="0" w:sz="6" w:val="single"/>
               <w:left w:color="000000" w:space="0" w:sz="6" w:val="single"/>
-              <w:bottom w:color="cccccc" w:space="0" w:sz="6" w:val="single"/>
-              <w:right w:color="000000" w:space="0" w:sz="6" w:val="single"/>
-            </w:tcBorders>
+              <w:bottom w:color="000000" w:space="0" w:sz="6" w:val="single"/>
+              <w:right w:color="000000" w:space="0" w:sz="6" w:val="single"/>
+            </w:tcBorders>
+            <w:shd w:fill="auto" w:val="clear"/>
+            <w:tcMar>
+              <w:top w:w="100.0" w:type="dxa"/>
+              <w:left w:w="100.0" w:type="dxa"/>
+              <w:bottom w:w="100.0" w:type="dxa"/>
+              <w:right w:w="100.0" w:type="dxa"/>
+            </w:tcMar>
+            <w:vAlign w:val="top"/>
+          </w:tcPr>
+          <w:p>
+            <w:pPr>
+              <w:widowControl w:val="0"/>
+              <w:spacing w:after="0" w:line="276" w:lineRule="auto"/>
+              <w:rPr/>
+            </w:pPr>
+            <w:r>
+              <w:rPr>
+                <w:rtl w:val="0"/>
+              </w:rPr>
+            </w:r>
+          </w:p>
+        </w:tc>
+        <w:tc>
+          <w:tcPr>
+            <w:tcBorders>
+              <w:top w:color="cccccc" w:space="0" w:sz="6" w:val="single"/>
+              <w:left w:color="cccccc" w:space="0" w:sz="6" w:val="single"/>
+              <w:bottom w:color="cccccc" w:space="0" w:sz="6" w:val="single"/>
+              <w:right w:color="000000" w:space="0" w:sz="6" w:val="single"/>
+            </w:tcBorders>
+            <w:shd w:fill="auto" w:val="clear"/>
             <w:tcMar>
               <w:top w:w="0.0" w:type="dxa"/>
               <w:left w:w="40.0" w:type="dxa"/>
@@ -4215,74 +4432,84 @@
             <w:pPr>
               <w:widowControl w:val="0"/>
               <w:spacing w:after="0" w:line="276" w:lineRule="auto"/>
+              <w:rPr/>
+            </w:pPr>
+            <w:r>
+              <w:rPr>
+                <w:rtl w:val="0"/>
+              </w:rPr>
+              <w:t xml:space="preserve">HU-03</w:t>
+            </w:r>
+          </w:p>
+        </w:tc>
+        <w:tc>
+          <w:tcPr>
+            <w:tcBorders>
+              <w:top w:color="cccccc" w:space="0" w:sz="6" w:val="single"/>
+              <w:left w:color="cccccc" w:space="0" w:sz="6" w:val="single"/>
+              <w:bottom w:color="cccccc" w:space="0" w:sz="6" w:val="single"/>
+              <w:right w:color="000000" w:space="0" w:sz="6" w:val="single"/>
+            </w:tcBorders>
+            <w:shd w:fill="auto" w:val="clear"/>
+            <w:tcMar>
+              <w:top w:w="0.0" w:type="dxa"/>
+              <w:left w:w="40.0" w:type="dxa"/>
+              <w:bottom w:w="0.0" w:type="dxa"/>
+              <w:right w:w="40.0" w:type="dxa"/>
+            </w:tcMar>
+            <w:vAlign w:val="center"/>
+          </w:tcPr>
+          <w:p>
+            <w:pPr>
+              <w:widowControl w:val="0"/>
+              <w:spacing w:after="0" w:line="276" w:lineRule="auto"/>
+              <w:rPr/>
+            </w:pPr>
+            <w:r>
+              <w:rPr>
+                <w:rtl w:val="0"/>
+              </w:rPr>
+              <w:t xml:space="preserve">Como residente, quiero registrar mi vivienda, para mantener información disponible en emergencias.</w:t>
+            </w:r>
+          </w:p>
+        </w:tc>
+        <w:tc>
+          <w:tcPr>
+            <w:gridSpan w:val="2"/>
+            <w:tcBorders>
+              <w:top w:color="cccccc" w:space="0" w:sz="6" w:val="single"/>
+              <w:left w:color="cccccc" w:space="0" w:sz="6" w:val="single"/>
+              <w:bottom w:color="000000" w:space="0" w:sz="6" w:val="single"/>
+              <w:right w:color="000000" w:space="0" w:sz="6" w:val="single"/>
+            </w:tcBorders>
+            <w:shd w:fill="e6b8af" w:val="clear"/>
+            <w:tcMar>
+              <w:top w:w="0.0" w:type="dxa"/>
+              <w:left w:w="40.0" w:type="dxa"/>
+              <w:bottom w:w="0.0" w:type="dxa"/>
+              <w:right w:w="40.0" w:type="dxa"/>
+            </w:tcMar>
+            <w:vAlign w:val="center"/>
+          </w:tcPr>
+          <w:p>
+            <w:pPr>
+              <w:widowControl w:val="0"/>
+              <w:spacing w:after="0" w:line="276" w:lineRule="auto"/>
               <w:jc w:val="center"/>
               <w:rPr/>
             </w:pPr>
             <w:r>
               <w:rPr>
-                <w:rtl w:val="0"/>
-              </w:rPr>
-              <w:t xml:space="preserve">E-01</w:t>
-            </w:r>
-          </w:p>
-        </w:tc>
-        <w:tc>
-          <w:tcPr>
-            <w:tcBorders>
-              <w:top w:color="cccccc" w:space="0" w:sz="6" w:val="single"/>
-              <w:left w:color="cccccc" w:space="0" w:sz="6" w:val="single"/>
-              <w:bottom w:color="cccccc" w:space="0" w:sz="6" w:val="single"/>
-              <w:right w:color="000000" w:space="0" w:sz="6" w:val="single"/>
-            </w:tcBorders>
-            <w:tcMar>
-              <w:top w:w="0.0" w:type="dxa"/>
-              <w:left w:w="40.0" w:type="dxa"/>
-              <w:bottom w:w="0.0" w:type="dxa"/>
-              <w:right w:w="40.0" w:type="dxa"/>
-            </w:tcMar>
-            <w:vAlign w:val="bottom"/>
-          </w:tcPr>
-          <w:p>
-            <w:pPr>
-              <w:widowControl w:val="0"/>
-              <w:spacing w:after="0" w:line="276" w:lineRule="auto"/>
-              <w:rPr/>
-            </w:pPr>
-            <w:r>
-              <w:rPr>
-                <w:rtl w:val="0"/>
-              </w:rPr>
-              <w:t xml:space="preserve">HU-03</w:t>
-            </w:r>
-          </w:p>
-        </w:tc>
-        <w:tc>
-          <w:tcPr>
-            <w:tcBorders>
-              <w:top w:color="cccccc" w:space="0" w:sz="6" w:val="single"/>
-              <w:left w:color="cccccc" w:space="0" w:sz="6" w:val="single"/>
-              <w:bottom w:color="cccccc" w:space="0" w:sz="6" w:val="single"/>
-              <w:right w:color="000000" w:space="0" w:sz="6" w:val="single"/>
-            </w:tcBorders>
-            <w:tcMar>
-              <w:top w:w="0.0" w:type="dxa"/>
-              <w:left w:w="40.0" w:type="dxa"/>
-              <w:bottom w:w="0.0" w:type="dxa"/>
-              <w:right w:w="40.0" w:type="dxa"/>
-            </w:tcMar>
-            <w:vAlign w:val="center"/>
-          </w:tcPr>
-          <w:p>
-            <w:pPr>
-              <w:widowControl w:val="0"/>
-              <w:spacing w:after="0" w:line="276" w:lineRule="auto"/>
-              <w:rPr/>
-            </w:pPr>
-            <w:r>
-              <w:rPr>
-                <w:rtl w:val="0"/>
-              </w:rPr>
-              <w:t xml:space="preserve">Como residente, quiero registrar mi vivienda, para mantener información disponible en emergencias.</w:t>
+                <w:b w:val="1"/>
+                <w:bCs w:val="1"/>
+                <w:rtl w:val="0"/>
+              </w:rPr>
+              <w:t xml:space="preserve">Sprint 1</w:t>
+            </w:r>
+            <w:r>
+              <w:rPr>
+                <w:rtl w:val="0"/>
+              </w:rPr>
             </w:r>
           </w:p>
         </w:tc>
@@ -4295,12 +4522,44 @@
         </w:trPr>
         <w:tc>
           <w:tcPr>
+            <w:vMerge w:val="continue"/>
             <w:tcBorders>
               <w:top w:color="cccccc" w:space="0" w:sz="6" w:val="single"/>
               <w:left w:color="000000" w:space="0" w:sz="6" w:val="single"/>
-              <w:bottom w:color="cccccc" w:space="0" w:sz="6" w:val="single"/>
-              <w:right w:color="000000" w:space="0" w:sz="6" w:val="single"/>
-            </w:tcBorders>
+              <w:bottom w:color="000000" w:space="0" w:sz="6" w:val="single"/>
+              <w:right w:color="000000" w:space="0" w:sz="6" w:val="single"/>
+            </w:tcBorders>
+            <w:shd w:fill="auto" w:val="clear"/>
+            <w:tcMar>
+              <w:top w:w="100.0" w:type="dxa"/>
+              <w:left w:w="100.0" w:type="dxa"/>
+              <w:bottom w:w="100.0" w:type="dxa"/>
+              <w:right w:w="100.0" w:type="dxa"/>
+            </w:tcMar>
+            <w:vAlign w:val="top"/>
+          </w:tcPr>
+          <w:p>
+            <w:pPr>
+              <w:widowControl w:val="0"/>
+              <w:spacing w:after="0" w:line="276" w:lineRule="auto"/>
+              <w:rPr/>
+            </w:pPr>
+            <w:r>
+              <w:rPr>
+                <w:rtl w:val="0"/>
+              </w:rPr>
+            </w:r>
+          </w:p>
+        </w:tc>
+        <w:tc>
+          <w:tcPr>
+            <w:tcBorders>
+              <w:top w:color="cccccc" w:space="0" w:sz="6" w:val="single"/>
+              <w:left w:color="cccccc" w:space="0" w:sz="6" w:val="single"/>
+              <w:bottom w:color="cccccc" w:space="0" w:sz="6" w:val="single"/>
+              <w:right w:color="000000" w:space="0" w:sz="6" w:val="single"/>
+            </w:tcBorders>
+            <w:shd w:fill="auto" w:val="clear"/>
             <w:tcMar>
               <w:top w:w="0.0" w:type="dxa"/>
               <w:left w:w="40.0" w:type="dxa"/>
@@ -4313,25 +4572,56 @@
             <w:pPr>
               <w:widowControl w:val="0"/>
               <w:spacing w:after="0" w:line="276" w:lineRule="auto"/>
-              <w:jc w:val="center"/>
-              <w:rPr/>
-            </w:pPr>
-            <w:r>
-              <w:rPr>
-                <w:rtl w:val="0"/>
-              </w:rPr>
-              <w:t xml:space="preserve">E-01</w:t>
-            </w:r>
-          </w:p>
-        </w:tc>
-        <w:tc>
-          <w:tcPr>
-            <w:tcBorders>
-              <w:top w:color="cccccc" w:space="0" w:sz="6" w:val="single"/>
-              <w:left w:color="cccccc" w:space="0" w:sz="6" w:val="single"/>
-              <w:bottom w:color="cccccc" w:space="0" w:sz="6" w:val="single"/>
-              <w:right w:color="000000" w:space="0" w:sz="6" w:val="single"/>
-            </w:tcBorders>
+              <w:rPr/>
+            </w:pPr>
+            <w:r>
+              <w:rPr>
+                <w:rtl w:val="0"/>
+              </w:rPr>
+              <w:t xml:space="preserve">HU-04</w:t>
+            </w:r>
+          </w:p>
+        </w:tc>
+        <w:tc>
+          <w:tcPr>
+            <w:tcBorders>
+              <w:top w:color="cccccc" w:space="0" w:sz="6" w:val="single"/>
+              <w:left w:color="cccccc" w:space="0" w:sz="6" w:val="single"/>
+              <w:bottom w:color="cccccc" w:space="0" w:sz="6" w:val="single"/>
+              <w:right w:color="000000" w:space="0" w:sz="6" w:val="single"/>
+            </w:tcBorders>
+            <w:shd w:fill="auto" w:val="clear"/>
+            <w:tcMar>
+              <w:top w:w="0.0" w:type="dxa"/>
+              <w:left w:w="40.0" w:type="dxa"/>
+              <w:bottom w:w="0.0" w:type="dxa"/>
+              <w:right w:w="40.0" w:type="dxa"/>
+            </w:tcMar>
+            <w:vAlign w:val="center"/>
+          </w:tcPr>
+          <w:p>
+            <w:pPr>
+              <w:widowControl w:val="0"/>
+              <w:spacing w:after="0" w:line="276" w:lineRule="auto"/>
+              <w:rPr/>
+            </w:pPr>
+            <w:r>
+              <w:rPr>
+                <w:rtl w:val="0"/>
+              </w:rPr>
+              <w:t xml:space="preserve">Como residente, quiero actualizar la información de mi vivienda, para mantener los datos actualizados.</w:t>
+            </w:r>
+          </w:p>
+        </w:tc>
+        <w:tc>
+          <w:tcPr>
+            <w:tcBorders>
+              <w:top w:color="cccccc" w:space="0" w:sz="6" w:val="single"/>
+              <w:left w:color="cccccc" w:space="0" w:sz="6" w:val="single"/>
+              <w:bottom w:color="cccccc" w:space="0" w:sz="6" w:val="single"/>
+              <w:right w:color="000000" w:space="0" w:sz="6" w:val="single"/>
+            </w:tcBorders>
+            <w:shd w:fill="ffe599" w:val="clear"/>
             <w:tcMar>
               <w:top w:w="0.0" w:type="dxa"/>
               <w:left w:w="40.0" w:type="dxa"/>
@@ -4350,37 +4640,36 @@
               <w:rPr>
                 <w:rtl w:val="0"/>
               </w:rPr>
-              <w:t xml:space="preserve">HU-04</w:t>
-            </w:r>
-          </w:p>
-        </w:tc>
-        <w:tc>
-          <w:tcPr>
-            <w:tcBorders>
-              <w:top w:color="cccccc" w:space="0" w:sz="6" w:val="single"/>
-              <w:left w:color="cccccc" w:space="0" w:sz="6" w:val="single"/>
-              <w:bottom w:color="cccccc" w:space="0" w:sz="6" w:val="single"/>
-              <w:right w:color="000000" w:space="0" w:sz="6" w:val="single"/>
-            </w:tcBorders>
-            <w:tcMar>
-              <w:top w:w="0.0" w:type="dxa"/>
-              <w:left w:w="40.0" w:type="dxa"/>
-              <w:bottom w:w="0.0" w:type="dxa"/>
-              <w:right w:w="40.0" w:type="dxa"/>
-            </w:tcMar>
-            <w:vAlign w:val="center"/>
-          </w:tcPr>
-          <w:p>
-            <w:pPr>
-              <w:widowControl w:val="0"/>
-              <w:spacing w:after="0" w:line="276" w:lineRule="auto"/>
-              <w:rPr/>
-            </w:pPr>
-            <w:r>
-              <w:rPr>
-                <w:rtl w:val="0"/>
-              </w:rPr>
-              <w:t xml:space="preserve">Como residente, quiero actualizar la información de mi vivienda, para mantener los datos actualizados.</w:t>
+            </w:r>
+          </w:p>
+        </w:tc>
+        <w:tc>
+          <w:tcPr>
+            <w:tcBorders>
+              <w:top w:color="cccccc" w:space="0" w:sz="6" w:val="single"/>
+              <w:left w:color="cccccc" w:space="0" w:sz="6" w:val="single"/>
+              <w:bottom w:color="cccccc" w:space="0" w:sz="6" w:val="single"/>
+              <w:right w:color="cccccc" w:space="0" w:sz="6" w:val="single"/>
+            </w:tcBorders>
+            <w:shd w:fill="auto" w:val="clear"/>
+            <w:tcMar>
+              <w:top w:w="0.0" w:type="dxa"/>
+              <w:left w:w="40.0" w:type="dxa"/>
+              <w:bottom w:w="0.0" w:type="dxa"/>
+              <w:right w:w="40.0" w:type="dxa"/>
+            </w:tcMar>
+            <w:vAlign w:val="bottom"/>
+          </w:tcPr>
+          <w:p>
+            <w:pPr>
+              <w:widowControl w:val="0"/>
+              <w:spacing w:after="0" w:line="276" w:lineRule="auto"/>
+              <w:rPr/>
+            </w:pPr>
+            <w:r>
+              <w:rPr>
+                <w:rtl w:val="0"/>
+              </w:rPr>
             </w:r>
           </w:p>
         </w:tc>
@@ -4393,12 +4682,44 @@
         </w:trPr>
         <w:tc>
           <w:tcPr>
+            <w:vMerge w:val="continue"/>
             <w:tcBorders>
               <w:top w:color="cccccc" w:space="0" w:sz="6" w:val="single"/>
               <w:left w:color="000000" w:space="0" w:sz="6" w:val="single"/>
-              <w:bottom w:color="cccccc" w:space="0" w:sz="6" w:val="single"/>
-              <w:right w:color="000000" w:space="0" w:sz="6" w:val="single"/>
-            </w:tcBorders>
+              <w:bottom w:color="000000" w:space="0" w:sz="6" w:val="single"/>
+              <w:right w:color="000000" w:space="0" w:sz="6" w:val="single"/>
+            </w:tcBorders>
+            <w:shd w:fill="auto" w:val="clear"/>
+            <w:tcMar>
+              <w:top w:w="100.0" w:type="dxa"/>
+              <w:left w:w="100.0" w:type="dxa"/>
+              <w:bottom w:w="100.0" w:type="dxa"/>
+              <w:right w:w="100.0" w:type="dxa"/>
+            </w:tcMar>
+            <w:vAlign w:val="top"/>
+          </w:tcPr>
+          <w:p>
+            <w:pPr>
+              <w:widowControl w:val="0"/>
+              <w:spacing w:after="0" w:line="276" w:lineRule="auto"/>
+              <w:rPr/>
+            </w:pPr>
+            <w:r>
+              <w:rPr>
+                <w:rtl w:val="0"/>
+              </w:rPr>
+            </w:r>
+          </w:p>
+        </w:tc>
+        <w:tc>
+          <w:tcPr>
+            <w:tcBorders>
+              <w:top w:color="cccccc" w:space="0" w:sz="6" w:val="single"/>
+              <w:left w:color="cccccc" w:space="0" w:sz="6" w:val="single"/>
+              <w:bottom w:color="cccccc" w:space="0" w:sz="6" w:val="single"/>
+              <w:right w:color="000000" w:space="0" w:sz="6" w:val="single"/>
+            </w:tcBorders>
+            <w:shd w:fill="auto" w:val="clear"/>
             <w:tcMar>
               <w:top w:w="0.0" w:type="dxa"/>
               <w:left w:w="40.0" w:type="dxa"/>
@@ -4411,25 +4732,56 @@
             <w:pPr>
               <w:widowControl w:val="0"/>
               <w:spacing w:after="0" w:line="276" w:lineRule="auto"/>
-              <w:jc w:val="center"/>
-              <w:rPr/>
-            </w:pPr>
-            <w:r>
-              <w:rPr>
-                <w:rtl w:val="0"/>
-              </w:rPr>
-              <w:t xml:space="preserve">E-01</w:t>
-            </w:r>
-          </w:p>
-        </w:tc>
-        <w:tc>
-          <w:tcPr>
-            <w:tcBorders>
-              <w:top w:color="cccccc" w:space="0" w:sz="6" w:val="single"/>
-              <w:left w:color="cccccc" w:space="0" w:sz="6" w:val="single"/>
-              <w:bottom w:color="cccccc" w:space="0" w:sz="6" w:val="single"/>
-              <w:right w:color="000000" w:space="0" w:sz="6" w:val="single"/>
-            </w:tcBorders>
+              <w:rPr/>
+            </w:pPr>
+            <w:r>
+              <w:rPr>
+                <w:rtl w:val="0"/>
+              </w:rPr>
+              <w:t xml:space="preserve">HU-05</w:t>
+            </w:r>
+          </w:p>
+        </w:tc>
+        <w:tc>
+          <w:tcPr>
+            <w:tcBorders>
+              <w:top w:color="cccccc" w:space="0" w:sz="6" w:val="single"/>
+              <w:left w:color="cccccc" w:space="0" w:sz="6" w:val="single"/>
+              <w:bottom w:color="cccccc" w:space="0" w:sz="6" w:val="single"/>
+              <w:right w:color="000000" w:space="0" w:sz="6" w:val="single"/>
+            </w:tcBorders>
+            <w:shd w:fill="auto" w:val="clear"/>
+            <w:tcMar>
+              <w:top w:w="0.0" w:type="dxa"/>
+              <w:left w:w="40.0" w:type="dxa"/>
+              <w:bottom w:w="0.0" w:type="dxa"/>
+              <w:right w:w="40.0" w:type="dxa"/>
+            </w:tcMar>
+            <w:vAlign w:val="center"/>
+          </w:tcPr>
+          <w:p>
+            <w:pPr>
+              <w:widowControl w:val="0"/>
+              <w:spacing w:after="0" w:line="276" w:lineRule="auto"/>
+              <w:rPr/>
+            </w:pPr>
+            <w:r>
+              <w:rPr>
+                <w:rtl w:val="0"/>
+              </w:rPr>
+              <w:t xml:space="preserve">Como residente, quiero eliminar mi vivienda, para quitar información incorrecta o innecesaria.</w:t>
+            </w:r>
+          </w:p>
+        </w:tc>
+        <w:tc>
+          <w:tcPr>
+            <w:tcBorders>
+              <w:top w:color="cccccc" w:space="0" w:sz="6" w:val="single"/>
+              <w:left w:color="cccccc" w:space="0" w:sz="6" w:val="single"/>
+              <w:bottom w:color="cccccc" w:space="0" w:sz="6" w:val="single"/>
+              <w:right w:color="000000" w:space="0" w:sz="6" w:val="single"/>
+            </w:tcBorders>
+            <w:shd w:fill="ffe599" w:val="clear"/>
             <w:tcMar>
               <w:top w:w="0.0" w:type="dxa"/>
               <w:left w:w="40.0" w:type="dxa"/>
@@ -4448,37 +4800,36 @@
               <w:rPr>
                 <w:rtl w:val="0"/>
               </w:rPr>
-              <w:t xml:space="preserve">HU-05</w:t>
-            </w:r>
-          </w:p>
-        </w:tc>
-        <w:tc>
-          <w:tcPr>
-            <w:tcBorders>
-              <w:top w:color="cccccc" w:space="0" w:sz="6" w:val="single"/>
-              <w:left w:color="cccccc" w:space="0" w:sz="6" w:val="single"/>
-              <w:bottom w:color="cccccc" w:space="0" w:sz="6" w:val="single"/>
-              <w:right w:color="000000" w:space="0" w:sz="6" w:val="single"/>
-            </w:tcBorders>
-            <w:tcMar>
-              <w:top w:w="0.0" w:type="dxa"/>
-              <w:left w:w="40.0" w:type="dxa"/>
-              <w:bottom w:w="0.0" w:type="dxa"/>
-              <w:right w:w="40.0" w:type="dxa"/>
-            </w:tcMar>
-            <w:vAlign w:val="center"/>
-          </w:tcPr>
-          <w:p>
-            <w:pPr>
-              <w:widowControl w:val="0"/>
-              <w:spacing w:after="0" w:line="276" w:lineRule="auto"/>
-              <w:rPr/>
-            </w:pPr>
-            <w:r>
-              <w:rPr>
-                <w:rtl w:val="0"/>
-              </w:rPr>
-              <w:t xml:space="preserve">Como residente, quiero eliminar mi vivienda, para quitar información incorrecta o innecesaria.</w:t>
+            </w:r>
+          </w:p>
+        </w:tc>
+        <w:tc>
+          <w:tcPr>
+            <w:tcBorders>
+              <w:top w:color="cccccc" w:space="0" w:sz="6" w:val="single"/>
+              <w:left w:color="cccccc" w:space="0" w:sz="6" w:val="single"/>
+              <w:bottom w:color="cccccc" w:space="0" w:sz="6" w:val="single"/>
+              <w:right w:color="cccccc" w:space="0" w:sz="6" w:val="single"/>
+            </w:tcBorders>
+            <w:shd w:fill="auto" w:val="clear"/>
+            <w:tcMar>
+              <w:top w:w="0.0" w:type="dxa"/>
+              <w:left w:w="40.0" w:type="dxa"/>
+              <w:bottom w:w="0.0" w:type="dxa"/>
+              <w:right w:w="40.0" w:type="dxa"/>
+            </w:tcMar>
+            <w:vAlign w:val="bottom"/>
+          </w:tcPr>
+          <w:p>
+            <w:pPr>
+              <w:widowControl w:val="0"/>
+              <w:spacing w:after="0" w:line="276" w:lineRule="auto"/>
+              <w:rPr/>
+            </w:pPr>
+            <w:r>
+              <w:rPr>
+                <w:rtl w:val="0"/>
+              </w:rPr>
             </w:r>
           </w:p>
         </w:tc>
@@ -4491,12 +4842,44 @@
         </w:trPr>
         <w:tc>
           <w:tcPr>
+            <w:vMerge w:val="continue"/>
             <w:tcBorders>
               <w:top w:color="cccccc" w:space="0" w:sz="6" w:val="single"/>
               <w:left w:color="000000" w:space="0" w:sz="6" w:val="single"/>
-              <w:bottom w:color="cccccc" w:space="0" w:sz="6" w:val="single"/>
-              <w:right w:color="000000" w:space="0" w:sz="6" w:val="single"/>
-            </w:tcBorders>
+              <w:bottom w:color="000000" w:space="0" w:sz="6" w:val="single"/>
+              <w:right w:color="000000" w:space="0" w:sz="6" w:val="single"/>
+            </w:tcBorders>
+            <w:shd w:fill="auto" w:val="clear"/>
+            <w:tcMar>
+              <w:top w:w="100.0" w:type="dxa"/>
+              <w:left w:w="100.0" w:type="dxa"/>
+              <w:bottom w:w="100.0" w:type="dxa"/>
+              <w:right w:w="100.0" w:type="dxa"/>
+            </w:tcMar>
+            <w:vAlign w:val="top"/>
+          </w:tcPr>
+          <w:p>
+            <w:pPr>
+              <w:widowControl w:val="0"/>
+              <w:spacing w:after="0" w:line="276" w:lineRule="auto"/>
+              <w:rPr/>
+            </w:pPr>
+            <w:r>
+              <w:rPr>
+                <w:rtl w:val="0"/>
+              </w:rPr>
+            </w:r>
+          </w:p>
+        </w:tc>
+        <w:tc>
+          <w:tcPr>
+            <w:tcBorders>
+              <w:top w:color="cccccc" w:space="0" w:sz="6" w:val="single"/>
+              <w:left w:color="cccccc" w:space="0" w:sz="6" w:val="single"/>
+              <w:bottom w:color="cccccc" w:space="0" w:sz="6" w:val="single"/>
+              <w:right w:color="000000" w:space="0" w:sz="6" w:val="single"/>
+            </w:tcBorders>
+            <w:shd w:fill="auto" w:val="clear"/>
             <w:tcMar>
               <w:top w:w="0.0" w:type="dxa"/>
               <w:left w:w="40.0" w:type="dxa"/>
@@ -4509,25 +4892,56 @@
             <w:pPr>
               <w:widowControl w:val="0"/>
               <w:spacing w:after="0" w:line="276" w:lineRule="auto"/>
-              <w:jc w:val="center"/>
-              <w:rPr/>
-            </w:pPr>
-            <w:r>
-              <w:rPr>
-                <w:rtl w:val="0"/>
-              </w:rPr>
-              <w:t xml:space="preserve">E-01</w:t>
-            </w:r>
-          </w:p>
-        </w:tc>
-        <w:tc>
-          <w:tcPr>
-            <w:tcBorders>
-              <w:top w:color="cccccc" w:space="0" w:sz="6" w:val="single"/>
-              <w:left w:color="cccccc" w:space="0" w:sz="6" w:val="single"/>
-              <w:bottom w:color="cccccc" w:space="0" w:sz="6" w:val="single"/>
-              <w:right w:color="000000" w:space="0" w:sz="6" w:val="single"/>
-            </w:tcBorders>
+              <w:rPr/>
+            </w:pPr>
+            <w:r>
+              <w:rPr>
+                <w:rtl w:val="0"/>
+              </w:rPr>
+              <w:t xml:space="preserve">HU-06</w:t>
+            </w:r>
+          </w:p>
+        </w:tc>
+        <w:tc>
+          <w:tcPr>
+            <w:tcBorders>
+              <w:top w:color="cccccc" w:space="0" w:sz="6" w:val="single"/>
+              <w:left w:color="cccccc" w:space="0" w:sz="6" w:val="single"/>
+              <w:bottom w:color="cccccc" w:space="0" w:sz="6" w:val="single"/>
+              <w:right w:color="000000" w:space="0" w:sz="6" w:val="single"/>
+            </w:tcBorders>
+            <w:shd w:fill="auto" w:val="clear"/>
+            <w:tcMar>
+              <w:top w:w="0.0" w:type="dxa"/>
+              <w:left w:w="40.0" w:type="dxa"/>
+              <w:bottom w:w="0.0" w:type="dxa"/>
+              <w:right w:w="40.0" w:type="dxa"/>
+            </w:tcMar>
+            <w:vAlign w:val="center"/>
+          </w:tcPr>
+          <w:p>
+            <w:pPr>
+              <w:widowControl w:val="0"/>
+              <w:spacing w:after="0" w:line="276" w:lineRule="auto"/>
+              <w:rPr/>
+            </w:pPr>
+            <w:r>
+              <w:rPr>
+                <w:rtl w:val="0"/>
+              </w:rPr>
+              <w:t xml:space="preserve">Como residente, quiero registrar materiales peligrosos en mi vivienda, para alertar a bomberos.</w:t>
+            </w:r>
+          </w:p>
+        </w:tc>
+        <w:tc>
+          <w:tcPr>
+            <w:tcBorders>
+              <w:top w:color="cccccc" w:space="0" w:sz="6" w:val="single"/>
+              <w:left w:color="cccccc" w:space="0" w:sz="6" w:val="single"/>
+              <w:bottom w:color="cccccc" w:space="0" w:sz="6" w:val="single"/>
+              <w:right w:color="000000" w:space="0" w:sz="6" w:val="single"/>
+            </w:tcBorders>
+            <w:shd w:fill="ffe599" w:val="clear"/>
             <w:tcMar>
               <w:top w:w="0.0" w:type="dxa"/>
               <w:left w:w="40.0" w:type="dxa"/>
@@ -4546,37 +4960,36 @@
               <w:rPr>
                 <w:rtl w:val="0"/>
               </w:rPr>
-              <w:t xml:space="preserve">HU-06</w:t>
-            </w:r>
-          </w:p>
-        </w:tc>
-        <w:tc>
-          <w:tcPr>
-            <w:tcBorders>
-              <w:top w:color="cccccc" w:space="0" w:sz="6" w:val="single"/>
-              <w:left w:color="cccccc" w:space="0" w:sz="6" w:val="single"/>
-              <w:bottom w:color="cccccc" w:space="0" w:sz="6" w:val="single"/>
-              <w:right w:color="000000" w:space="0" w:sz="6" w:val="single"/>
-            </w:tcBorders>
-            <w:tcMar>
-              <w:top w:w="0.0" w:type="dxa"/>
-              <w:left w:w="40.0" w:type="dxa"/>
-              <w:bottom w:w="0.0" w:type="dxa"/>
-              <w:right w:w="40.0" w:type="dxa"/>
-            </w:tcMar>
-            <w:vAlign w:val="center"/>
-          </w:tcPr>
-          <w:p>
-            <w:pPr>
-              <w:widowControl w:val="0"/>
-              <w:spacing w:after="0" w:line="276" w:lineRule="auto"/>
-              <w:rPr/>
-            </w:pPr>
-            <w:r>
-              <w:rPr>
-                <w:rtl w:val="0"/>
-              </w:rPr>
-              <w:t xml:space="preserve">Como residente, quiero registrar materiales peligrosos en mi vivienda, para alertar a bomberos.</w:t>
+            </w:r>
+          </w:p>
+        </w:tc>
+        <w:tc>
+          <w:tcPr>
+            <w:tcBorders>
+              <w:top w:color="cccccc" w:space="0" w:sz="6" w:val="single"/>
+              <w:left w:color="cccccc" w:space="0" w:sz="6" w:val="single"/>
+              <w:bottom w:color="cccccc" w:space="0" w:sz="6" w:val="single"/>
+              <w:right w:color="cccccc" w:space="0" w:sz="6" w:val="single"/>
+            </w:tcBorders>
+            <w:shd w:fill="auto" w:val="clear"/>
+            <w:tcMar>
+              <w:top w:w="0.0" w:type="dxa"/>
+              <w:left w:w="40.0" w:type="dxa"/>
+              <w:bottom w:w="0.0" w:type="dxa"/>
+              <w:right w:w="40.0" w:type="dxa"/>
+            </w:tcMar>
+            <w:vAlign w:val="bottom"/>
+          </w:tcPr>
+          <w:p>
+            <w:pPr>
+              <w:widowControl w:val="0"/>
+              <w:spacing w:after="0" w:line="276" w:lineRule="auto"/>
+              <w:rPr/>
+            </w:pPr>
+            <w:r>
+              <w:rPr>
+                <w:rtl w:val="0"/>
+              </w:rPr>
             </w:r>
           </w:p>
         </w:tc>
@@ -4589,12 +5002,44 @@
         </w:trPr>
         <w:tc>
           <w:tcPr>
+            <w:vMerge w:val="continue"/>
             <w:tcBorders>
               <w:top w:color="cccccc" w:space="0" w:sz="6" w:val="single"/>
               <w:left w:color="000000" w:space="0" w:sz="6" w:val="single"/>
-              <w:bottom w:color="cccccc" w:space="0" w:sz="6" w:val="single"/>
-              <w:right w:color="000000" w:space="0" w:sz="6" w:val="single"/>
-            </w:tcBorders>
+              <w:bottom w:color="000000" w:space="0" w:sz="6" w:val="single"/>
+              <w:right w:color="000000" w:space="0" w:sz="6" w:val="single"/>
+            </w:tcBorders>
+            <w:shd w:fill="auto" w:val="clear"/>
+            <w:tcMar>
+              <w:top w:w="100.0" w:type="dxa"/>
+              <w:left w:w="100.0" w:type="dxa"/>
+              <w:bottom w:w="100.0" w:type="dxa"/>
+              <w:right w:w="100.0" w:type="dxa"/>
+            </w:tcMar>
+            <w:vAlign w:val="top"/>
+          </w:tcPr>
+          <w:p>
+            <w:pPr>
+              <w:widowControl w:val="0"/>
+              <w:spacing w:after="0" w:line="276" w:lineRule="auto"/>
+              <w:rPr/>
+            </w:pPr>
+            <w:r>
+              <w:rPr>
+                <w:rtl w:val="0"/>
+              </w:rPr>
+            </w:r>
+          </w:p>
+        </w:tc>
+        <w:tc>
+          <w:tcPr>
+            <w:tcBorders>
+              <w:top w:color="cccccc" w:space="0" w:sz="6" w:val="single"/>
+              <w:left w:color="cccccc" w:space="0" w:sz="6" w:val="single"/>
+              <w:bottom w:color="cccccc" w:space="0" w:sz="6" w:val="single"/>
+              <w:right w:color="000000" w:space="0" w:sz="6" w:val="single"/>
+            </w:tcBorders>
+            <w:shd w:fill="auto" w:val="clear"/>
             <w:tcMar>
               <w:top w:w="0.0" w:type="dxa"/>
               <w:left w:w="40.0" w:type="dxa"/>
@@ -4607,25 +5052,56 @@
             <w:pPr>
               <w:widowControl w:val="0"/>
               <w:spacing w:after="0" w:line="276" w:lineRule="auto"/>
-              <w:jc w:val="center"/>
-              <w:rPr/>
-            </w:pPr>
-            <w:r>
-              <w:rPr>
-                <w:rtl w:val="0"/>
-              </w:rPr>
-              <w:t xml:space="preserve">E-01</w:t>
-            </w:r>
-          </w:p>
-        </w:tc>
-        <w:tc>
-          <w:tcPr>
-            <w:tcBorders>
-              <w:top w:color="cccccc" w:space="0" w:sz="6" w:val="single"/>
-              <w:left w:color="cccccc" w:space="0" w:sz="6" w:val="single"/>
-              <w:bottom w:color="cccccc" w:space="0" w:sz="6" w:val="single"/>
-              <w:right w:color="000000" w:space="0" w:sz="6" w:val="single"/>
-            </w:tcBorders>
+              <w:rPr/>
+            </w:pPr>
+            <w:r>
+              <w:rPr>
+                <w:rtl w:val="0"/>
+              </w:rPr>
+              <w:t xml:space="preserve">HU-07</w:t>
+            </w:r>
+          </w:p>
+        </w:tc>
+        <w:tc>
+          <w:tcPr>
+            <w:tcBorders>
+              <w:top w:color="cccccc" w:space="0" w:sz="6" w:val="single"/>
+              <w:left w:color="cccccc" w:space="0" w:sz="6" w:val="single"/>
+              <w:bottom w:color="cccccc" w:space="0" w:sz="6" w:val="single"/>
+              <w:right w:color="000000" w:space="0" w:sz="6" w:val="single"/>
+            </w:tcBorders>
+            <w:shd w:fill="auto" w:val="clear"/>
+            <w:tcMar>
+              <w:top w:w="0.0" w:type="dxa"/>
+              <w:left w:w="40.0" w:type="dxa"/>
+              <w:bottom w:w="0.0" w:type="dxa"/>
+              <w:right w:w="40.0" w:type="dxa"/>
+            </w:tcMar>
+            <w:vAlign w:val="center"/>
+          </w:tcPr>
+          <w:p>
+            <w:pPr>
+              <w:widowControl w:val="0"/>
+              <w:spacing w:after="0" w:line="276" w:lineRule="auto"/>
+              <w:rPr/>
+            </w:pPr>
+            <w:r>
+              <w:rPr>
+                <w:rtl w:val="0"/>
+              </w:rPr>
+              <w:t xml:space="preserve">Como residente, quiero actualizar materiales peligrosos, para reflejar cambios en mi vivienda.</w:t>
+            </w:r>
+          </w:p>
+        </w:tc>
+        <w:tc>
+          <w:tcPr>
+            <w:tcBorders>
+              <w:top w:color="cccccc" w:space="0" w:sz="6" w:val="single"/>
+              <w:left w:color="cccccc" w:space="0" w:sz="6" w:val="single"/>
+              <w:bottom w:color="cccccc" w:space="0" w:sz="6" w:val="single"/>
+              <w:right w:color="000000" w:space="0" w:sz="6" w:val="single"/>
+            </w:tcBorders>
+            <w:shd w:fill="ffe599" w:val="clear"/>
             <w:tcMar>
               <w:top w:w="0.0" w:type="dxa"/>
               <w:left w:w="40.0" w:type="dxa"/>
@@ -4644,37 +5120,36 @@
               <w:rPr>
                 <w:rtl w:val="0"/>
               </w:rPr>
-              <w:t xml:space="preserve">HU-07</w:t>
-            </w:r>
-          </w:p>
-        </w:tc>
-        <w:tc>
-          <w:tcPr>
-            <w:tcBorders>
-              <w:top w:color="cccccc" w:space="0" w:sz="6" w:val="single"/>
-              <w:left w:color="cccccc" w:space="0" w:sz="6" w:val="single"/>
-              <w:bottom w:color="cccccc" w:space="0" w:sz="6" w:val="single"/>
-              <w:right w:color="000000" w:space="0" w:sz="6" w:val="single"/>
-            </w:tcBorders>
-            <w:tcMar>
-              <w:top w:w="0.0" w:type="dxa"/>
-              <w:left w:w="40.0" w:type="dxa"/>
-              <w:bottom w:w="0.0" w:type="dxa"/>
-              <w:right w:w="40.0" w:type="dxa"/>
-            </w:tcMar>
-            <w:vAlign w:val="center"/>
-          </w:tcPr>
-          <w:p>
-            <w:pPr>
-              <w:widowControl w:val="0"/>
-              <w:spacing w:after="0" w:line="276" w:lineRule="auto"/>
-              <w:rPr/>
-            </w:pPr>
-            <w:r>
-              <w:rPr>
-                <w:rtl w:val="0"/>
-              </w:rPr>
-              <w:t xml:space="preserve">Como residente, quiero actualizar materiales peligrosos, para reflejar cambios en mi vivienda.</w:t>
+            </w:r>
+          </w:p>
+        </w:tc>
+        <w:tc>
+          <w:tcPr>
+            <w:tcBorders>
+              <w:top w:color="cccccc" w:space="0" w:sz="6" w:val="single"/>
+              <w:left w:color="cccccc" w:space="0" w:sz="6" w:val="single"/>
+              <w:bottom w:color="cccccc" w:space="0" w:sz="6" w:val="single"/>
+              <w:right w:color="cccccc" w:space="0" w:sz="6" w:val="single"/>
+            </w:tcBorders>
+            <w:shd w:fill="auto" w:val="clear"/>
+            <w:tcMar>
+              <w:top w:w="0.0" w:type="dxa"/>
+              <w:left w:w="40.0" w:type="dxa"/>
+              <w:bottom w:w="0.0" w:type="dxa"/>
+              <w:right w:w="40.0" w:type="dxa"/>
+            </w:tcMar>
+            <w:vAlign w:val="bottom"/>
+          </w:tcPr>
+          <w:p>
+            <w:pPr>
+              <w:widowControl w:val="0"/>
+              <w:spacing w:after="0" w:line="276" w:lineRule="auto"/>
+              <w:rPr/>
+            </w:pPr>
+            <w:r>
+              <w:rPr>
+                <w:rtl w:val="0"/>
+              </w:rPr>
             </w:r>
           </w:p>
         </w:tc>
@@ -4687,12 +5162,44 @@
         </w:trPr>
         <w:tc>
           <w:tcPr>
+            <w:vMerge w:val="continue"/>
             <w:tcBorders>
               <w:top w:color="cccccc" w:space="0" w:sz="6" w:val="single"/>
               <w:left w:color="000000" w:space="0" w:sz="6" w:val="single"/>
-              <w:bottom w:color="cccccc" w:space="0" w:sz="6" w:val="single"/>
-              <w:right w:color="000000" w:space="0" w:sz="6" w:val="single"/>
-            </w:tcBorders>
+              <w:bottom w:color="000000" w:space="0" w:sz="6" w:val="single"/>
+              <w:right w:color="000000" w:space="0" w:sz="6" w:val="single"/>
+            </w:tcBorders>
+            <w:shd w:fill="auto" w:val="clear"/>
+            <w:tcMar>
+              <w:top w:w="100.0" w:type="dxa"/>
+              <w:left w:w="100.0" w:type="dxa"/>
+              <w:bottom w:w="100.0" w:type="dxa"/>
+              <w:right w:w="100.0" w:type="dxa"/>
+            </w:tcMar>
+            <w:vAlign w:val="top"/>
+          </w:tcPr>
+          <w:p>
+            <w:pPr>
+              <w:widowControl w:val="0"/>
+              <w:spacing w:after="0" w:line="276" w:lineRule="auto"/>
+              <w:rPr/>
+            </w:pPr>
+            <w:r>
+              <w:rPr>
+                <w:rtl w:val="0"/>
+              </w:rPr>
+            </w:r>
+          </w:p>
+        </w:tc>
+        <w:tc>
+          <w:tcPr>
+            <w:tcBorders>
+              <w:top w:color="cccccc" w:space="0" w:sz="6" w:val="single"/>
+              <w:left w:color="cccccc" w:space="0" w:sz="6" w:val="single"/>
+              <w:bottom w:color="cccccc" w:space="0" w:sz="6" w:val="single"/>
+              <w:right w:color="000000" w:space="0" w:sz="6" w:val="single"/>
+            </w:tcBorders>
+            <w:shd w:fill="auto" w:val="clear"/>
             <w:tcMar>
               <w:top w:w="0.0" w:type="dxa"/>
               <w:left w:w="40.0" w:type="dxa"/>
@@ -4705,25 +5212,56 @@
             <w:pPr>
               <w:widowControl w:val="0"/>
               <w:spacing w:after="0" w:line="276" w:lineRule="auto"/>
-              <w:jc w:val="center"/>
-              <w:rPr/>
-            </w:pPr>
-            <w:r>
-              <w:rPr>
-                <w:rtl w:val="0"/>
-              </w:rPr>
-              <w:t xml:space="preserve">E-01</w:t>
-            </w:r>
-          </w:p>
-        </w:tc>
-        <w:tc>
-          <w:tcPr>
-            <w:tcBorders>
-              <w:top w:color="cccccc" w:space="0" w:sz="6" w:val="single"/>
-              <w:left w:color="cccccc" w:space="0" w:sz="6" w:val="single"/>
-              <w:bottom w:color="cccccc" w:space="0" w:sz="6" w:val="single"/>
-              <w:right w:color="000000" w:space="0" w:sz="6" w:val="single"/>
-            </w:tcBorders>
+              <w:rPr/>
+            </w:pPr>
+            <w:r>
+              <w:rPr>
+                <w:rtl w:val="0"/>
+              </w:rPr>
+              <w:t xml:space="preserve">HU-08</w:t>
+            </w:r>
+          </w:p>
+        </w:tc>
+        <w:tc>
+          <w:tcPr>
+            <w:tcBorders>
+              <w:top w:color="cccccc" w:space="0" w:sz="6" w:val="single"/>
+              <w:left w:color="cccccc" w:space="0" w:sz="6" w:val="single"/>
+              <w:bottom w:color="cccccc" w:space="0" w:sz="6" w:val="single"/>
+              <w:right w:color="000000" w:space="0" w:sz="6" w:val="single"/>
+            </w:tcBorders>
+            <w:shd w:fill="auto" w:val="clear"/>
+            <w:tcMar>
+              <w:top w:w="0.0" w:type="dxa"/>
+              <w:left w:w="40.0" w:type="dxa"/>
+              <w:bottom w:w="0.0" w:type="dxa"/>
+              <w:right w:w="40.0" w:type="dxa"/>
+            </w:tcMar>
+            <w:vAlign w:val="center"/>
+          </w:tcPr>
+          <w:p>
+            <w:pPr>
+              <w:widowControl w:val="0"/>
+              <w:spacing w:after="0" w:line="276" w:lineRule="auto"/>
+              <w:rPr/>
+            </w:pPr>
+            <w:r>
+              <w:rPr>
+                <w:rtl w:val="0"/>
+              </w:rPr>
+              <w:t xml:space="preserve">Como residente, quiero eliminar materiales peligrosos, para mantener información correcta.</w:t>
+            </w:r>
+          </w:p>
+        </w:tc>
+        <w:tc>
+          <w:tcPr>
+            <w:tcBorders>
+              <w:top w:color="cccccc" w:space="0" w:sz="6" w:val="single"/>
+              <w:left w:color="cccccc" w:space="0" w:sz="6" w:val="single"/>
+              <w:bottom w:color="cccccc" w:space="0" w:sz="6" w:val="single"/>
+              <w:right w:color="000000" w:space="0" w:sz="6" w:val="single"/>
+            </w:tcBorders>
+            <w:shd w:fill="ffe599" w:val="clear"/>
             <w:tcMar>
               <w:top w:w="0.0" w:type="dxa"/>
               <w:left w:w="40.0" w:type="dxa"/>
@@ -4742,37 +5280,36 @@
               <w:rPr>
                 <w:rtl w:val="0"/>
               </w:rPr>
-              <w:t xml:space="preserve">HU-08</w:t>
-            </w:r>
-          </w:p>
-        </w:tc>
-        <w:tc>
-          <w:tcPr>
-            <w:tcBorders>
-              <w:top w:color="cccccc" w:space="0" w:sz="6" w:val="single"/>
-              <w:left w:color="cccccc" w:space="0" w:sz="6" w:val="single"/>
-              <w:bottom w:color="cccccc" w:space="0" w:sz="6" w:val="single"/>
-              <w:right w:color="000000" w:space="0" w:sz="6" w:val="single"/>
-            </w:tcBorders>
-            <w:tcMar>
-              <w:top w:w="0.0" w:type="dxa"/>
-              <w:left w:w="40.0" w:type="dxa"/>
-              <w:bottom w:w="0.0" w:type="dxa"/>
-              <w:right w:w="40.0" w:type="dxa"/>
-            </w:tcMar>
-            <w:vAlign w:val="center"/>
-          </w:tcPr>
-          <w:p>
-            <w:pPr>
-              <w:widowControl w:val="0"/>
-              <w:spacing w:after="0" w:line="276" w:lineRule="auto"/>
-              <w:rPr/>
-            </w:pPr>
-            <w:r>
-              <w:rPr>
-                <w:rtl w:val="0"/>
-              </w:rPr>
-              <w:t xml:space="preserve">Como residente, quiero eliminar materiales peligrosos, para mantener información correcta.</w:t>
+            </w:r>
+          </w:p>
+        </w:tc>
+        <w:tc>
+          <w:tcPr>
+            <w:tcBorders>
+              <w:top w:color="cccccc" w:space="0" w:sz="6" w:val="single"/>
+              <w:left w:color="cccccc" w:space="0" w:sz="6" w:val="single"/>
+              <w:bottom w:color="cccccc" w:space="0" w:sz="6" w:val="single"/>
+              <w:right w:color="cccccc" w:space="0" w:sz="6" w:val="single"/>
+            </w:tcBorders>
+            <w:shd w:fill="auto" w:val="clear"/>
+            <w:tcMar>
+              <w:top w:w="0.0" w:type="dxa"/>
+              <w:left w:w="40.0" w:type="dxa"/>
+              <w:bottom w:w="0.0" w:type="dxa"/>
+              <w:right w:w="40.0" w:type="dxa"/>
+            </w:tcMar>
+            <w:vAlign w:val="bottom"/>
+          </w:tcPr>
+          <w:p>
+            <w:pPr>
+              <w:widowControl w:val="0"/>
+              <w:spacing w:after="0" w:line="276" w:lineRule="auto"/>
+              <w:rPr/>
+            </w:pPr>
+            <w:r>
+              <w:rPr>
+                <w:rtl w:val="0"/>
+              </w:rPr>
             </w:r>
           </w:p>
         </w:tc>
@@ -4780,17 +5317,49 @@
       <w:tr>
         <w:trPr>
           <w:cantSplit w:val="0"/>
-          <w:trHeight w:val="300" w:hRule="atLeast"/>
+          <w:trHeight w:val="285" w:hRule="atLeast"/>
           <w:tblHeader w:val="0"/>
         </w:trPr>
         <w:tc>
           <w:tcPr>
+            <w:vMerge w:val="continue"/>
             <w:tcBorders>
               <w:top w:color="cccccc" w:space="0" w:sz="6" w:val="single"/>
               <w:left w:color="000000" w:space="0" w:sz="6" w:val="single"/>
-              <w:bottom w:color="cccccc" w:space="0" w:sz="6" w:val="single"/>
-              <w:right w:color="000000" w:space="0" w:sz="6" w:val="single"/>
-            </w:tcBorders>
+              <w:bottom w:color="000000" w:space="0" w:sz="6" w:val="single"/>
+              <w:right w:color="000000" w:space="0" w:sz="6" w:val="single"/>
+            </w:tcBorders>
+            <w:shd w:fill="auto" w:val="clear"/>
+            <w:tcMar>
+              <w:top w:w="100.0" w:type="dxa"/>
+              <w:left w:w="100.0" w:type="dxa"/>
+              <w:bottom w:w="100.0" w:type="dxa"/>
+              <w:right w:w="100.0" w:type="dxa"/>
+            </w:tcMar>
+            <w:vAlign w:val="top"/>
+          </w:tcPr>
+          <w:p>
+            <w:pPr>
+              <w:widowControl w:val="0"/>
+              <w:spacing w:after="0" w:line="276" w:lineRule="auto"/>
+              <w:rPr/>
+            </w:pPr>
+            <w:r>
+              <w:rPr>
+                <w:rtl w:val="0"/>
+              </w:rPr>
+            </w:r>
+          </w:p>
+        </w:tc>
+        <w:tc>
+          <w:tcPr>
+            <w:tcBorders>
+              <w:top w:color="cccccc" w:space="0" w:sz="6" w:val="single"/>
+              <w:left w:color="cccccc" w:space="0" w:sz="6" w:val="single"/>
+              <w:bottom w:color="cccccc" w:space="0" w:sz="6" w:val="single"/>
+              <w:right w:color="000000" w:space="0" w:sz="6" w:val="single"/>
+            </w:tcBorders>
+            <w:shd w:fill="auto" w:val="clear"/>
             <w:tcMar>
               <w:top w:w="0.0" w:type="dxa"/>
               <w:left w:w="40.0" w:type="dxa"/>
@@ -4803,25 +5372,56 @@
             <w:pPr>
               <w:widowControl w:val="0"/>
               <w:spacing w:after="0" w:line="276" w:lineRule="auto"/>
-              <w:jc w:val="center"/>
-              <w:rPr/>
-            </w:pPr>
-            <w:r>
-              <w:rPr>
-                <w:rtl w:val="0"/>
-              </w:rPr>
-              <w:t xml:space="preserve">E-01</w:t>
-            </w:r>
-          </w:p>
-        </w:tc>
-        <w:tc>
-          <w:tcPr>
-            <w:tcBorders>
-              <w:top w:color="cccccc" w:space="0" w:sz="6" w:val="single"/>
-              <w:left w:color="cccccc" w:space="0" w:sz="6" w:val="single"/>
-              <w:bottom w:color="cccccc" w:space="0" w:sz="6" w:val="single"/>
-              <w:right w:color="000000" w:space="0" w:sz="6" w:val="single"/>
-            </w:tcBorders>
+              <w:rPr/>
+            </w:pPr>
+            <w:r>
+              <w:rPr>
+                <w:rtl w:val="0"/>
+              </w:rPr>
+              <w:t xml:space="preserve">HU-09</w:t>
+            </w:r>
+          </w:p>
+        </w:tc>
+        <w:tc>
+          <w:tcPr>
+            <w:tcBorders>
+              <w:top w:color="cccccc" w:space="0" w:sz="6" w:val="single"/>
+              <w:left w:color="cccccc" w:space="0" w:sz="6" w:val="single"/>
+              <w:bottom w:color="cccccc" w:space="0" w:sz="6" w:val="single"/>
+              <w:right w:color="000000" w:space="0" w:sz="6" w:val="single"/>
+            </w:tcBorders>
+            <w:shd w:fill="auto" w:val="clear"/>
+            <w:tcMar>
+              <w:top w:w="0.0" w:type="dxa"/>
+              <w:left w:w="40.0" w:type="dxa"/>
+              <w:bottom w:w="0.0" w:type="dxa"/>
+              <w:right w:w="40.0" w:type="dxa"/>
+            </w:tcMar>
+            <w:vAlign w:val="center"/>
+          </w:tcPr>
+          <w:p>
+            <w:pPr>
+              <w:widowControl w:val="0"/>
+              <w:spacing w:after="0" w:line="276" w:lineRule="auto"/>
+              <w:rPr/>
+            </w:pPr>
+            <w:r>
+              <w:rPr>
+                <w:rtl w:val="0"/>
+              </w:rPr>
+              <w:t xml:space="preserve">Como residente, quiero registrar integrantes de mi hogar, para facilitar su rescate.</w:t>
+            </w:r>
+          </w:p>
+        </w:tc>
+        <w:tc>
+          <w:tcPr>
+            <w:tcBorders>
+              <w:top w:color="cccccc" w:space="0" w:sz="6" w:val="single"/>
+              <w:left w:color="cccccc" w:space="0" w:sz="6" w:val="single"/>
+              <w:bottom w:color="cccccc" w:space="0" w:sz="6" w:val="single"/>
+              <w:right w:color="000000" w:space="0" w:sz="6" w:val="single"/>
+            </w:tcBorders>
+            <w:shd w:fill="ffe599" w:val="clear"/>
             <w:tcMar>
               <w:top w:w="0.0" w:type="dxa"/>
               <w:left w:w="40.0" w:type="dxa"/>
@@ -4840,37 +5440,36 @@
               <w:rPr>
                 <w:rtl w:val="0"/>
               </w:rPr>
-              <w:t xml:space="preserve">HU-09</w:t>
-            </w:r>
-          </w:p>
-        </w:tc>
-        <w:tc>
-          <w:tcPr>
-            <w:tcBorders>
-              <w:top w:color="cccccc" w:space="0" w:sz="6" w:val="single"/>
-              <w:left w:color="cccccc" w:space="0" w:sz="6" w:val="single"/>
-              <w:bottom w:color="cccccc" w:space="0" w:sz="6" w:val="single"/>
-              <w:right w:color="000000" w:space="0" w:sz="6" w:val="single"/>
-            </w:tcBorders>
-            <w:tcMar>
-              <w:top w:w="0.0" w:type="dxa"/>
-              <w:left w:w="40.0" w:type="dxa"/>
-              <w:bottom w:w="0.0" w:type="dxa"/>
-              <w:right w:w="40.0" w:type="dxa"/>
-            </w:tcMar>
-            <w:vAlign w:val="center"/>
-          </w:tcPr>
-          <w:p>
-            <w:pPr>
-              <w:widowControl w:val="0"/>
-              <w:spacing w:after="0" w:line="276" w:lineRule="auto"/>
-              <w:rPr/>
-            </w:pPr>
-            <w:r>
-              <w:rPr>
-                <w:rtl w:val="0"/>
-              </w:rPr>
-              <w:t xml:space="preserve">Como residente, quiero registrar integrantes de mi hogar, para facilitar su rescate.</w:t>
+            </w:r>
+          </w:p>
+        </w:tc>
+        <w:tc>
+          <w:tcPr>
+            <w:tcBorders>
+              <w:top w:color="cccccc" w:space="0" w:sz="6" w:val="single"/>
+              <w:left w:color="cccccc" w:space="0" w:sz="6" w:val="single"/>
+              <w:bottom w:color="cccccc" w:space="0" w:sz="6" w:val="single"/>
+              <w:right w:color="cccccc" w:space="0" w:sz="6" w:val="single"/>
+            </w:tcBorders>
+            <w:shd w:fill="auto" w:val="clear"/>
+            <w:tcMar>
+              <w:top w:w="0.0" w:type="dxa"/>
+              <w:left w:w="40.0" w:type="dxa"/>
+              <w:bottom w:w="0.0" w:type="dxa"/>
+              <w:right w:w="40.0" w:type="dxa"/>
+            </w:tcMar>
+            <w:vAlign w:val="bottom"/>
+          </w:tcPr>
+          <w:p>
+            <w:pPr>
+              <w:widowControl w:val="0"/>
+              <w:spacing w:after="0" w:line="276" w:lineRule="auto"/>
+              <w:rPr/>
+            </w:pPr>
+            <w:r>
+              <w:rPr>
+                <w:rtl w:val="0"/>
+              </w:rPr>
             </w:r>
           </w:p>
         </w:tc>
@@ -4883,12 +5482,44 @@
         </w:trPr>
         <w:tc>
           <w:tcPr>
+            <w:vMerge w:val="continue"/>
             <w:tcBorders>
               <w:top w:color="cccccc" w:space="0" w:sz="6" w:val="single"/>
               <w:left w:color="000000" w:space="0" w:sz="6" w:val="single"/>
-              <w:bottom w:color="cccccc" w:space="0" w:sz="6" w:val="single"/>
-              <w:right w:color="000000" w:space="0" w:sz="6" w:val="single"/>
-            </w:tcBorders>
+              <w:bottom w:color="000000" w:space="0" w:sz="6" w:val="single"/>
+              <w:right w:color="000000" w:space="0" w:sz="6" w:val="single"/>
+            </w:tcBorders>
+            <w:shd w:fill="auto" w:val="clear"/>
+            <w:tcMar>
+              <w:top w:w="100.0" w:type="dxa"/>
+              <w:left w:w="100.0" w:type="dxa"/>
+              <w:bottom w:w="100.0" w:type="dxa"/>
+              <w:right w:w="100.0" w:type="dxa"/>
+            </w:tcMar>
+            <w:vAlign w:val="top"/>
+          </w:tcPr>
+          <w:p>
+            <w:pPr>
+              <w:widowControl w:val="0"/>
+              <w:spacing w:after="0" w:line="276" w:lineRule="auto"/>
+              <w:rPr/>
+            </w:pPr>
+            <w:r>
+              <w:rPr>
+                <w:rtl w:val="0"/>
+              </w:rPr>
+            </w:r>
+          </w:p>
+        </w:tc>
+        <w:tc>
+          <w:tcPr>
+            <w:tcBorders>
+              <w:top w:color="cccccc" w:space="0" w:sz="6" w:val="single"/>
+              <w:left w:color="cccccc" w:space="0" w:sz="6" w:val="single"/>
+              <w:bottom w:color="cccccc" w:space="0" w:sz="6" w:val="single"/>
+              <w:right w:color="000000" w:space="0" w:sz="6" w:val="single"/>
+            </w:tcBorders>
+            <w:shd w:fill="auto" w:val="clear"/>
             <w:tcMar>
               <w:top w:w="0.0" w:type="dxa"/>
               <w:left w:w="40.0" w:type="dxa"/>
@@ -4901,25 +5532,56 @@
             <w:pPr>
               <w:widowControl w:val="0"/>
               <w:spacing w:after="0" w:line="276" w:lineRule="auto"/>
-              <w:jc w:val="center"/>
-              <w:rPr/>
-            </w:pPr>
-            <w:r>
-              <w:rPr>
-                <w:rtl w:val="0"/>
-              </w:rPr>
-              <w:t xml:space="preserve">E-01</w:t>
-            </w:r>
-          </w:p>
-        </w:tc>
-        <w:tc>
-          <w:tcPr>
-            <w:tcBorders>
-              <w:top w:color="cccccc" w:space="0" w:sz="6" w:val="single"/>
-              <w:left w:color="cccccc" w:space="0" w:sz="6" w:val="single"/>
-              <w:bottom w:color="cccccc" w:space="0" w:sz="6" w:val="single"/>
-              <w:right w:color="000000" w:space="0" w:sz="6" w:val="single"/>
-            </w:tcBorders>
+              <w:rPr/>
+            </w:pPr>
+            <w:r>
+              <w:rPr>
+                <w:rtl w:val="0"/>
+              </w:rPr>
+              <w:t xml:space="preserve">HU-10</w:t>
+            </w:r>
+          </w:p>
+        </w:tc>
+        <w:tc>
+          <w:tcPr>
+            <w:tcBorders>
+              <w:top w:color="cccccc" w:space="0" w:sz="6" w:val="single"/>
+              <w:left w:color="cccccc" w:space="0" w:sz="6" w:val="single"/>
+              <w:bottom w:color="cccccc" w:space="0" w:sz="6" w:val="single"/>
+              <w:right w:color="000000" w:space="0" w:sz="6" w:val="single"/>
+            </w:tcBorders>
+            <w:shd w:fill="auto" w:val="clear"/>
+            <w:tcMar>
+              <w:top w:w="0.0" w:type="dxa"/>
+              <w:left w:w="40.0" w:type="dxa"/>
+              <w:bottom w:w="0.0" w:type="dxa"/>
+              <w:right w:w="40.0" w:type="dxa"/>
+            </w:tcMar>
+            <w:vAlign w:val="center"/>
+          </w:tcPr>
+          <w:p>
+            <w:pPr>
+              <w:widowControl w:val="0"/>
+              <w:spacing w:after="0" w:line="276" w:lineRule="auto"/>
+              <w:rPr/>
+            </w:pPr>
+            <w:r>
+              <w:rPr>
+                <w:rtl w:val="0"/>
+              </w:rPr>
+              <w:t xml:space="preserve">Como residente, quiero actualizar los integrantes de mi hogar, para mantener los datos correctos.</w:t>
+            </w:r>
+          </w:p>
+        </w:tc>
+        <w:tc>
+          <w:tcPr>
+            <w:tcBorders>
+              <w:top w:color="cccccc" w:space="0" w:sz="6" w:val="single"/>
+              <w:left w:color="cccccc" w:space="0" w:sz="6" w:val="single"/>
+              <w:bottom w:color="cccccc" w:space="0" w:sz="6" w:val="single"/>
+              <w:right w:color="000000" w:space="0" w:sz="6" w:val="single"/>
+            </w:tcBorders>
+            <w:shd w:fill="ffe599" w:val="clear"/>
             <w:tcMar>
               <w:top w:w="0.0" w:type="dxa"/>
               <w:left w:w="40.0" w:type="dxa"/>
@@ -4938,37 +5600,36 @@
               <w:rPr>
                 <w:rtl w:val="0"/>
               </w:rPr>
-              <w:t xml:space="preserve">HU-10</w:t>
-            </w:r>
-          </w:p>
-        </w:tc>
-        <w:tc>
-          <w:tcPr>
-            <w:tcBorders>
-              <w:top w:color="cccccc" w:space="0" w:sz="6" w:val="single"/>
-              <w:left w:color="cccccc" w:space="0" w:sz="6" w:val="single"/>
-              <w:bottom w:color="cccccc" w:space="0" w:sz="6" w:val="single"/>
-              <w:right w:color="000000" w:space="0" w:sz="6" w:val="single"/>
-            </w:tcBorders>
-            <w:tcMar>
-              <w:top w:w="0.0" w:type="dxa"/>
-              <w:left w:w="40.0" w:type="dxa"/>
-              <w:bottom w:w="0.0" w:type="dxa"/>
-              <w:right w:w="40.0" w:type="dxa"/>
-            </w:tcMar>
-            <w:vAlign w:val="center"/>
-          </w:tcPr>
-          <w:p>
-            <w:pPr>
-              <w:widowControl w:val="0"/>
-              <w:spacing w:after="0" w:line="276" w:lineRule="auto"/>
-              <w:rPr/>
-            </w:pPr>
-            <w:r>
-              <w:rPr>
-                <w:rtl w:val="0"/>
-              </w:rPr>
-              <w:t xml:space="preserve">Como residente, quiero actualizar los integrantes de mi hogar, para mantener los datos correctos.</w:t>
+            </w:r>
+          </w:p>
+        </w:tc>
+        <w:tc>
+          <w:tcPr>
+            <w:tcBorders>
+              <w:top w:color="cccccc" w:space="0" w:sz="6" w:val="single"/>
+              <w:left w:color="cccccc" w:space="0" w:sz="6" w:val="single"/>
+              <w:bottom w:color="cccccc" w:space="0" w:sz="6" w:val="single"/>
+              <w:right w:color="cccccc" w:space="0" w:sz="6" w:val="single"/>
+            </w:tcBorders>
+            <w:shd w:fill="auto" w:val="clear"/>
+            <w:tcMar>
+              <w:top w:w="0.0" w:type="dxa"/>
+              <w:left w:w="40.0" w:type="dxa"/>
+              <w:bottom w:w="0.0" w:type="dxa"/>
+              <w:right w:w="40.0" w:type="dxa"/>
+            </w:tcMar>
+            <w:vAlign w:val="bottom"/>
+          </w:tcPr>
+          <w:p>
+            <w:pPr>
+              <w:widowControl w:val="0"/>
+              <w:spacing w:after="0" w:line="276" w:lineRule="auto"/>
+              <w:rPr/>
+            </w:pPr>
+            <w:r>
+              <w:rPr>
+                <w:rtl w:val="0"/>
+              </w:rPr>
             </w:r>
           </w:p>
         </w:tc>
@@ -4981,12 +5642,44 @@
         </w:trPr>
         <w:tc>
           <w:tcPr>
+            <w:vMerge w:val="continue"/>
             <w:tcBorders>
               <w:top w:color="cccccc" w:space="0" w:sz="6" w:val="single"/>
               <w:left w:color="000000" w:space="0" w:sz="6" w:val="single"/>
-              <w:bottom w:color="cccccc" w:space="0" w:sz="6" w:val="single"/>
-              <w:right w:color="000000" w:space="0" w:sz="6" w:val="single"/>
-            </w:tcBorders>
+              <w:bottom w:color="000000" w:space="0" w:sz="6" w:val="single"/>
+              <w:right w:color="000000" w:space="0" w:sz="6" w:val="single"/>
+            </w:tcBorders>
+            <w:shd w:fill="auto" w:val="clear"/>
+            <w:tcMar>
+              <w:top w:w="100.0" w:type="dxa"/>
+              <w:left w:w="100.0" w:type="dxa"/>
+              <w:bottom w:w="100.0" w:type="dxa"/>
+              <w:right w:w="100.0" w:type="dxa"/>
+            </w:tcMar>
+            <w:vAlign w:val="top"/>
+          </w:tcPr>
+          <w:p>
+            <w:pPr>
+              <w:widowControl w:val="0"/>
+              <w:spacing w:after="0" w:line="276" w:lineRule="auto"/>
+              <w:rPr/>
+            </w:pPr>
+            <w:r>
+              <w:rPr>
+                <w:rtl w:val="0"/>
+              </w:rPr>
+            </w:r>
+          </w:p>
+        </w:tc>
+        <w:tc>
+          <w:tcPr>
+            <w:tcBorders>
+              <w:top w:color="cccccc" w:space="0" w:sz="6" w:val="single"/>
+              <w:left w:color="cccccc" w:space="0" w:sz="6" w:val="single"/>
+              <w:bottom w:color="cccccc" w:space="0" w:sz="6" w:val="single"/>
+              <w:right w:color="000000" w:space="0" w:sz="6" w:val="single"/>
+            </w:tcBorders>
+            <w:shd w:fill="auto" w:val="clear"/>
             <w:tcMar>
               <w:top w:w="0.0" w:type="dxa"/>
               <w:left w:w="40.0" w:type="dxa"/>
@@ -4999,25 +5692,56 @@
             <w:pPr>
               <w:widowControl w:val="0"/>
               <w:spacing w:after="0" w:line="276" w:lineRule="auto"/>
-              <w:jc w:val="center"/>
-              <w:rPr/>
-            </w:pPr>
-            <w:r>
-              <w:rPr>
-                <w:rtl w:val="0"/>
-              </w:rPr>
-              <w:t xml:space="preserve">E-01</w:t>
-            </w:r>
-          </w:p>
-        </w:tc>
-        <w:tc>
-          <w:tcPr>
-            <w:tcBorders>
-              <w:top w:color="cccccc" w:space="0" w:sz="6" w:val="single"/>
-              <w:left w:color="cccccc" w:space="0" w:sz="6" w:val="single"/>
-              <w:bottom w:color="cccccc" w:space="0" w:sz="6" w:val="single"/>
-              <w:right w:color="000000" w:space="0" w:sz="6" w:val="single"/>
-            </w:tcBorders>
+              <w:rPr/>
+            </w:pPr>
+            <w:r>
+              <w:rPr>
+                <w:rtl w:val="0"/>
+              </w:rPr>
+              <w:t xml:space="preserve">HU-11</w:t>
+            </w:r>
+          </w:p>
+        </w:tc>
+        <w:tc>
+          <w:tcPr>
+            <w:tcBorders>
+              <w:top w:color="cccccc" w:space="0" w:sz="6" w:val="single"/>
+              <w:left w:color="cccccc" w:space="0" w:sz="6" w:val="single"/>
+              <w:bottom w:color="cccccc" w:space="0" w:sz="6" w:val="single"/>
+              <w:right w:color="000000" w:space="0" w:sz="6" w:val="single"/>
+            </w:tcBorders>
+            <w:shd w:fill="auto" w:val="clear"/>
+            <w:tcMar>
+              <w:top w:w="0.0" w:type="dxa"/>
+              <w:left w:w="40.0" w:type="dxa"/>
+              <w:bottom w:w="0.0" w:type="dxa"/>
+              <w:right w:w="40.0" w:type="dxa"/>
+            </w:tcMar>
+            <w:vAlign w:val="center"/>
+          </w:tcPr>
+          <w:p>
+            <w:pPr>
+              <w:widowControl w:val="0"/>
+              <w:spacing w:after="0" w:line="276" w:lineRule="auto"/>
+              <w:rPr/>
+            </w:pPr>
+            <w:r>
+              <w:rPr>
+                <w:rtl w:val="0"/>
+              </w:rPr>
+              <w:t xml:space="preserve">Como residente, quiero eliminar integrantes de mi hogar, para actualizar la composición familiar.</w:t>
+            </w:r>
+          </w:p>
+        </w:tc>
+        <w:tc>
+          <w:tcPr>
+            <w:tcBorders>
+              <w:top w:color="cccccc" w:space="0" w:sz="6" w:val="single"/>
+              <w:left w:color="cccccc" w:space="0" w:sz="6" w:val="single"/>
+              <w:bottom w:color="cccccc" w:space="0" w:sz="6" w:val="single"/>
+              <w:right w:color="000000" w:space="0" w:sz="6" w:val="single"/>
+            </w:tcBorders>
+            <w:shd w:fill="ffe599" w:val="clear"/>
             <w:tcMar>
               <w:top w:w="0.0" w:type="dxa"/>
               <w:left w:w="40.0" w:type="dxa"/>
@@ -5036,37 +5760,36 @@
               <w:rPr>
                 <w:rtl w:val="0"/>
               </w:rPr>
-              <w:t xml:space="preserve">HU-11</w:t>
-            </w:r>
-          </w:p>
-        </w:tc>
-        <w:tc>
-          <w:tcPr>
-            <w:tcBorders>
-              <w:top w:color="cccccc" w:space="0" w:sz="6" w:val="single"/>
-              <w:left w:color="cccccc" w:space="0" w:sz="6" w:val="single"/>
-              <w:bottom w:color="cccccc" w:space="0" w:sz="6" w:val="single"/>
-              <w:right w:color="000000" w:space="0" w:sz="6" w:val="single"/>
-            </w:tcBorders>
-            <w:tcMar>
-              <w:top w:w="0.0" w:type="dxa"/>
-              <w:left w:w="40.0" w:type="dxa"/>
-              <w:bottom w:w="0.0" w:type="dxa"/>
-              <w:right w:w="40.0" w:type="dxa"/>
-            </w:tcMar>
-            <w:vAlign w:val="center"/>
-          </w:tcPr>
-          <w:p>
-            <w:pPr>
-              <w:widowControl w:val="0"/>
-              <w:spacing w:after="0" w:line="276" w:lineRule="auto"/>
-              <w:rPr/>
-            </w:pPr>
-            <w:r>
-              <w:rPr>
-                <w:rtl w:val="0"/>
-              </w:rPr>
-              <w:t xml:space="preserve">Como residente, quiero eliminar integrantes de mi hogar, para actualizar la composición familiar.</w:t>
+            </w:r>
+          </w:p>
+        </w:tc>
+        <w:tc>
+          <w:tcPr>
+            <w:tcBorders>
+              <w:top w:color="cccccc" w:space="0" w:sz="6" w:val="single"/>
+              <w:left w:color="cccccc" w:space="0" w:sz="6" w:val="single"/>
+              <w:bottom w:color="cccccc" w:space="0" w:sz="6" w:val="single"/>
+              <w:right w:color="cccccc" w:space="0" w:sz="6" w:val="single"/>
+            </w:tcBorders>
+            <w:shd w:fill="auto" w:val="clear"/>
+            <w:tcMar>
+              <w:top w:w="0.0" w:type="dxa"/>
+              <w:left w:w="40.0" w:type="dxa"/>
+              <w:bottom w:w="0.0" w:type="dxa"/>
+              <w:right w:w="40.0" w:type="dxa"/>
+            </w:tcMar>
+            <w:vAlign w:val="bottom"/>
+          </w:tcPr>
+          <w:p>
+            <w:pPr>
+              <w:widowControl w:val="0"/>
+              <w:spacing w:after="0" w:line="276" w:lineRule="auto"/>
+              <w:rPr/>
+            </w:pPr>
+            <w:r>
+              <w:rPr>
+                <w:rtl w:val="0"/>
+              </w:rPr>
             </w:r>
           </w:p>
         </w:tc>
@@ -5079,12 +5802,44 @@
         </w:trPr>
         <w:tc>
           <w:tcPr>
+            <w:vMerge w:val="continue"/>
             <w:tcBorders>
               <w:top w:color="cccccc" w:space="0" w:sz="6" w:val="single"/>
               <w:left w:color="000000" w:space="0" w:sz="6" w:val="single"/>
-              <w:bottom w:color="cccccc" w:space="0" w:sz="6" w:val="single"/>
-              <w:right w:color="000000" w:space="0" w:sz="6" w:val="single"/>
-            </w:tcBorders>
+              <w:bottom w:color="000000" w:space="0" w:sz="6" w:val="single"/>
+              <w:right w:color="000000" w:space="0" w:sz="6" w:val="single"/>
+            </w:tcBorders>
+            <w:shd w:fill="auto" w:val="clear"/>
+            <w:tcMar>
+              <w:top w:w="100.0" w:type="dxa"/>
+              <w:left w:w="100.0" w:type="dxa"/>
+              <w:bottom w:w="100.0" w:type="dxa"/>
+              <w:right w:w="100.0" w:type="dxa"/>
+            </w:tcMar>
+            <w:vAlign w:val="top"/>
+          </w:tcPr>
+          <w:p>
+            <w:pPr>
+              <w:widowControl w:val="0"/>
+              <w:spacing w:after="0" w:line="276" w:lineRule="auto"/>
+              <w:rPr/>
+            </w:pPr>
+            <w:r>
+              <w:rPr>
+                <w:rtl w:val="0"/>
+              </w:rPr>
+            </w:r>
+          </w:p>
+        </w:tc>
+        <w:tc>
+          <w:tcPr>
+            <w:tcBorders>
+              <w:top w:color="cccccc" w:space="0" w:sz="6" w:val="single"/>
+              <w:left w:color="cccccc" w:space="0" w:sz="6" w:val="single"/>
+              <w:bottom w:color="cccccc" w:space="0" w:sz="6" w:val="single"/>
+              <w:right w:color="000000" w:space="0" w:sz="6" w:val="single"/>
+            </w:tcBorders>
+            <w:shd w:fill="auto" w:val="clear"/>
             <w:tcMar>
               <w:top w:w="0.0" w:type="dxa"/>
               <w:left w:w="40.0" w:type="dxa"/>
@@ -5097,25 +5852,56 @@
             <w:pPr>
               <w:widowControl w:val="0"/>
               <w:spacing w:after="0" w:line="276" w:lineRule="auto"/>
-              <w:jc w:val="center"/>
-              <w:rPr/>
-            </w:pPr>
-            <w:r>
-              <w:rPr>
-                <w:rtl w:val="0"/>
-              </w:rPr>
-              <w:t xml:space="preserve">E-01</w:t>
-            </w:r>
-          </w:p>
-        </w:tc>
-        <w:tc>
-          <w:tcPr>
-            <w:tcBorders>
-              <w:top w:color="cccccc" w:space="0" w:sz="6" w:val="single"/>
-              <w:left w:color="cccccc" w:space="0" w:sz="6" w:val="single"/>
-              <w:bottom w:color="cccccc" w:space="0" w:sz="6" w:val="single"/>
-              <w:right w:color="000000" w:space="0" w:sz="6" w:val="single"/>
-            </w:tcBorders>
+              <w:rPr/>
+            </w:pPr>
+            <w:r>
+              <w:rPr>
+                <w:rtl w:val="0"/>
+              </w:rPr>
+              <w:t xml:space="preserve">HU-12</w:t>
+            </w:r>
+          </w:p>
+        </w:tc>
+        <w:tc>
+          <w:tcPr>
+            <w:tcBorders>
+              <w:top w:color="cccccc" w:space="0" w:sz="6" w:val="single"/>
+              <w:left w:color="cccccc" w:space="0" w:sz="6" w:val="single"/>
+              <w:bottom w:color="cccccc" w:space="0" w:sz="6" w:val="single"/>
+              <w:right w:color="000000" w:space="0" w:sz="6" w:val="single"/>
+            </w:tcBorders>
+            <w:shd w:fill="auto" w:val="clear"/>
+            <w:tcMar>
+              <w:top w:w="0.0" w:type="dxa"/>
+              <w:left w:w="40.0" w:type="dxa"/>
+              <w:bottom w:w="0.0" w:type="dxa"/>
+              <w:right w:w="40.0" w:type="dxa"/>
+            </w:tcMar>
+            <w:vAlign w:val="center"/>
+          </w:tcPr>
+          <w:p>
+            <w:pPr>
+              <w:widowControl w:val="0"/>
+              <w:spacing w:after="0" w:line="276" w:lineRule="auto"/>
+              <w:rPr/>
+            </w:pPr>
+            <w:r>
+              <w:rPr>
+                <w:rtl w:val="0"/>
+              </w:rPr>
+              <w:t xml:space="preserve">Como residente, quiero registrar a mis mascotas, para que sean consideradas en emergencias.</w:t>
+            </w:r>
+          </w:p>
+        </w:tc>
+        <w:tc>
+          <w:tcPr>
+            <w:tcBorders>
+              <w:top w:color="cccccc" w:space="0" w:sz="6" w:val="single"/>
+              <w:left w:color="cccccc" w:space="0" w:sz="6" w:val="single"/>
+              <w:bottom w:color="cccccc" w:space="0" w:sz="6" w:val="single"/>
+              <w:right w:color="000000" w:space="0" w:sz="6" w:val="single"/>
+            </w:tcBorders>
+            <w:shd w:fill="ffe599" w:val="clear"/>
             <w:tcMar>
               <w:top w:w="0.0" w:type="dxa"/>
               <w:left w:w="40.0" w:type="dxa"/>
@@ -5134,37 +5920,36 @@
               <w:rPr>
                 <w:rtl w:val="0"/>
               </w:rPr>
-              <w:t xml:space="preserve">HU-12</w:t>
-            </w:r>
-          </w:p>
-        </w:tc>
-        <w:tc>
-          <w:tcPr>
-            <w:tcBorders>
-              <w:top w:color="cccccc" w:space="0" w:sz="6" w:val="single"/>
-              <w:left w:color="cccccc" w:space="0" w:sz="6" w:val="single"/>
-              <w:bottom w:color="cccccc" w:space="0" w:sz="6" w:val="single"/>
-              <w:right w:color="000000" w:space="0" w:sz="6" w:val="single"/>
-            </w:tcBorders>
-            <w:tcMar>
-              <w:top w:w="0.0" w:type="dxa"/>
-              <w:left w:w="40.0" w:type="dxa"/>
-              <w:bottom w:w="0.0" w:type="dxa"/>
-              <w:right w:w="40.0" w:type="dxa"/>
-            </w:tcMar>
-            <w:vAlign w:val="center"/>
-          </w:tcPr>
-          <w:p>
-            <w:pPr>
-              <w:widowControl w:val="0"/>
-              <w:spacing w:after="0" w:line="276" w:lineRule="auto"/>
-              <w:rPr/>
-            </w:pPr>
-            <w:r>
-              <w:rPr>
-                <w:rtl w:val="0"/>
-              </w:rPr>
-              <w:t xml:space="preserve">Como residente, quiero registrar a mis mascotas, para que sean consideradas en emergencias.</w:t>
+            </w:r>
+          </w:p>
+        </w:tc>
+        <w:tc>
+          <w:tcPr>
+            <w:tcBorders>
+              <w:top w:color="cccccc" w:space="0" w:sz="6" w:val="single"/>
+              <w:left w:color="cccccc" w:space="0" w:sz="6" w:val="single"/>
+              <w:bottom w:color="cccccc" w:space="0" w:sz="6" w:val="single"/>
+              <w:right w:color="cccccc" w:space="0" w:sz="6" w:val="single"/>
+            </w:tcBorders>
+            <w:shd w:fill="auto" w:val="clear"/>
+            <w:tcMar>
+              <w:top w:w="0.0" w:type="dxa"/>
+              <w:left w:w="40.0" w:type="dxa"/>
+              <w:bottom w:w="0.0" w:type="dxa"/>
+              <w:right w:w="40.0" w:type="dxa"/>
+            </w:tcMar>
+            <w:vAlign w:val="bottom"/>
+          </w:tcPr>
+          <w:p>
+            <w:pPr>
+              <w:widowControl w:val="0"/>
+              <w:spacing w:after="0" w:line="276" w:lineRule="auto"/>
+              <w:rPr/>
+            </w:pPr>
+            <w:r>
+              <w:rPr>
+                <w:rtl w:val="0"/>
+              </w:rPr>
             </w:r>
           </w:p>
         </w:tc>
@@ -5177,12 +5962,44 @@
         </w:trPr>
         <w:tc>
           <w:tcPr>
+            <w:vMerge w:val="continue"/>
             <w:tcBorders>
               <w:top w:color="cccccc" w:space="0" w:sz="6" w:val="single"/>
               <w:left w:color="000000" w:space="0" w:sz="6" w:val="single"/>
-              <w:bottom w:color="cccccc" w:space="0" w:sz="6" w:val="single"/>
-              <w:right w:color="000000" w:space="0" w:sz="6" w:val="single"/>
-            </w:tcBorders>
+              <w:bottom w:color="000000" w:space="0" w:sz="6" w:val="single"/>
+              <w:right w:color="000000" w:space="0" w:sz="6" w:val="single"/>
+            </w:tcBorders>
+            <w:shd w:fill="auto" w:val="clear"/>
+            <w:tcMar>
+              <w:top w:w="100.0" w:type="dxa"/>
+              <w:left w:w="100.0" w:type="dxa"/>
+              <w:bottom w:w="100.0" w:type="dxa"/>
+              <w:right w:w="100.0" w:type="dxa"/>
+            </w:tcMar>
+            <w:vAlign w:val="top"/>
+          </w:tcPr>
+          <w:p>
+            <w:pPr>
+              <w:widowControl w:val="0"/>
+              <w:spacing w:after="0" w:line="276" w:lineRule="auto"/>
+              <w:rPr/>
+            </w:pPr>
+            <w:r>
+              <w:rPr>
+                <w:rtl w:val="0"/>
+              </w:rPr>
+            </w:r>
+          </w:p>
+        </w:tc>
+        <w:tc>
+          <w:tcPr>
+            <w:tcBorders>
+              <w:top w:color="cccccc" w:space="0" w:sz="6" w:val="single"/>
+              <w:left w:color="cccccc" w:space="0" w:sz="6" w:val="single"/>
+              <w:bottom w:color="cccccc" w:space="0" w:sz="6" w:val="single"/>
+              <w:right w:color="000000" w:space="0" w:sz="6" w:val="single"/>
+            </w:tcBorders>
+            <w:shd w:fill="auto" w:val="clear"/>
             <w:tcMar>
               <w:top w:w="0.0" w:type="dxa"/>
               <w:left w:w="40.0" w:type="dxa"/>
@@ -5195,25 +6012,56 @@
             <w:pPr>
               <w:widowControl w:val="0"/>
               <w:spacing w:after="0" w:line="276" w:lineRule="auto"/>
-              <w:jc w:val="center"/>
-              <w:rPr/>
-            </w:pPr>
-            <w:r>
-              <w:rPr>
-                <w:rtl w:val="0"/>
-              </w:rPr>
-              <w:t xml:space="preserve">E-01</w:t>
-            </w:r>
-          </w:p>
-        </w:tc>
-        <w:tc>
-          <w:tcPr>
-            <w:tcBorders>
-              <w:top w:color="cccccc" w:space="0" w:sz="6" w:val="single"/>
-              <w:left w:color="cccccc" w:space="0" w:sz="6" w:val="single"/>
-              <w:bottom w:color="cccccc" w:space="0" w:sz="6" w:val="single"/>
-              <w:right w:color="000000" w:space="0" w:sz="6" w:val="single"/>
-            </w:tcBorders>
+              <w:rPr/>
+            </w:pPr>
+            <w:r>
+              <w:rPr>
+                <w:rtl w:val="0"/>
+              </w:rPr>
+              <w:t xml:space="preserve">HU-13</w:t>
+            </w:r>
+          </w:p>
+        </w:tc>
+        <w:tc>
+          <w:tcPr>
+            <w:tcBorders>
+              <w:top w:color="cccccc" w:space="0" w:sz="6" w:val="single"/>
+              <w:left w:color="cccccc" w:space="0" w:sz="6" w:val="single"/>
+              <w:bottom w:color="cccccc" w:space="0" w:sz="6" w:val="single"/>
+              <w:right w:color="000000" w:space="0" w:sz="6" w:val="single"/>
+            </w:tcBorders>
+            <w:shd w:fill="auto" w:val="clear"/>
+            <w:tcMar>
+              <w:top w:w="0.0" w:type="dxa"/>
+              <w:left w:w="40.0" w:type="dxa"/>
+              <w:bottom w:w="0.0" w:type="dxa"/>
+              <w:right w:w="40.0" w:type="dxa"/>
+            </w:tcMar>
+            <w:vAlign w:val="center"/>
+          </w:tcPr>
+          <w:p>
+            <w:pPr>
+              <w:widowControl w:val="0"/>
+              <w:spacing w:after="0" w:line="276" w:lineRule="auto"/>
+              <w:rPr/>
+            </w:pPr>
+            <w:r>
+              <w:rPr>
+                <w:rtl w:val="0"/>
+              </w:rPr>
+              <w:t xml:space="preserve">Como residente, quiero actualizar mis mascotas, para mantener su información al día.</w:t>
+            </w:r>
+          </w:p>
+        </w:tc>
+        <w:tc>
+          <w:tcPr>
+            <w:tcBorders>
+              <w:top w:color="cccccc" w:space="0" w:sz="6" w:val="single"/>
+              <w:left w:color="cccccc" w:space="0" w:sz="6" w:val="single"/>
+              <w:bottom w:color="cccccc" w:space="0" w:sz="6" w:val="single"/>
+              <w:right w:color="000000" w:space="0" w:sz="6" w:val="single"/>
+            </w:tcBorders>
+            <w:shd w:fill="ffe599" w:val="clear"/>
             <w:tcMar>
               <w:top w:w="0.0" w:type="dxa"/>
               <w:left w:w="40.0" w:type="dxa"/>
@@ -5232,37 +6080,36 @@
               <w:rPr>
                 <w:rtl w:val="0"/>
               </w:rPr>
-              <w:t xml:space="preserve">HU-13</w:t>
-            </w:r>
-          </w:p>
-        </w:tc>
-        <w:tc>
-          <w:tcPr>
-            <w:tcBorders>
-              <w:top w:color="cccccc" w:space="0" w:sz="6" w:val="single"/>
-              <w:left w:color="cccccc" w:space="0" w:sz="6" w:val="single"/>
-              <w:bottom w:color="cccccc" w:space="0" w:sz="6" w:val="single"/>
-              <w:right w:color="000000" w:space="0" w:sz="6" w:val="single"/>
-            </w:tcBorders>
-            <w:tcMar>
-              <w:top w:w="0.0" w:type="dxa"/>
-              <w:left w:w="40.0" w:type="dxa"/>
-              <w:bottom w:w="0.0" w:type="dxa"/>
-              <w:right w:w="40.0" w:type="dxa"/>
-            </w:tcMar>
-            <w:vAlign w:val="center"/>
-          </w:tcPr>
-          <w:p>
-            <w:pPr>
-              <w:widowControl w:val="0"/>
-              <w:spacing w:after="0" w:line="276" w:lineRule="auto"/>
-              <w:rPr/>
-            </w:pPr>
-            <w:r>
-              <w:rPr>
-                <w:rtl w:val="0"/>
-              </w:rPr>
-              <w:t xml:space="preserve">Como residente, quiero actualizar mis mascotas, para mantener su información al día.</w:t>
+            </w:r>
+          </w:p>
+        </w:tc>
+        <w:tc>
+          <w:tcPr>
+            <w:tcBorders>
+              <w:top w:color="cccccc" w:space="0" w:sz="6" w:val="single"/>
+              <w:left w:color="cccccc" w:space="0" w:sz="6" w:val="single"/>
+              <w:bottom w:color="cccccc" w:space="0" w:sz="6" w:val="single"/>
+              <w:right w:color="cccccc" w:space="0" w:sz="6" w:val="single"/>
+            </w:tcBorders>
+            <w:shd w:fill="auto" w:val="clear"/>
+            <w:tcMar>
+              <w:top w:w="0.0" w:type="dxa"/>
+              <w:left w:w="40.0" w:type="dxa"/>
+              <w:bottom w:w="0.0" w:type="dxa"/>
+              <w:right w:w="40.0" w:type="dxa"/>
+            </w:tcMar>
+            <w:vAlign w:val="bottom"/>
+          </w:tcPr>
+          <w:p>
+            <w:pPr>
+              <w:widowControl w:val="0"/>
+              <w:spacing w:after="0" w:line="276" w:lineRule="auto"/>
+              <w:rPr/>
+            </w:pPr>
+            <w:r>
+              <w:rPr>
+                <w:rtl w:val="0"/>
+              </w:rPr>
             </w:r>
           </w:p>
         </w:tc>
@@ -5270,17 +6117,49 @@
       <w:tr>
         <w:trPr>
           <w:cantSplit w:val="0"/>
-          <w:trHeight w:val="300" w:hRule="atLeast"/>
+          <w:trHeight w:val="285" w:hRule="atLeast"/>
           <w:tblHeader w:val="0"/>
         </w:trPr>
         <w:tc>
           <w:tcPr>
+            <w:vMerge w:val="continue"/>
             <w:tcBorders>
               <w:top w:color="cccccc" w:space="0" w:sz="6" w:val="single"/>
               <w:left w:color="000000" w:space="0" w:sz="6" w:val="single"/>
-              <w:bottom w:color="cccccc" w:space="0" w:sz="6" w:val="single"/>
-              <w:right w:color="000000" w:space="0" w:sz="6" w:val="single"/>
-            </w:tcBorders>
+              <w:bottom w:color="000000" w:space="0" w:sz="6" w:val="single"/>
+              <w:right w:color="000000" w:space="0" w:sz="6" w:val="single"/>
+            </w:tcBorders>
+            <w:shd w:fill="auto" w:val="clear"/>
+            <w:tcMar>
+              <w:top w:w="100.0" w:type="dxa"/>
+              <w:left w:w="100.0" w:type="dxa"/>
+              <w:bottom w:w="100.0" w:type="dxa"/>
+              <w:right w:w="100.0" w:type="dxa"/>
+            </w:tcMar>
+            <w:vAlign w:val="top"/>
+          </w:tcPr>
+          <w:p>
+            <w:pPr>
+              <w:widowControl w:val="0"/>
+              <w:spacing w:after="0" w:line="276" w:lineRule="auto"/>
+              <w:rPr/>
+            </w:pPr>
+            <w:r>
+              <w:rPr>
+                <w:rtl w:val="0"/>
+              </w:rPr>
+            </w:r>
+          </w:p>
+        </w:tc>
+        <w:tc>
+          <w:tcPr>
+            <w:tcBorders>
+              <w:top w:color="cccccc" w:space="0" w:sz="6" w:val="single"/>
+              <w:left w:color="cccccc" w:space="0" w:sz="6" w:val="single"/>
+              <w:bottom w:color="cccccc" w:space="0" w:sz="6" w:val="single"/>
+              <w:right w:color="000000" w:space="0" w:sz="6" w:val="single"/>
+            </w:tcBorders>
+            <w:shd w:fill="auto" w:val="clear"/>
             <w:tcMar>
               <w:top w:w="0.0" w:type="dxa"/>
               <w:left w:w="40.0" w:type="dxa"/>
@@ -5293,25 +6172,56 @@
             <w:pPr>
               <w:widowControl w:val="0"/>
               <w:spacing w:after="0" w:line="276" w:lineRule="auto"/>
-              <w:jc w:val="center"/>
-              <w:rPr/>
-            </w:pPr>
-            <w:r>
-              <w:rPr>
-                <w:rtl w:val="0"/>
-              </w:rPr>
-              <w:t xml:space="preserve">E-01</w:t>
-            </w:r>
-          </w:p>
-        </w:tc>
-        <w:tc>
-          <w:tcPr>
-            <w:tcBorders>
-              <w:top w:color="cccccc" w:space="0" w:sz="6" w:val="single"/>
-              <w:left w:color="cccccc" w:space="0" w:sz="6" w:val="single"/>
-              <w:bottom w:color="cccccc" w:space="0" w:sz="6" w:val="single"/>
-              <w:right w:color="000000" w:space="0" w:sz="6" w:val="single"/>
-            </w:tcBorders>
+              <w:rPr/>
+            </w:pPr>
+            <w:r>
+              <w:rPr>
+                <w:rtl w:val="0"/>
+              </w:rPr>
+              <w:t xml:space="preserve">HU-14</w:t>
+            </w:r>
+          </w:p>
+        </w:tc>
+        <w:tc>
+          <w:tcPr>
+            <w:tcBorders>
+              <w:top w:color="cccccc" w:space="0" w:sz="6" w:val="single"/>
+              <w:left w:color="cccccc" w:space="0" w:sz="6" w:val="single"/>
+              <w:bottom w:color="cccccc" w:space="0" w:sz="6" w:val="single"/>
+              <w:right w:color="000000" w:space="0" w:sz="6" w:val="single"/>
+            </w:tcBorders>
+            <w:shd w:fill="auto" w:val="clear"/>
+            <w:tcMar>
+              <w:top w:w="0.0" w:type="dxa"/>
+              <w:left w:w="40.0" w:type="dxa"/>
+              <w:bottom w:w="0.0" w:type="dxa"/>
+              <w:right w:w="40.0" w:type="dxa"/>
+            </w:tcMar>
+            <w:vAlign w:val="center"/>
+          </w:tcPr>
+          <w:p>
+            <w:pPr>
+              <w:widowControl w:val="0"/>
+              <w:spacing w:after="0" w:line="276" w:lineRule="auto"/>
+              <w:rPr/>
+            </w:pPr>
+            <w:r>
+              <w:rPr>
+                <w:rtl w:val="0"/>
+              </w:rPr>
+              <w:t xml:space="preserve">Como residente, quiero eliminar mascotas, para reflejar cambios.</w:t>
+            </w:r>
+          </w:p>
+        </w:tc>
+        <w:tc>
+          <w:tcPr>
+            <w:tcBorders>
+              <w:top w:color="cccccc" w:space="0" w:sz="6" w:val="single"/>
+              <w:left w:color="cccccc" w:space="0" w:sz="6" w:val="single"/>
+              <w:bottom w:color="000000" w:space="0" w:sz="6" w:val="single"/>
+              <w:right w:color="000000" w:space="0" w:sz="6" w:val="single"/>
+            </w:tcBorders>
+            <w:shd w:fill="ffe599" w:val="clear"/>
             <w:tcMar>
               <w:top w:w="0.0" w:type="dxa"/>
               <w:left w:w="40.0" w:type="dxa"/>
@@ -5330,37 +6240,36 @@
               <w:rPr>
                 <w:rtl w:val="0"/>
               </w:rPr>
-              <w:t xml:space="preserve">HU-14</w:t>
-            </w:r>
-          </w:p>
-        </w:tc>
-        <w:tc>
-          <w:tcPr>
-            <w:tcBorders>
-              <w:top w:color="cccccc" w:space="0" w:sz="6" w:val="single"/>
-              <w:left w:color="cccccc" w:space="0" w:sz="6" w:val="single"/>
-              <w:bottom w:color="cccccc" w:space="0" w:sz="6" w:val="single"/>
-              <w:right w:color="000000" w:space="0" w:sz="6" w:val="single"/>
-            </w:tcBorders>
-            <w:tcMar>
-              <w:top w:w="0.0" w:type="dxa"/>
-              <w:left w:w="40.0" w:type="dxa"/>
-              <w:bottom w:w="0.0" w:type="dxa"/>
-              <w:right w:w="40.0" w:type="dxa"/>
-            </w:tcMar>
-            <w:vAlign w:val="center"/>
-          </w:tcPr>
-          <w:p>
-            <w:pPr>
-              <w:widowControl w:val="0"/>
-              <w:spacing w:after="0" w:line="276" w:lineRule="auto"/>
-              <w:rPr/>
-            </w:pPr>
-            <w:r>
-              <w:rPr>
-                <w:rtl w:val="0"/>
-              </w:rPr>
-              <w:t xml:space="preserve">Como residente, quiero eliminar mascotas, para reflejar cambios.</w:t>
+            </w:r>
+          </w:p>
+        </w:tc>
+        <w:tc>
+          <w:tcPr>
+            <w:tcBorders>
+              <w:top w:color="cccccc" w:space="0" w:sz="6" w:val="single"/>
+              <w:left w:color="cccccc" w:space="0" w:sz="6" w:val="single"/>
+              <w:bottom w:color="000000" w:space="0" w:sz="6" w:val="single"/>
+              <w:right w:color="cccccc" w:space="0" w:sz="6" w:val="single"/>
+            </w:tcBorders>
+            <w:shd w:fill="auto" w:val="clear"/>
+            <w:tcMar>
+              <w:top w:w="0.0" w:type="dxa"/>
+              <w:left w:w="40.0" w:type="dxa"/>
+              <w:bottom w:w="0.0" w:type="dxa"/>
+              <w:right w:w="40.0" w:type="dxa"/>
+            </w:tcMar>
+            <w:vAlign w:val="bottom"/>
+          </w:tcPr>
+          <w:p>
+            <w:pPr>
+              <w:widowControl w:val="0"/>
+              <w:spacing w:after="0" w:line="276" w:lineRule="auto"/>
+              <w:rPr/>
+            </w:pPr>
+            <w:r>
+              <w:rPr>
+                <w:rtl w:val="0"/>
+              </w:rPr>
             </w:r>
           </w:p>
         </w:tc>
@@ -5373,12 +6282,44 @@
         </w:trPr>
         <w:tc>
           <w:tcPr>
+            <w:vMerge w:val="continue"/>
             <w:tcBorders>
               <w:top w:color="cccccc" w:space="0" w:sz="6" w:val="single"/>
               <w:left w:color="000000" w:space="0" w:sz="6" w:val="single"/>
               <w:bottom w:color="000000" w:space="0" w:sz="6" w:val="single"/>
               <w:right w:color="000000" w:space="0" w:sz="6" w:val="single"/>
             </w:tcBorders>
+            <w:shd w:fill="auto" w:val="clear"/>
+            <w:tcMar>
+              <w:top w:w="100.0" w:type="dxa"/>
+              <w:left w:w="100.0" w:type="dxa"/>
+              <w:bottom w:w="100.0" w:type="dxa"/>
+              <w:right w:w="100.0" w:type="dxa"/>
+            </w:tcMar>
+            <w:vAlign w:val="top"/>
+          </w:tcPr>
+          <w:p>
+            <w:pPr>
+              <w:widowControl w:val="0"/>
+              <w:spacing w:after="0" w:line="276" w:lineRule="auto"/>
+              <w:rPr/>
+            </w:pPr>
+            <w:r>
+              <w:rPr>
+                <w:rtl w:val="0"/>
+              </w:rPr>
+            </w:r>
+          </w:p>
+        </w:tc>
+        <w:tc>
+          <w:tcPr>
+            <w:tcBorders>
+              <w:top w:color="cccccc" w:space="0" w:sz="6" w:val="single"/>
+              <w:left w:color="cccccc" w:space="0" w:sz="6" w:val="single"/>
+              <w:bottom w:color="000000" w:space="0" w:sz="6" w:val="single"/>
+              <w:right w:color="000000" w:space="0" w:sz="6" w:val="single"/>
+            </w:tcBorders>
+            <w:shd w:fill="auto" w:val="clear"/>
             <w:tcMar>
               <w:top w:w="0.0" w:type="dxa"/>
               <w:left w:w="40.0" w:type="dxa"/>
@@ -5391,74 +6332,84 @@
             <w:pPr>
               <w:widowControl w:val="0"/>
               <w:spacing w:after="0" w:line="276" w:lineRule="auto"/>
+              <w:rPr/>
+            </w:pPr>
+            <w:r>
+              <w:rPr>
+                <w:rtl w:val="0"/>
+              </w:rPr>
+              <w:t xml:space="preserve">HU-15</w:t>
+            </w:r>
+          </w:p>
+        </w:tc>
+        <w:tc>
+          <w:tcPr>
+            <w:tcBorders>
+              <w:top w:color="cccccc" w:space="0" w:sz="6" w:val="single"/>
+              <w:left w:color="cccccc" w:space="0" w:sz="6" w:val="single"/>
+              <w:bottom w:color="000000" w:space="0" w:sz="6" w:val="single"/>
+              <w:right w:color="000000" w:space="0" w:sz="6" w:val="single"/>
+            </w:tcBorders>
+            <w:shd w:fill="auto" w:val="clear"/>
+            <w:tcMar>
+              <w:top w:w="0.0" w:type="dxa"/>
+              <w:left w:w="40.0" w:type="dxa"/>
+              <w:bottom w:w="0.0" w:type="dxa"/>
+              <w:right w:w="40.0" w:type="dxa"/>
+            </w:tcMar>
+            <w:vAlign w:val="center"/>
+          </w:tcPr>
+          <w:p>
+            <w:pPr>
+              <w:widowControl w:val="0"/>
+              <w:spacing w:after="0" w:line="276" w:lineRule="auto"/>
+              <w:rPr/>
+            </w:pPr>
+            <w:r>
+              <w:rPr>
+                <w:rtl w:val="0"/>
+              </w:rPr>
+              <w:t xml:space="preserve">Como residente, quiero visualizar la información completa de mi vivienda, para verificar su estado.</w:t>
+            </w:r>
+          </w:p>
+        </w:tc>
+        <w:tc>
+          <w:tcPr>
+            <w:gridSpan w:val="2"/>
+            <w:tcBorders>
+              <w:top w:color="cccccc" w:space="0" w:sz="6" w:val="single"/>
+              <w:left w:color="cccccc" w:space="0" w:sz="6" w:val="single"/>
+              <w:bottom w:color="000000" w:space="0" w:sz="6" w:val="single"/>
+              <w:right w:color="000000" w:space="0" w:sz="6" w:val="single"/>
+            </w:tcBorders>
+            <w:shd w:fill="ffe599" w:val="clear"/>
+            <w:tcMar>
+              <w:top w:w="0.0" w:type="dxa"/>
+              <w:left w:w="40.0" w:type="dxa"/>
+              <w:bottom w:w="0.0" w:type="dxa"/>
+              <w:right w:w="40.0" w:type="dxa"/>
+            </w:tcMar>
+            <w:vAlign w:val="center"/>
+          </w:tcPr>
+          <w:p>
+            <w:pPr>
+              <w:widowControl w:val="0"/>
+              <w:spacing w:after="0" w:line="276" w:lineRule="auto"/>
               <w:jc w:val="center"/>
               <w:rPr/>
             </w:pPr>
             <w:r>
               <w:rPr>
-                <w:rtl w:val="0"/>
-              </w:rPr>
-              <w:t xml:space="preserve">E-01</w:t>
-            </w:r>
-          </w:p>
-        </w:tc>
-        <w:tc>
-          <w:tcPr>
-            <w:tcBorders>
-              <w:top w:color="cccccc" w:space="0" w:sz="6" w:val="single"/>
-              <w:left w:color="cccccc" w:space="0" w:sz="6" w:val="single"/>
-              <w:bottom w:color="000000" w:space="0" w:sz="6" w:val="single"/>
-              <w:right w:color="000000" w:space="0" w:sz="6" w:val="single"/>
-            </w:tcBorders>
-            <w:tcMar>
-              <w:top w:w="0.0" w:type="dxa"/>
-              <w:left w:w="40.0" w:type="dxa"/>
-              <w:bottom w:w="0.0" w:type="dxa"/>
-              <w:right w:w="40.0" w:type="dxa"/>
-            </w:tcMar>
-            <w:vAlign w:val="bottom"/>
-          </w:tcPr>
-          <w:p>
-            <w:pPr>
-              <w:widowControl w:val="0"/>
-              <w:spacing w:after="0" w:line="276" w:lineRule="auto"/>
-              <w:rPr/>
-            </w:pPr>
-            <w:r>
-              <w:rPr>
-                <w:rtl w:val="0"/>
-              </w:rPr>
-              <w:t xml:space="preserve">HU-15</w:t>
-            </w:r>
-          </w:p>
-        </w:tc>
-        <w:tc>
-          <w:tcPr>
-            <w:tcBorders>
-              <w:top w:color="cccccc" w:space="0" w:sz="6" w:val="single"/>
-              <w:left w:color="cccccc" w:space="0" w:sz="6" w:val="single"/>
-              <w:bottom w:color="000000" w:space="0" w:sz="6" w:val="single"/>
-              <w:right w:color="000000" w:space="0" w:sz="6" w:val="single"/>
-            </w:tcBorders>
-            <w:tcMar>
-              <w:top w:w="0.0" w:type="dxa"/>
-              <w:left w:w="40.0" w:type="dxa"/>
-              <w:bottom w:w="0.0" w:type="dxa"/>
-              <w:right w:w="40.0" w:type="dxa"/>
-            </w:tcMar>
-            <w:vAlign w:val="center"/>
-          </w:tcPr>
-          <w:p>
-            <w:pPr>
-              <w:widowControl w:val="0"/>
-              <w:spacing w:after="0" w:line="276" w:lineRule="auto"/>
-              <w:rPr/>
-            </w:pPr>
-            <w:r>
-              <w:rPr>
-                <w:rtl w:val="0"/>
-              </w:rPr>
-              <w:t xml:space="preserve">Como residente, quiero visualizar la información completa de mi vivienda, para verificar su estado.</w:t>
+                <w:b w:val="1"/>
+                <w:bCs w:val="1"/>
+                <w:rtl w:val="0"/>
+              </w:rPr>
+              <w:t xml:space="preserve">Sprint 2</w:t>
+            </w:r>
+            <w:r>
+              <w:rPr>
+                <w:rtl w:val="0"/>
+              </w:rPr>
             </w:r>
           </w:p>
         </w:tc>
@@ -5466,17 +6417,51 @@
       <w:tr>
         <w:trPr>
           <w:cantSplit w:val="0"/>
-          <w:trHeight w:val="300" w:hRule="atLeast"/>
+          <w:trHeight w:val="285" w:hRule="atLeast"/>
           <w:tblHeader w:val="0"/>
         </w:trPr>
         <w:tc>
           <w:tcPr>
+            <w:vMerge w:val="restart"/>
             <w:tcBorders>
               <w:top w:color="cccccc" w:space="0" w:sz="6" w:val="single"/>
               <w:left w:color="000000" w:space="0" w:sz="6" w:val="single"/>
-              <w:bottom w:color="cccccc" w:space="0" w:sz="6" w:val="single"/>
-              <w:right w:color="000000" w:space="0" w:sz="6" w:val="single"/>
-            </w:tcBorders>
+              <w:bottom w:color="000000" w:space="0" w:sz="6" w:val="single"/>
+              <w:right w:color="000000" w:space="0" w:sz="6" w:val="single"/>
+            </w:tcBorders>
+            <w:shd w:fill="auto" w:val="clear"/>
+            <w:tcMar>
+              <w:top w:w="0.0" w:type="dxa"/>
+              <w:left w:w="40.0" w:type="dxa"/>
+              <w:bottom w:w="0.0" w:type="dxa"/>
+              <w:right w:w="40.0" w:type="dxa"/>
+            </w:tcMar>
+            <w:vAlign w:val="center"/>
+          </w:tcPr>
+          <w:p>
+            <w:pPr>
+              <w:widowControl w:val="0"/>
+              <w:spacing w:after="0" w:line="276" w:lineRule="auto"/>
+              <w:jc w:val="center"/>
+              <w:rPr/>
+            </w:pPr>
+            <w:r>
+              <w:rPr>
+                <w:rtl w:val="0"/>
+              </w:rPr>
+              <w:t xml:space="preserve">E-02</w:t>
+            </w:r>
+          </w:p>
+        </w:tc>
+        <w:tc>
+          <w:tcPr>
+            <w:tcBorders>
+              <w:top w:color="cccccc" w:space="0" w:sz="6" w:val="single"/>
+              <w:left w:color="cccccc" w:space="0" w:sz="6" w:val="single"/>
+              <w:bottom w:color="cccccc" w:space="0" w:sz="6" w:val="single"/>
+              <w:right w:color="000000" w:space="0" w:sz="6" w:val="single"/>
+            </w:tcBorders>
+            <w:shd w:fill="auto" w:val="clear"/>
             <w:tcMar>
               <w:top w:w="0.0" w:type="dxa"/>
               <w:left w:w="40.0" w:type="dxa"/>
@@ -5489,25 +6474,56 @@
             <w:pPr>
               <w:widowControl w:val="0"/>
               <w:spacing w:after="0" w:line="276" w:lineRule="auto"/>
-              <w:jc w:val="center"/>
-              <w:rPr/>
-            </w:pPr>
-            <w:r>
-              <w:rPr>
-                <w:rtl w:val="0"/>
-              </w:rPr>
-              <w:t xml:space="preserve">E-02</w:t>
-            </w:r>
-          </w:p>
-        </w:tc>
-        <w:tc>
-          <w:tcPr>
-            <w:tcBorders>
-              <w:top w:color="cccccc" w:space="0" w:sz="6" w:val="single"/>
-              <w:left w:color="cccccc" w:space="0" w:sz="6" w:val="single"/>
-              <w:bottom w:color="cccccc" w:space="0" w:sz="6" w:val="single"/>
-              <w:right w:color="000000" w:space="0" w:sz="6" w:val="single"/>
-            </w:tcBorders>
+              <w:rPr/>
+            </w:pPr>
+            <w:r>
+              <w:rPr>
+                <w:rtl w:val="0"/>
+              </w:rPr>
+              <w:t xml:space="preserve">HU-16</w:t>
+            </w:r>
+          </w:p>
+        </w:tc>
+        <w:tc>
+          <w:tcPr>
+            <w:tcBorders>
+              <w:top w:color="cccccc" w:space="0" w:sz="6" w:val="single"/>
+              <w:left w:color="cccccc" w:space="0" w:sz="6" w:val="single"/>
+              <w:bottom w:color="cccccc" w:space="0" w:sz="6" w:val="single"/>
+              <w:right w:color="000000" w:space="0" w:sz="6" w:val="single"/>
+            </w:tcBorders>
+            <w:shd w:fill="auto" w:val="clear"/>
+            <w:tcMar>
+              <w:top w:w="0.0" w:type="dxa"/>
+              <w:left w:w="40.0" w:type="dxa"/>
+              <w:bottom w:w="0.0" w:type="dxa"/>
+              <w:right w:w="40.0" w:type="dxa"/>
+            </w:tcMar>
+            <w:vAlign w:val="center"/>
+          </w:tcPr>
+          <w:p>
+            <w:pPr>
+              <w:widowControl w:val="0"/>
+              <w:spacing w:after="0" w:line="276" w:lineRule="auto"/>
+              <w:rPr/>
+            </w:pPr>
+            <w:r>
+              <w:rPr>
+                <w:rtl w:val="0"/>
+              </w:rPr>
+              <w:t xml:space="preserve">Como bombero, quiero registrarme en el sistema, para acceder a la plataforma.</w:t>
+            </w:r>
+          </w:p>
+        </w:tc>
+        <w:tc>
+          <w:tcPr>
+            <w:tcBorders>
+              <w:top w:color="cccccc" w:space="0" w:sz="6" w:val="single"/>
+              <w:left w:color="cccccc" w:space="0" w:sz="6" w:val="single"/>
+              <w:bottom w:color="cccccc" w:space="0" w:sz="6" w:val="single"/>
+              <w:right w:color="000000" w:space="0" w:sz="6" w:val="single"/>
+            </w:tcBorders>
+            <w:shd w:fill="9fc5e8" w:val="clear"/>
             <w:tcMar>
               <w:top w:w="0.0" w:type="dxa"/>
               <w:left w:w="40.0" w:type="dxa"/>
@@ -5526,37 +6542,36 @@
               <w:rPr>
                 <w:rtl w:val="0"/>
               </w:rPr>
-              <w:t xml:space="preserve">HU-16</w:t>
-            </w:r>
-          </w:p>
-        </w:tc>
-        <w:tc>
-          <w:tcPr>
-            <w:tcBorders>
-              <w:top w:color="cccccc" w:space="0" w:sz="6" w:val="single"/>
-              <w:left w:color="cccccc" w:space="0" w:sz="6" w:val="single"/>
-              <w:bottom w:color="cccccc" w:space="0" w:sz="6" w:val="single"/>
-              <w:right w:color="000000" w:space="0" w:sz="6" w:val="single"/>
-            </w:tcBorders>
-            <w:tcMar>
-              <w:top w:w="0.0" w:type="dxa"/>
-              <w:left w:w="40.0" w:type="dxa"/>
-              <w:bottom w:w="0.0" w:type="dxa"/>
-              <w:right w:w="40.0" w:type="dxa"/>
-            </w:tcMar>
-            <w:vAlign w:val="center"/>
-          </w:tcPr>
-          <w:p>
-            <w:pPr>
-              <w:widowControl w:val="0"/>
-              <w:spacing w:after="0" w:line="276" w:lineRule="auto"/>
-              <w:rPr/>
-            </w:pPr>
-            <w:r>
-              <w:rPr>
-                <w:rtl w:val="0"/>
-              </w:rPr>
-              <w:t xml:space="preserve">Como bombero, quiero registrarme en el sistema, para acceder a la plataforma.</w:t>
+            </w:r>
+          </w:p>
+        </w:tc>
+        <w:tc>
+          <w:tcPr>
+            <w:tcBorders>
+              <w:top w:color="cccccc" w:space="0" w:sz="6" w:val="single"/>
+              <w:left w:color="cccccc" w:space="0" w:sz="6" w:val="single"/>
+              <w:bottom w:color="cccccc" w:space="0" w:sz="6" w:val="single"/>
+              <w:right w:color="cccccc" w:space="0" w:sz="6" w:val="single"/>
+            </w:tcBorders>
+            <w:shd w:fill="auto" w:val="clear"/>
+            <w:tcMar>
+              <w:top w:w="0.0" w:type="dxa"/>
+              <w:left w:w="40.0" w:type="dxa"/>
+              <w:bottom w:w="0.0" w:type="dxa"/>
+              <w:right w:w="40.0" w:type="dxa"/>
+            </w:tcMar>
+            <w:vAlign w:val="bottom"/>
+          </w:tcPr>
+          <w:p>
+            <w:pPr>
+              <w:widowControl w:val="0"/>
+              <w:spacing w:after="0" w:line="276" w:lineRule="auto"/>
+              <w:rPr/>
+            </w:pPr>
+            <w:r>
+              <w:rPr>
+                <w:rtl w:val="0"/>
+              </w:rPr>
             </w:r>
           </w:p>
         </w:tc>
@@ -5569,12 +6584,44 @@
         </w:trPr>
         <w:tc>
           <w:tcPr>
+            <w:vMerge w:val="continue"/>
             <w:tcBorders>
               <w:top w:color="cccccc" w:space="0" w:sz="6" w:val="single"/>
               <w:left w:color="000000" w:space="0" w:sz="6" w:val="single"/>
-              <w:bottom w:color="cccccc" w:space="0" w:sz="6" w:val="single"/>
-              <w:right w:color="000000" w:space="0" w:sz="6" w:val="single"/>
-            </w:tcBorders>
+              <w:bottom w:color="000000" w:space="0" w:sz="6" w:val="single"/>
+              <w:right w:color="000000" w:space="0" w:sz="6" w:val="single"/>
+            </w:tcBorders>
+            <w:shd w:fill="auto" w:val="clear"/>
+            <w:tcMar>
+              <w:top w:w="100.0" w:type="dxa"/>
+              <w:left w:w="100.0" w:type="dxa"/>
+              <w:bottom w:w="100.0" w:type="dxa"/>
+              <w:right w:w="100.0" w:type="dxa"/>
+            </w:tcMar>
+            <w:vAlign w:val="top"/>
+          </w:tcPr>
+          <w:p>
+            <w:pPr>
+              <w:widowControl w:val="0"/>
+              <w:spacing w:after="0" w:line="276" w:lineRule="auto"/>
+              <w:rPr/>
+            </w:pPr>
+            <w:r>
+              <w:rPr>
+                <w:rtl w:val="0"/>
+              </w:rPr>
+            </w:r>
+          </w:p>
+        </w:tc>
+        <w:tc>
+          <w:tcPr>
+            <w:tcBorders>
+              <w:top w:color="cccccc" w:space="0" w:sz="6" w:val="single"/>
+              <w:left w:color="cccccc" w:space="0" w:sz="6" w:val="single"/>
+              <w:bottom w:color="cccccc" w:space="0" w:sz="6" w:val="single"/>
+              <w:right w:color="000000" w:space="0" w:sz="6" w:val="single"/>
+            </w:tcBorders>
+            <w:shd w:fill="auto" w:val="clear"/>
             <w:tcMar>
               <w:top w:w="0.0" w:type="dxa"/>
               <w:left w:w="40.0" w:type="dxa"/>
@@ -5587,25 +6634,56 @@
             <w:pPr>
               <w:widowControl w:val="0"/>
               <w:spacing w:after="0" w:line="276" w:lineRule="auto"/>
-              <w:jc w:val="center"/>
-              <w:rPr/>
-            </w:pPr>
-            <w:r>
-              <w:rPr>
-                <w:rtl w:val="0"/>
-              </w:rPr>
-              <w:t xml:space="preserve">E-02</w:t>
-            </w:r>
-          </w:p>
-        </w:tc>
-        <w:tc>
-          <w:tcPr>
-            <w:tcBorders>
-              <w:top w:color="cccccc" w:space="0" w:sz="6" w:val="single"/>
-              <w:left w:color="cccccc" w:space="0" w:sz="6" w:val="single"/>
-              <w:bottom w:color="cccccc" w:space="0" w:sz="6" w:val="single"/>
-              <w:right w:color="000000" w:space="0" w:sz="6" w:val="single"/>
-            </w:tcBorders>
+              <w:rPr/>
+            </w:pPr>
+            <w:r>
+              <w:rPr>
+                <w:rtl w:val="0"/>
+              </w:rPr>
+              <w:t xml:space="preserve">HU-17</w:t>
+            </w:r>
+          </w:p>
+        </w:tc>
+        <w:tc>
+          <w:tcPr>
+            <w:tcBorders>
+              <w:top w:color="cccccc" w:space="0" w:sz="6" w:val="single"/>
+              <w:left w:color="cccccc" w:space="0" w:sz="6" w:val="single"/>
+              <w:bottom w:color="cccccc" w:space="0" w:sz="6" w:val="single"/>
+              <w:right w:color="000000" w:space="0" w:sz="6" w:val="single"/>
+            </w:tcBorders>
+            <w:shd w:fill="auto" w:val="clear"/>
+            <w:tcMar>
+              <w:top w:w="0.0" w:type="dxa"/>
+              <w:left w:w="40.0" w:type="dxa"/>
+              <w:bottom w:w="0.0" w:type="dxa"/>
+              <w:right w:w="40.0" w:type="dxa"/>
+            </w:tcMar>
+            <w:vAlign w:val="center"/>
+          </w:tcPr>
+          <w:p>
+            <w:pPr>
+              <w:widowControl w:val="0"/>
+              <w:spacing w:after="0" w:line="276" w:lineRule="auto"/>
+              <w:rPr/>
+            </w:pPr>
+            <w:r>
+              <w:rPr>
+                <w:rtl w:val="0"/>
+              </w:rPr>
+              <w:t xml:space="preserve">Como bombero, quiero iniciar sesión, para acceder a funcionalidades de emergencia.</w:t>
+            </w:r>
+          </w:p>
+        </w:tc>
+        <w:tc>
+          <w:tcPr>
+            <w:tcBorders>
+              <w:top w:color="cccccc" w:space="0" w:sz="6" w:val="single"/>
+              <w:left w:color="cccccc" w:space="0" w:sz="6" w:val="single"/>
+              <w:bottom w:color="cccccc" w:space="0" w:sz="6" w:val="single"/>
+              <w:right w:color="000000" w:space="0" w:sz="6" w:val="single"/>
+            </w:tcBorders>
+            <w:shd w:fill="9fc5e8" w:val="clear"/>
             <w:tcMar>
               <w:top w:w="0.0" w:type="dxa"/>
               <w:left w:w="40.0" w:type="dxa"/>
@@ -5624,37 +6702,36 @@
               <w:rPr>
                 <w:rtl w:val="0"/>
               </w:rPr>
-              <w:t xml:space="preserve">HU-17</w:t>
-            </w:r>
-          </w:p>
-        </w:tc>
-        <w:tc>
-          <w:tcPr>
-            <w:tcBorders>
-              <w:top w:color="cccccc" w:space="0" w:sz="6" w:val="single"/>
-              <w:left w:color="cccccc" w:space="0" w:sz="6" w:val="single"/>
-              <w:bottom w:color="cccccc" w:space="0" w:sz="6" w:val="single"/>
-              <w:right w:color="000000" w:space="0" w:sz="6" w:val="single"/>
-            </w:tcBorders>
-            <w:tcMar>
-              <w:top w:w="0.0" w:type="dxa"/>
-              <w:left w:w="40.0" w:type="dxa"/>
-              <w:bottom w:w="0.0" w:type="dxa"/>
-              <w:right w:w="40.0" w:type="dxa"/>
-            </w:tcMar>
-            <w:vAlign w:val="center"/>
-          </w:tcPr>
-          <w:p>
-            <w:pPr>
-              <w:widowControl w:val="0"/>
-              <w:spacing w:after="0" w:line="276" w:lineRule="auto"/>
-              <w:rPr/>
-            </w:pPr>
-            <w:r>
-              <w:rPr>
-                <w:rtl w:val="0"/>
-              </w:rPr>
-              <w:t xml:space="preserve">Como bombero, quiero iniciar sesión, para acceder a funcionalidades de emergencia.</w:t>
+            </w:r>
+          </w:p>
+        </w:tc>
+        <w:tc>
+          <w:tcPr>
+            <w:tcBorders>
+              <w:top w:color="cccccc" w:space="0" w:sz="6" w:val="single"/>
+              <w:left w:color="cccccc" w:space="0" w:sz="6" w:val="single"/>
+              <w:bottom w:color="cccccc" w:space="0" w:sz="6" w:val="single"/>
+              <w:right w:color="cccccc" w:space="0" w:sz="6" w:val="single"/>
+            </w:tcBorders>
+            <w:shd w:fill="auto" w:val="clear"/>
+            <w:tcMar>
+              <w:top w:w="0.0" w:type="dxa"/>
+              <w:left w:w="40.0" w:type="dxa"/>
+              <w:bottom w:w="0.0" w:type="dxa"/>
+              <w:right w:w="40.0" w:type="dxa"/>
+            </w:tcMar>
+            <w:vAlign w:val="bottom"/>
+          </w:tcPr>
+          <w:p>
+            <w:pPr>
+              <w:widowControl w:val="0"/>
+              <w:spacing w:after="0" w:line="276" w:lineRule="auto"/>
+              <w:rPr/>
+            </w:pPr>
+            <w:r>
+              <w:rPr>
+                <w:rtl w:val="0"/>
+              </w:rPr>
             </w:r>
           </w:p>
         </w:tc>
@@ -5667,12 +6744,44 @@
         </w:trPr>
         <w:tc>
           <w:tcPr>
+            <w:vMerge w:val="continue"/>
             <w:tcBorders>
               <w:top w:color="cccccc" w:space="0" w:sz="6" w:val="single"/>
               <w:left w:color="000000" w:space="0" w:sz="6" w:val="single"/>
-              <w:bottom w:color="cccccc" w:space="0" w:sz="6" w:val="single"/>
-              <w:right w:color="000000" w:space="0" w:sz="6" w:val="single"/>
-            </w:tcBorders>
+              <w:bottom w:color="000000" w:space="0" w:sz="6" w:val="single"/>
+              <w:right w:color="000000" w:space="0" w:sz="6" w:val="single"/>
+            </w:tcBorders>
+            <w:shd w:fill="auto" w:val="clear"/>
+            <w:tcMar>
+              <w:top w:w="100.0" w:type="dxa"/>
+              <w:left w:w="100.0" w:type="dxa"/>
+              <w:bottom w:w="100.0" w:type="dxa"/>
+              <w:right w:w="100.0" w:type="dxa"/>
+            </w:tcMar>
+            <w:vAlign w:val="top"/>
+          </w:tcPr>
+          <w:p>
+            <w:pPr>
+              <w:widowControl w:val="0"/>
+              <w:spacing w:after="0" w:line="276" w:lineRule="auto"/>
+              <w:rPr/>
+            </w:pPr>
+            <w:r>
+              <w:rPr>
+                <w:rtl w:val="0"/>
+              </w:rPr>
+            </w:r>
+          </w:p>
+        </w:tc>
+        <w:tc>
+          <w:tcPr>
+            <w:tcBorders>
+              <w:top w:color="cccccc" w:space="0" w:sz="6" w:val="single"/>
+              <w:left w:color="cccccc" w:space="0" w:sz="6" w:val="single"/>
+              <w:bottom w:color="cccccc" w:space="0" w:sz="6" w:val="single"/>
+              <w:right w:color="000000" w:space="0" w:sz="6" w:val="single"/>
+            </w:tcBorders>
+            <w:shd w:fill="auto" w:val="clear"/>
             <w:tcMar>
               <w:top w:w="0.0" w:type="dxa"/>
               <w:left w:w="40.0" w:type="dxa"/>
@@ -5685,25 +6794,56 @@
             <w:pPr>
               <w:widowControl w:val="0"/>
               <w:spacing w:after="0" w:line="276" w:lineRule="auto"/>
-              <w:jc w:val="center"/>
-              <w:rPr/>
-            </w:pPr>
-            <w:r>
-              <w:rPr>
-                <w:rtl w:val="0"/>
-              </w:rPr>
-              <w:t xml:space="preserve">E-02</w:t>
-            </w:r>
-          </w:p>
-        </w:tc>
-        <w:tc>
-          <w:tcPr>
-            <w:tcBorders>
-              <w:top w:color="cccccc" w:space="0" w:sz="6" w:val="single"/>
-              <w:left w:color="cccccc" w:space="0" w:sz="6" w:val="single"/>
-              <w:bottom w:color="cccccc" w:space="0" w:sz="6" w:val="single"/>
-              <w:right w:color="000000" w:space="0" w:sz="6" w:val="single"/>
-            </w:tcBorders>
+              <w:rPr/>
+            </w:pPr>
+            <w:r>
+              <w:rPr>
+                <w:rtl w:val="0"/>
+              </w:rPr>
+              <w:t xml:space="preserve">HU-18</w:t>
+            </w:r>
+          </w:p>
+        </w:tc>
+        <w:tc>
+          <w:tcPr>
+            <w:tcBorders>
+              <w:top w:color="cccccc" w:space="0" w:sz="6" w:val="single"/>
+              <w:left w:color="cccccc" w:space="0" w:sz="6" w:val="single"/>
+              <w:bottom w:color="cccccc" w:space="0" w:sz="6" w:val="single"/>
+              <w:right w:color="000000" w:space="0" w:sz="6" w:val="single"/>
+            </w:tcBorders>
+            <w:shd w:fill="auto" w:val="clear"/>
+            <w:tcMar>
+              <w:top w:w="0.0" w:type="dxa"/>
+              <w:left w:w="40.0" w:type="dxa"/>
+              <w:bottom w:w="0.0" w:type="dxa"/>
+              <w:right w:w="40.0" w:type="dxa"/>
+            </w:tcMar>
+            <w:vAlign w:val="center"/>
+          </w:tcPr>
+          <w:p>
+            <w:pPr>
+              <w:widowControl w:val="0"/>
+              <w:spacing w:after="0" w:line="276" w:lineRule="auto"/>
+              <w:rPr/>
+            </w:pPr>
+            <w:r>
+              <w:rPr>
+                <w:rtl w:val="0"/>
+              </w:rPr>
+              <w:t xml:space="preserve">Como bombero, quiero configurar una comuna predeterminada, para facilitar búsquedas.</w:t>
+            </w:r>
+          </w:p>
+        </w:tc>
+        <w:tc>
+          <w:tcPr>
+            <w:tcBorders>
+              <w:top w:color="cccccc" w:space="0" w:sz="6" w:val="single"/>
+              <w:left w:color="cccccc" w:space="0" w:sz="6" w:val="single"/>
+              <w:bottom w:color="cccccc" w:space="0" w:sz="6" w:val="single"/>
+              <w:right w:color="000000" w:space="0" w:sz="6" w:val="single"/>
+            </w:tcBorders>
+            <w:shd w:fill="9fc5e8" w:val="clear"/>
             <w:tcMar>
               <w:top w:w="0.0" w:type="dxa"/>
               <w:left w:w="40.0" w:type="dxa"/>
@@ -5722,37 +6862,36 @@
               <w:rPr>
                 <w:rtl w:val="0"/>
               </w:rPr>
-              <w:t xml:space="preserve">HU-18</w:t>
-            </w:r>
-          </w:p>
-        </w:tc>
-        <w:tc>
-          <w:tcPr>
-            <w:tcBorders>
-              <w:top w:color="cccccc" w:space="0" w:sz="6" w:val="single"/>
-              <w:left w:color="cccccc" w:space="0" w:sz="6" w:val="single"/>
-              <w:bottom w:color="cccccc" w:space="0" w:sz="6" w:val="single"/>
-              <w:right w:color="000000" w:space="0" w:sz="6" w:val="single"/>
-            </w:tcBorders>
-            <w:tcMar>
-              <w:top w:w="0.0" w:type="dxa"/>
-              <w:left w:w="40.0" w:type="dxa"/>
-              <w:bottom w:w="0.0" w:type="dxa"/>
-              <w:right w:w="40.0" w:type="dxa"/>
-            </w:tcMar>
-            <w:vAlign w:val="center"/>
-          </w:tcPr>
-          <w:p>
-            <w:pPr>
-              <w:widowControl w:val="0"/>
-              <w:spacing w:after="0" w:line="276" w:lineRule="auto"/>
-              <w:rPr/>
-            </w:pPr>
-            <w:r>
-              <w:rPr>
-                <w:rtl w:val="0"/>
-              </w:rPr>
-              <w:t xml:space="preserve">Como bombero, quiero configurar una comuna predeterminada, para facilitar búsquedas.</w:t>
+            </w:r>
+          </w:p>
+        </w:tc>
+        <w:tc>
+          <w:tcPr>
+            <w:tcBorders>
+              <w:top w:color="cccccc" w:space="0" w:sz="6" w:val="single"/>
+              <w:left w:color="cccccc" w:space="0" w:sz="6" w:val="single"/>
+              <w:bottom w:color="cccccc" w:space="0" w:sz="6" w:val="single"/>
+              <w:right w:color="cccccc" w:space="0" w:sz="6" w:val="single"/>
+            </w:tcBorders>
+            <w:shd w:fill="auto" w:val="clear"/>
+            <w:tcMar>
+              <w:top w:w="0.0" w:type="dxa"/>
+              <w:left w:w="40.0" w:type="dxa"/>
+              <w:bottom w:w="0.0" w:type="dxa"/>
+              <w:right w:w="40.0" w:type="dxa"/>
+            </w:tcMar>
+            <w:vAlign w:val="bottom"/>
+          </w:tcPr>
+          <w:p>
+            <w:pPr>
+              <w:widowControl w:val="0"/>
+              <w:spacing w:after="0" w:line="276" w:lineRule="auto"/>
+              <w:rPr/>
+            </w:pPr>
+            <w:r>
+              <w:rPr>
+                <w:rtl w:val="0"/>
+              </w:rPr>
             </w:r>
           </w:p>
         </w:tc>
@@ -5765,12 +6904,44 @@
         </w:trPr>
         <w:tc>
           <w:tcPr>
+            <w:vMerge w:val="continue"/>
             <w:tcBorders>
               <w:top w:color="cccccc" w:space="0" w:sz="6" w:val="single"/>
               <w:left w:color="000000" w:space="0" w:sz="6" w:val="single"/>
-              <w:bottom w:color="cccccc" w:space="0" w:sz="6" w:val="single"/>
-              <w:right w:color="000000" w:space="0" w:sz="6" w:val="single"/>
-            </w:tcBorders>
+              <w:bottom w:color="000000" w:space="0" w:sz="6" w:val="single"/>
+              <w:right w:color="000000" w:space="0" w:sz="6" w:val="single"/>
+            </w:tcBorders>
+            <w:shd w:fill="auto" w:val="clear"/>
+            <w:tcMar>
+              <w:top w:w="100.0" w:type="dxa"/>
+              <w:left w:w="100.0" w:type="dxa"/>
+              <w:bottom w:w="100.0" w:type="dxa"/>
+              <w:right w:w="100.0" w:type="dxa"/>
+            </w:tcMar>
+            <w:vAlign w:val="top"/>
+          </w:tcPr>
+          <w:p>
+            <w:pPr>
+              <w:widowControl w:val="0"/>
+              <w:spacing w:after="0" w:line="276" w:lineRule="auto"/>
+              <w:rPr/>
+            </w:pPr>
+            <w:r>
+              <w:rPr>
+                <w:rtl w:val="0"/>
+              </w:rPr>
+            </w:r>
+          </w:p>
+        </w:tc>
+        <w:tc>
+          <w:tcPr>
+            <w:tcBorders>
+              <w:top w:color="cccccc" w:space="0" w:sz="6" w:val="single"/>
+              <w:left w:color="cccccc" w:space="0" w:sz="6" w:val="single"/>
+              <w:bottom w:color="cccccc" w:space="0" w:sz="6" w:val="single"/>
+              <w:right w:color="000000" w:space="0" w:sz="6" w:val="single"/>
+            </w:tcBorders>
+            <w:shd w:fill="auto" w:val="clear"/>
             <w:tcMar>
               <w:top w:w="0.0" w:type="dxa"/>
               <w:left w:w="40.0" w:type="dxa"/>
@@ -5783,25 +6954,56 @@
             <w:pPr>
               <w:widowControl w:val="0"/>
               <w:spacing w:after="0" w:line="276" w:lineRule="auto"/>
-              <w:jc w:val="center"/>
-              <w:rPr/>
-            </w:pPr>
-            <w:r>
-              <w:rPr>
-                <w:rtl w:val="0"/>
-              </w:rPr>
-              <w:t xml:space="preserve">E-02</w:t>
-            </w:r>
-          </w:p>
-        </w:tc>
-        <w:tc>
-          <w:tcPr>
-            <w:tcBorders>
-              <w:top w:color="cccccc" w:space="0" w:sz="6" w:val="single"/>
-              <w:left w:color="cccccc" w:space="0" w:sz="6" w:val="single"/>
-              <w:bottom w:color="cccccc" w:space="0" w:sz="6" w:val="single"/>
-              <w:right w:color="000000" w:space="0" w:sz="6" w:val="single"/>
-            </w:tcBorders>
+              <w:rPr/>
+            </w:pPr>
+            <w:r>
+              <w:rPr>
+                <w:rtl w:val="0"/>
+              </w:rPr>
+              <w:t xml:space="preserve">HU-19</w:t>
+            </w:r>
+          </w:p>
+        </w:tc>
+        <w:tc>
+          <w:tcPr>
+            <w:tcBorders>
+              <w:top w:color="cccccc" w:space="0" w:sz="6" w:val="single"/>
+              <w:left w:color="cccccc" w:space="0" w:sz="6" w:val="single"/>
+              <w:bottom w:color="cccccc" w:space="0" w:sz="6" w:val="single"/>
+              <w:right w:color="000000" w:space="0" w:sz="6" w:val="single"/>
+            </w:tcBorders>
+            <w:shd w:fill="auto" w:val="clear"/>
+            <w:tcMar>
+              <w:top w:w="0.0" w:type="dxa"/>
+              <w:left w:w="40.0" w:type="dxa"/>
+              <w:bottom w:w="0.0" w:type="dxa"/>
+              <w:right w:w="40.0" w:type="dxa"/>
+            </w:tcMar>
+            <w:vAlign w:val="center"/>
+          </w:tcPr>
+          <w:p>
+            <w:pPr>
+              <w:widowControl w:val="0"/>
+              <w:spacing w:after="0" w:line="276" w:lineRule="auto"/>
+              <w:rPr/>
+            </w:pPr>
+            <w:r>
+              <w:rPr>
+                <w:rtl w:val="0"/>
+              </w:rPr>
+              <w:t xml:space="preserve">Como bombero, quiero actualizar la comuna predeterminada, para trabajar en otra zona.</w:t>
+            </w:r>
+          </w:p>
+        </w:tc>
+        <w:tc>
+          <w:tcPr>
+            <w:tcBorders>
+              <w:top w:color="cccccc" w:space="0" w:sz="6" w:val="single"/>
+              <w:left w:color="cccccc" w:space="0" w:sz="6" w:val="single"/>
+              <w:bottom w:color="cccccc" w:space="0" w:sz="6" w:val="single"/>
+              <w:right w:color="000000" w:space="0" w:sz="6" w:val="single"/>
+            </w:tcBorders>
+            <w:shd w:fill="9fc5e8" w:val="clear"/>
             <w:tcMar>
               <w:top w:w="0.0" w:type="dxa"/>
               <w:left w:w="40.0" w:type="dxa"/>
@@ -5820,37 +7022,36 @@
               <w:rPr>
                 <w:rtl w:val="0"/>
               </w:rPr>
-              <w:t xml:space="preserve">HU-19</w:t>
-            </w:r>
-          </w:p>
-        </w:tc>
-        <w:tc>
-          <w:tcPr>
-            <w:tcBorders>
-              <w:top w:color="cccccc" w:space="0" w:sz="6" w:val="single"/>
-              <w:left w:color="cccccc" w:space="0" w:sz="6" w:val="single"/>
-              <w:bottom w:color="cccccc" w:space="0" w:sz="6" w:val="single"/>
-              <w:right w:color="000000" w:space="0" w:sz="6" w:val="single"/>
-            </w:tcBorders>
-            <w:tcMar>
-              <w:top w:w="0.0" w:type="dxa"/>
-              <w:left w:w="40.0" w:type="dxa"/>
-              <w:bottom w:w="0.0" w:type="dxa"/>
-              <w:right w:w="40.0" w:type="dxa"/>
-            </w:tcMar>
-            <w:vAlign w:val="center"/>
-          </w:tcPr>
-          <w:p>
-            <w:pPr>
-              <w:widowControl w:val="0"/>
-              <w:spacing w:after="0" w:line="276" w:lineRule="auto"/>
-              <w:rPr/>
-            </w:pPr>
-            <w:r>
-              <w:rPr>
-                <w:rtl w:val="0"/>
-              </w:rPr>
-              <w:t xml:space="preserve">Como bombero, quiero actualizar la comuna predeterminada, para trabajar en otra zona.</w:t>
+            </w:r>
+          </w:p>
+        </w:tc>
+        <w:tc>
+          <w:tcPr>
+            <w:tcBorders>
+              <w:top w:color="cccccc" w:space="0" w:sz="6" w:val="single"/>
+              <w:left w:color="cccccc" w:space="0" w:sz="6" w:val="single"/>
+              <w:bottom w:color="cccccc" w:space="0" w:sz="6" w:val="single"/>
+              <w:right w:color="cccccc" w:space="0" w:sz="6" w:val="single"/>
+            </w:tcBorders>
+            <w:shd w:fill="auto" w:val="clear"/>
+            <w:tcMar>
+              <w:top w:w="0.0" w:type="dxa"/>
+              <w:left w:w="40.0" w:type="dxa"/>
+              <w:bottom w:w="0.0" w:type="dxa"/>
+              <w:right w:w="40.0" w:type="dxa"/>
+            </w:tcMar>
+            <w:vAlign w:val="bottom"/>
+          </w:tcPr>
+          <w:p>
+            <w:pPr>
+              <w:widowControl w:val="0"/>
+              <w:spacing w:after="0" w:line="276" w:lineRule="auto"/>
+              <w:rPr/>
+            </w:pPr>
+            <w:r>
+              <w:rPr>
+                <w:rtl w:val="0"/>
+              </w:rPr>
             </w:r>
           </w:p>
         </w:tc>
@@ -5863,12 +7064,44 @@
         </w:trPr>
         <w:tc>
           <w:tcPr>
+            <w:vMerge w:val="continue"/>
             <w:tcBorders>
               <w:top w:color="cccccc" w:space="0" w:sz="6" w:val="single"/>
               <w:left w:color="000000" w:space="0" w:sz="6" w:val="single"/>
-              <w:bottom w:color="cccccc" w:space="0" w:sz="6" w:val="single"/>
-              <w:right w:color="000000" w:space="0" w:sz="6" w:val="single"/>
-            </w:tcBorders>
+              <w:bottom w:color="000000" w:space="0" w:sz="6" w:val="single"/>
+              <w:right w:color="000000" w:space="0" w:sz="6" w:val="single"/>
+            </w:tcBorders>
+            <w:shd w:fill="auto" w:val="clear"/>
+            <w:tcMar>
+              <w:top w:w="100.0" w:type="dxa"/>
+              <w:left w:w="100.0" w:type="dxa"/>
+              <w:bottom w:w="100.0" w:type="dxa"/>
+              <w:right w:w="100.0" w:type="dxa"/>
+            </w:tcMar>
+            <w:vAlign w:val="top"/>
+          </w:tcPr>
+          <w:p>
+            <w:pPr>
+              <w:widowControl w:val="0"/>
+              <w:spacing w:after="0" w:line="276" w:lineRule="auto"/>
+              <w:rPr/>
+            </w:pPr>
+            <w:r>
+              <w:rPr>
+                <w:rtl w:val="0"/>
+              </w:rPr>
+            </w:r>
+          </w:p>
+        </w:tc>
+        <w:tc>
+          <w:tcPr>
+            <w:tcBorders>
+              <w:top w:color="cccccc" w:space="0" w:sz="6" w:val="single"/>
+              <w:left w:color="cccccc" w:space="0" w:sz="6" w:val="single"/>
+              <w:bottom w:color="cccccc" w:space="0" w:sz="6" w:val="single"/>
+              <w:right w:color="000000" w:space="0" w:sz="6" w:val="single"/>
+            </w:tcBorders>
+            <w:shd w:fill="auto" w:val="clear"/>
             <w:tcMar>
               <w:top w:w="0.0" w:type="dxa"/>
               <w:left w:w="40.0" w:type="dxa"/>
@@ -5881,25 +7114,56 @@
             <w:pPr>
               <w:widowControl w:val="0"/>
               <w:spacing w:after="0" w:line="276" w:lineRule="auto"/>
-              <w:jc w:val="center"/>
-              <w:rPr/>
-            </w:pPr>
-            <w:r>
-              <w:rPr>
-                <w:rtl w:val="0"/>
-              </w:rPr>
-              <w:t xml:space="preserve">E-02</w:t>
-            </w:r>
-          </w:p>
-        </w:tc>
-        <w:tc>
-          <w:tcPr>
-            <w:tcBorders>
-              <w:top w:color="cccccc" w:space="0" w:sz="6" w:val="single"/>
-              <w:left w:color="cccccc" w:space="0" w:sz="6" w:val="single"/>
-              <w:bottom w:color="cccccc" w:space="0" w:sz="6" w:val="single"/>
-              <w:right w:color="000000" w:space="0" w:sz="6" w:val="single"/>
-            </w:tcBorders>
+              <w:rPr/>
+            </w:pPr>
+            <w:r>
+              <w:rPr>
+                <w:rtl w:val="0"/>
+              </w:rPr>
+              <w:t xml:space="preserve">HU-20</w:t>
+            </w:r>
+          </w:p>
+        </w:tc>
+        <w:tc>
+          <w:tcPr>
+            <w:tcBorders>
+              <w:top w:color="cccccc" w:space="0" w:sz="6" w:val="single"/>
+              <w:left w:color="cccccc" w:space="0" w:sz="6" w:val="single"/>
+              <w:bottom w:color="cccccc" w:space="0" w:sz="6" w:val="single"/>
+              <w:right w:color="000000" w:space="0" w:sz="6" w:val="single"/>
+            </w:tcBorders>
+            <w:shd w:fill="auto" w:val="clear"/>
+            <w:tcMar>
+              <w:top w:w="0.0" w:type="dxa"/>
+              <w:left w:w="40.0" w:type="dxa"/>
+              <w:bottom w:w="0.0" w:type="dxa"/>
+              <w:right w:w="40.0" w:type="dxa"/>
+            </w:tcMar>
+            <w:vAlign w:val="center"/>
+          </w:tcPr>
+          <w:p>
+            <w:pPr>
+              <w:widowControl w:val="0"/>
+              <w:spacing w:after="0" w:line="276" w:lineRule="auto"/>
+              <w:rPr/>
+            </w:pPr>
+            <w:r>
+              <w:rPr>
+                <w:rtl w:val="0"/>
+              </w:rPr>
+              <w:t xml:space="preserve">Como bombero, quiero buscar viviendas por dirección, para obtener información previa.</w:t>
+            </w:r>
+          </w:p>
+        </w:tc>
+        <w:tc>
+          <w:tcPr>
+            <w:tcBorders>
+              <w:top w:color="cccccc" w:space="0" w:sz="6" w:val="single"/>
+              <w:left w:color="cccccc" w:space="0" w:sz="6" w:val="single"/>
+              <w:bottom w:color="cccccc" w:space="0" w:sz="6" w:val="single"/>
+              <w:right w:color="000000" w:space="0" w:sz="6" w:val="single"/>
+            </w:tcBorders>
+            <w:shd w:fill="9fc5e8" w:val="clear"/>
             <w:tcMar>
               <w:top w:w="0.0" w:type="dxa"/>
               <w:left w:w="40.0" w:type="dxa"/>
@@ -5918,37 +7182,36 @@
               <w:rPr>
                 <w:rtl w:val="0"/>
               </w:rPr>
-              <w:t xml:space="preserve">HU-20</w:t>
-            </w:r>
-          </w:p>
-        </w:tc>
-        <w:tc>
-          <w:tcPr>
-            <w:tcBorders>
-              <w:top w:color="cccccc" w:space="0" w:sz="6" w:val="single"/>
-              <w:left w:color="cccccc" w:space="0" w:sz="6" w:val="single"/>
-              <w:bottom w:color="cccccc" w:space="0" w:sz="6" w:val="single"/>
-              <w:right w:color="000000" w:space="0" w:sz="6" w:val="single"/>
-            </w:tcBorders>
-            <w:tcMar>
-              <w:top w:w="0.0" w:type="dxa"/>
-              <w:left w:w="40.0" w:type="dxa"/>
-              <w:bottom w:w="0.0" w:type="dxa"/>
-              <w:right w:w="40.0" w:type="dxa"/>
-            </w:tcMar>
-            <w:vAlign w:val="center"/>
-          </w:tcPr>
-          <w:p>
-            <w:pPr>
-              <w:widowControl w:val="0"/>
-              <w:spacing w:after="0" w:line="276" w:lineRule="auto"/>
-              <w:rPr/>
-            </w:pPr>
-            <w:r>
-              <w:rPr>
-                <w:rtl w:val="0"/>
-              </w:rPr>
-              <w:t xml:space="preserve">Como bombero, quiero buscar viviendas por dirección, para obtener información previa.</w:t>
+            </w:r>
+          </w:p>
+        </w:tc>
+        <w:tc>
+          <w:tcPr>
+            <w:tcBorders>
+              <w:top w:color="cccccc" w:space="0" w:sz="6" w:val="single"/>
+              <w:left w:color="cccccc" w:space="0" w:sz="6" w:val="single"/>
+              <w:bottom w:color="cccccc" w:space="0" w:sz="6" w:val="single"/>
+              <w:right w:color="cccccc" w:space="0" w:sz="6" w:val="single"/>
+            </w:tcBorders>
+            <w:shd w:fill="auto" w:val="clear"/>
+            <w:tcMar>
+              <w:top w:w="0.0" w:type="dxa"/>
+              <w:left w:w="40.0" w:type="dxa"/>
+              <w:bottom w:w="0.0" w:type="dxa"/>
+              <w:right w:w="40.0" w:type="dxa"/>
+            </w:tcMar>
+            <w:vAlign w:val="bottom"/>
+          </w:tcPr>
+          <w:p>
+            <w:pPr>
+              <w:widowControl w:val="0"/>
+              <w:spacing w:after="0" w:line="276" w:lineRule="auto"/>
+              <w:rPr/>
+            </w:pPr>
+            <w:r>
+              <w:rPr>
+                <w:rtl w:val="0"/>
+              </w:rPr>
             </w:r>
           </w:p>
         </w:tc>
@@ -5961,12 +7224,44 @@
         </w:trPr>
         <w:tc>
           <w:tcPr>
+            <w:vMerge w:val="continue"/>
             <w:tcBorders>
               <w:top w:color="cccccc" w:space="0" w:sz="6" w:val="single"/>
               <w:left w:color="000000" w:space="0" w:sz="6" w:val="single"/>
-              <w:bottom w:color="cccccc" w:space="0" w:sz="6" w:val="single"/>
-              <w:right w:color="000000" w:space="0" w:sz="6" w:val="single"/>
-            </w:tcBorders>
+              <w:bottom w:color="000000" w:space="0" w:sz="6" w:val="single"/>
+              <w:right w:color="000000" w:space="0" w:sz="6" w:val="single"/>
+            </w:tcBorders>
+            <w:shd w:fill="auto" w:val="clear"/>
+            <w:tcMar>
+              <w:top w:w="100.0" w:type="dxa"/>
+              <w:left w:w="100.0" w:type="dxa"/>
+              <w:bottom w:w="100.0" w:type="dxa"/>
+              <w:right w:w="100.0" w:type="dxa"/>
+            </w:tcMar>
+            <w:vAlign w:val="top"/>
+          </w:tcPr>
+          <w:p>
+            <w:pPr>
+              <w:widowControl w:val="0"/>
+              <w:spacing w:after="0" w:line="276" w:lineRule="auto"/>
+              <w:rPr/>
+            </w:pPr>
+            <w:r>
+              <w:rPr>
+                <w:rtl w:val="0"/>
+              </w:rPr>
+            </w:r>
+          </w:p>
+        </w:tc>
+        <w:tc>
+          <w:tcPr>
+            <w:tcBorders>
+              <w:top w:color="cccccc" w:space="0" w:sz="6" w:val="single"/>
+              <w:left w:color="cccccc" w:space="0" w:sz="6" w:val="single"/>
+              <w:bottom w:color="cccccc" w:space="0" w:sz="6" w:val="single"/>
+              <w:right w:color="000000" w:space="0" w:sz="6" w:val="single"/>
+            </w:tcBorders>
+            <w:shd w:fill="auto" w:val="clear"/>
             <w:tcMar>
               <w:top w:w="0.0" w:type="dxa"/>
               <w:left w:w="40.0" w:type="dxa"/>
@@ -5979,25 +7274,56 @@
             <w:pPr>
               <w:widowControl w:val="0"/>
               <w:spacing w:after="0" w:line="276" w:lineRule="auto"/>
-              <w:jc w:val="center"/>
-              <w:rPr/>
-            </w:pPr>
-            <w:r>
-              <w:rPr>
-                <w:rtl w:val="0"/>
-              </w:rPr>
-              <w:t xml:space="preserve">E-02</w:t>
-            </w:r>
-          </w:p>
-        </w:tc>
-        <w:tc>
-          <w:tcPr>
-            <w:tcBorders>
-              <w:top w:color="cccccc" w:space="0" w:sz="6" w:val="single"/>
-              <w:left w:color="cccccc" w:space="0" w:sz="6" w:val="single"/>
-              <w:bottom w:color="cccccc" w:space="0" w:sz="6" w:val="single"/>
-              <w:right w:color="000000" w:space="0" w:sz="6" w:val="single"/>
-            </w:tcBorders>
+              <w:rPr/>
+            </w:pPr>
+            <w:r>
+              <w:rPr>
+                <w:rtl w:val="0"/>
+              </w:rPr>
+              <w:t xml:space="preserve">HU-21</w:t>
+            </w:r>
+          </w:p>
+        </w:tc>
+        <w:tc>
+          <w:tcPr>
+            <w:tcBorders>
+              <w:top w:color="cccccc" w:space="0" w:sz="6" w:val="single"/>
+              <w:left w:color="cccccc" w:space="0" w:sz="6" w:val="single"/>
+              <w:bottom w:color="cccccc" w:space="0" w:sz="6" w:val="single"/>
+              <w:right w:color="000000" w:space="0" w:sz="6" w:val="single"/>
+            </w:tcBorders>
+            <w:shd w:fill="auto" w:val="clear"/>
+            <w:tcMar>
+              <w:top w:w="0.0" w:type="dxa"/>
+              <w:left w:w="40.0" w:type="dxa"/>
+              <w:bottom w:w="0.0" w:type="dxa"/>
+              <w:right w:w="40.0" w:type="dxa"/>
+            </w:tcMar>
+            <w:vAlign w:val="center"/>
+          </w:tcPr>
+          <w:p>
+            <w:pPr>
+              <w:widowControl w:val="0"/>
+              <w:spacing w:after="0" w:line="276" w:lineRule="auto"/>
+              <w:rPr/>
+            </w:pPr>
+            <w:r>
+              <w:rPr>
+                <w:rtl w:val="0"/>
+              </w:rPr>
+              <w:t xml:space="preserve">Como bombero, quiero visualizar información completa del domicilio, para planificar rescates.</w:t>
+            </w:r>
+          </w:p>
+        </w:tc>
+        <w:tc>
+          <w:tcPr>
+            <w:tcBorders>
+              <w:top w:color="cccccc" w:space="0" w:sz="6" w:val="single"/>
+              <w:left w:color="cccccc" w:space="0" w:sz="6" w:val="single"/>
+              <w:bottom w:color="cccccc" w:space="0" w:sz="6" w:val="single"/>
+              <w:right w:color="000000" w:space="0" w:sz="6" w:val="single"/>
+            </w:tcBorders>
+            <w:shd w:fill="9fc5e8" w:val="clear"/>
             <w:tcMar>
               <w:top w:w="0.0" w:type="dxa"/>
               <w:left w:w="40.0" w:type="dxa"/>
@@ -6016,37 +7342,36 @@
               <w:rPr>
                 <w:rtl w:val="0"/>
               </w:rPr>
-              <w:t xml:space="preserve">HU-21</w:t>
-            </w:r>
-          </w:p>
-        </w:tc>
-        <w:tc>
-          <w:tcPr>
-            <w:tcBorders>
-              <w:top w:color="cccccc" w:space="0" w:sz="6" w:val="single"/>
-              <w:left w:color="cccccc" w:space="0" w:sz="6" w:val="single"/>
-              <w:bottom w:color="cccccc" w:space="0" w:sz="6" w:val="single"/>
-              <w:right w:color="000000" w:space="0" w:sz="6" w:val="single"/>
-            </w:tcBorders>
-            <w:tcMar>
-              <w:top w:w="0.0" w:type="dxa"/>
-              <w:left w:w="40.0" w:type="dxa"/>
-              <w:bottom w:w="0.0" w:type="dxa"/>
-              <w:right w:w="40.0" w:type="dxa"/>
-            </w:tcMar>
-            <w:vAlign w:val="center"/>
-          </w:tcPr>
-          <w:p>
-            <w:pPr>
-              <w:widowControl w:val="0"/>
-              <w:spacing w:after="0" w:line="276" w:lineRule="auto"/>
-              <w:rPr/>
-            </w:pPr>
-            <w:r>
-              <w:rPr>
-                <w:rtl w:val="0"/>
-              </w:rPr>
-              <w:t xml:space="preserve">Como bombero, quiero visualizar información completa del domicilio, para planificar rescates.</w:t>
+            </w:r>
+          </w:p>
+        </w:tc>
+        <w:tc>
+          <w:tcPr>
+            <w:tcBorders>
+              <w:top w:color="cccccc" w:space="0" w:sz="6" w:val="single"/>
+              <w:left w:color="cccccc" w:space="0" w:sz="6" w:val="single"/>
+              <w:bottom w:color="cccccc" w:space="0" w:sz="6" w:val="single"/>
+              <w:right w:color="cccccc" w:space="0" w:sz="6" w:val="single"/>
+            </w:tcBorders>
+            <w:shd w:fill="auto" w:val="clear"/>
+            <w:tcMar>
+              <w:top w:w="0.0" w:type="dxa"/>
+              <w:left w:w="40.0" w:type="dxa"/>
+              <w:bottom w:w="0.0" w:type="dxa"/>
+              <w:right w:w="40.0" w:type="dxa"/>
+            </w:tcMar>
+            <w:vAlign w:val="bottom"/>
+          </w:tcPr>
+          <w:p>
+            <w:pPr>
+              <w:widowControl w:val="0"/>
+              <w:spacing w:after="0" w:line="276" w:lineRule="auto"/>
+              <w:rPr/>
+            </w:pPr>
+            <w:r>
+              <w:rPr>
+                <w:rtl w:val="0"/>
+              </w:rPr>
             </w:r>
           </w:p>
         </w:tc>
@@ -6059,12 +7384,44 @@
         </w:trPr>
         <w:tc>
           <w:tcPr>
+            <w:vMerge w:val="continue"/>
             <w:tcBorders>
               <w:top w:color="cccccc" w:space="0" w:sz="6" w:val="single"/>
               <w:left w:color="000000" w:space="0" w:sz="6" w:val="single"/>
-              <w:bottom w:color="cccccc" w:space="0" w:sz="6" w:val="single"/>
-              <w:right w:color="000000" w:space="0" w:sz="6" w:val="single"/>
-            </w:tcBorders>
+              <w:bottom w:color="000000" w:space="0" w:sz="6" w:val="single"/>
+              <w:right w:color="000000" w:space="0" w:sz="6" w:val="single"/>
+            </w:tcBorders>
+            <w:shd w:fill="auto" w:val="clear"/>
+            <w:tcMar>
+              <w:top w:w="100.0" w:type="dxa"/>
+              <w:left w:w="100.0" w:type="dxa"/>
+              <w:bottom w:w="100.0" w:type="dxa"/>
+              <w:right w:w="100.0" w:type="dxa"/>
+            </w:tcMar>
+            <w:vAlign w:val="top"/>
+          </w:tcPr>
+          <w:p>
+            <w:pPr>
+              <w:widowControl w:val="0"/>
+              <w:spacing w:after="0" w:line="276" w:lineRule="auto"/>
+              <w:rPr/>
+            </w:pPr>
+            <w:r>
+              <w:rPr>
+                <w:rtl w:val="0"/>
+              </w:rPr>
+            </w:r>
+          </w:p>
+        </w:tc>
+        <w:tc>
+          <w:tcPr>
+            <w:tcBorders>
+              <w:top w:color="cccccc" w:space="0" w:sz="6" w:val="single"/>
+              <w:left w:color="cccccc" w:space="0" w:sz="6" w:val="single"/>
+              <w:bottom w:color="cccccc" w:space="0" w:sz="6" w:val="single"/>
+              <w:right w:color="000000" w:space="0" w:sz="6" w:val="single"/>
+            </w:tcBorders>
+            <w:shd w:fill="auto" w:val="clear"/>
             <w:tcMar>
               <w:top w:w="0.0" w:type="dxa"/>
               <w:left w:w="40.0" w:type="dxa"/>
@@ -6077,25 +7434,56 @@
             <w:pPr>
               <w:widowControl w:val="0"/>
               <w:spacing w:after="0" w:line="276" w:lineRule="auto"/>
-              <w:jc w:val="center"/>
-              <w:rPr/>
-            </w:pPr>
-            <w:r>
-              <w:rPr>
-                <w:rtl w:val="0"/>
-              </w:rPr>
-              <w:t xml:space="preserve">E-02</w:t>
-            </w:r>
-          </w:p>
-        </w:tc>
-        <w:tc>
-          <w:tcPr>
-            <w:tcBorders>
-              <w:top w:color="cccccc" w:space="0" w:sz="6" w:val="single"/>
-              <w:left w:color="cccccc" w:space="0" w:sz="6" w:val="single"/>
-              <w:bottom w:color="cccccc" w:space="0" w:sz="6" w:val="single"/>
-              <w:right w:color="000000" w:space="0" w:sz="6" w:val="single"/>
-            </w:tcBorders>
+              <w:rPr/>
+            </w:pPr>
+            <w:r>
+              <w:rPr>
+                <w:rtl w:val="0"/>
+              </w:rPr>
+              <w:t xml:space="preserve">HU-22</w:t>
+            </w:r>
+          </w:p>
+        </w:tc>
+        <w:tc>
+          <w:tcPr>
+            <w:tcBorders>
+              <w:top w:color="cccccc" w:space="0" w:sz="6" w:val="single"/>
+              <w:left w:color="cccccc" w:space="0" w:sz="6" w:val="single"/>
+              <w:bottom w:color="cccccc" w:space="0" w:sz="6" w:val="single"/>
+              <w:right w:color="000000" w:space="0" w:sz="6" w:val="single"/>
+            </w:tcBorders>
+            <w:shd w:fill="auto" w:val="clear"/>
+            <w:tcMar>
+              <w:top w:w="0.0" w:type="dxa"/>
+              <w:left w:w="40.0" w:type="dxa"/>
+              <w:bottom w:w="0.0" w:type="dxa"/>
+              <w:right w:w="40.0" w:type="dxa"/>
+            </w:tcMar>
+            <w:vAlign w:val="center"/>
+          </w:tcPr>
+          <w:p>
+            <w:pPr>
+              <w:widowControl w:val="0"/>
+              <w:spacing w:after="0" w:line="276" w:lineRule="auto"/>
+              <w:rPr/>
+            </w:pPr>
+            <w:r>
+              <w:rPr>
+                <w:rtl w:val="0"/>
+              </w:rPr>
+              <w:t xml:space="preserve">Como bombero, quiero ver la ubicación de una vivienda en el mapa, para ubicarme rápidamente.</w:t>
+            </w:r>
+          </w:p>
+        </w:tc>
+        <w:tc>
+          <w:tcPr>
+            <w:tcBorders>
+              <w:top w:color="cccccc" w:space="0" w:sz="6" w:val="single"/>
+              <w:left w:color="cccccc" w:space="0" w:sz="6" w:val="single"/>
+              <w:bottom w:color="cccccc" w:space="0" w:sz="6" w:val="single"/>
+              <w:right w:color="000000" w:space="0" w:sz="6" w:val="single"/>
+            </w:tcBorders>
+            <w:shd w:fill="9fc5e8" w:val="clear"/>
             <w:tcMar>
               <w:top w:w="0.0" w:type="dxa"/>
               <w:left w:w="40.0" w:type="dxa"/>
@@ -6114,49 +7502,36 @@
               <w:rPr>
                 <w:rtl w:val="0"/>
               </w:rPr>
-              <w:t xml:space="preserve">HU-22</w:t>
-            </w:r>
-          </w:p>
-        </w:tc>
-        <w:tc>
-          <w:tcPr>
-            <w:tcBorders>
-              <w:top w:color="cccccc" w:space="0" w:sz="6" w:val="single"/>
-              <w:left w:color="cccccc" w:space="0" w:sz="6" w:val="single"/>
-              <w:bottom w:color="cccccc" w:space="0" w:sz="6" w:val="single"/>
-              <w:right w:color="000000" w:space="0" w:sz="6" w:val="single"/>
-            </w:tcBorders>
-            <w:tcMar>
-              <w:top w:w="0.0" w:type="dxa"/>
-              <w:left w:w="40.0" w:type="dxa"/>
-              <w:bottom w:w="0.0" w:type="dxa"/>
-              <w:right w:w="40.0" w:type="dxa"/>
-            </w:tcMar>
-            <w:vAlign w:val="center"/>
-          </w:tcPr>
-          <w:p>
-            <w:pPr>
-              <w:widowControl w:val="0"/>
-              <w:spacing w:after="0" w:line="276" w:lineRule="auto"/>
-              <w:rPr/>
-            </w:pPr>
-            <w:r>
-              <w:rPr>
-                <w:rtl w:val="0"/>
-              </w:rPr>
-              <w:t xml:space="preserve">Como bombero, quiero ver la ubicación de una vivienda en el mapa, para </w:t>
-            </w:r>
-            <w:r>
-              <w:rPr>
-                <w:rtl w:val="0"/>
-              </w:rPr>
-              <w:t xml:space="preserve">ubicarme rápidamente</w:t>
-            </w:r>
-            <w:r>
-              <w:rPr>
-                <w:rtl w:val="0"/>
-              </w:rPr>
-              <w:t xml:space="preserve">.</w:t>
+            </w:r>
+          </w:p>
+        </w:tc>
+        <w:tc>
+          <w:tcPr>
+            <w:tcBorders>
+              <w:top w:color="cccccc" w:space="0" w:sz="6" w:val="single"/>
+              <w:left w:color="cccccc" w:space="0" w:sz="6" w:val="single"/>
+              <w:bottom w:color="cccccc" w:space="0" w:sz="6" w:val="single"/>
+              <w:right w:color="cccccc" w:space="0" w:sz="6" w:val="single"/>
+            </w:tcBorders>
+            <w:shd w:fill="auto" w:val="clear"/>
+            <w:tcMar>
+              <w:top w:w="0.0" w:type="dxa"/>
+              <w:left w:w="40.0" w:type="dxa"/>
+              <w:bottom w:w="0.0" w:type="dxa"/>
+              <w:right w:w="40.0" w:type="dxa"/>
+            </w:tcMar>
+            <w:vAlign w:val="bottom"/>
+          </w:tcPr>
+          <w:p>
+            <w:pPr>
+              <w:widowControl w:val="0"/>
+              <w:spacing w:after="0" w:line="276" w:lineRule="auto"/>
+              <w:rPr/>
+            </w:pPr>
+            <w:r>
+              <w:rPr>
+                <w:rtl w:val="0"/>
+              </w:rPr>
             </w:r>
           </w:p>
         </w:tc>
@@ -6169,12 +7544,44 @@
         </w:trPr>
         <w:tc>
           <w:tcPr>
+            <w:vMerge w:val="continue"/>
             <w:tcBorders>
               <w:top w:color="cccccc" w:space="0" w:sz="6" w:val="single"/>
               <w:left w:color="000000" w:space="0" w:sz="6" w:val="single"/>
-              <w:bottom w:color="cccccc" w:space="0" w:sz="6" w:val="single"/>
-              <w:right w:color="000000" w:space="0" w:sz="6" w:val="single"/>
-            </w:tcBorders>
+              <w:bottom w:color="000000" w:space="0" w:sz="6" w:val="single"/>
+              <w:right w:color="000000" w:space="0" w:sz="6" w:val="single"/>
+            </w:tcBorders>
+            <w:shd w:fill="auto" w:val="clear"/>
+            <w:tcMar>
+              <w:top w:w="100.0" w:type="dxa"/>
+              <w:left w:w="100.0" w:type="dxa"/>
+              <w:bottom w:w="100.0" w:type="dxa"/>
+              <w:right w:w="100.0" w:type="dxa"/>
+            </w:tcMar>
+            <w:vAlign w:val="top"/>
+          </w:tcPr>
+          <w:p>
+            <w:pPr>
+              <w:widowControl w:val="0"/>
+              <w:spacing w:after="0" w:line="276" w:lineRule="auto"/>
+              <w:rPr/>
+            </w:pPr>
+            <w:r>
+              <w:rPr>
+                <w:rtl w:val="0"/>
+              </w:rPr>
+            </w:r>
+          </w:p>
+        </w:tc>
+        <w:tc>
+          <w:tcPr>
+            <w:tcBorders>
+              <w:top w:color="cccccc" w:space="0" w:sz="6" w:val="single"/>
+              <w:left w:color="cccccc" w:space="0" w:sz="6" w:val="single"/>
+              <w:bottom w:color="cccccc" w:space="0" w:sz="6" w:val="single"/>
+              <w:right w:color="000000" w:space="0" w:sz="6" w:val="single"/>
+            </w:tcBorders>
+            <w:shd w:fill="auto" w:val="clear"/>
             <w:tcMar>
               <w:top w:w="0.0" w:type="dxa"/>
               <w:left w:w="40.0" w:type="dxa"/>
@@ -6187,25 +7594,56 @@
             <w:pPr>
               <w:widowControl w:val="0"/>
               <w:spacing w:after="0" w:line="276" w:lineRule="auto"/>
-              <w:jc w:val="center"/>
-              <w:rPr/>
-            </w:pPr>
-            <w:r>
-              <w:rPr>
-                <w:rtl w:val="0"/>
-              </w:rPr>
-              <w:t xml:space="preserve">E-02</w:t>
-            </w:r>
-          </w:p>
-        </w:tc>
-        <w:tc>
-          <w:tcPr>
-            <w:tcBorders>
-              <w:top w:color="cccccc" w:space="0" w:sz="6" w:val="single"/>
-              <w:left w:color="cccccc" w:space="0" w:sz="6" w:val="single"/>
-              <w:bottom w:color="cccccc" w:space="0" w:sz="6" w:val="single"/>
-              <w:right w:color="000000" w:space="0" w:sz="6" w:val="single"/>
-            </w:tcBorders>
+              <w:rPr/>
+            </w:pPr>
+            <w:r>
+              <w:rPr>
+                <w:rtl w:val="0"/>
+              </w:rPr>
+              <w:t xml:space="preserve">HU-23</w:t>
+            </w:r>
+          </w:p>
+        </w:tc>
+        <w:tc>
+          <w:tcPr>
+            <w:tcBorders>
+              <w:top w:color="cccccc" w:space="0" w:sz="6" w:val="single"/>
+              <w:left w:color="cccccc" w:space="0" w:sz="6" w:val="single"/>
+              <w:bottom w:color="cccccc" w:space="0" w:sz="6" w:val="single"/>
+              <w:right w:color="000000" w:space="0" w:sz="6" w:val="single"/>
+            </w:tcBorders>
+            <w:shd w:fill="auto" w:val="clear"/>
+            <w:tcMar>
+              <w:top w:w="0.0" w:type="dxa"/>
+              <w:left w:w="40.0" w:type="dxa"/>
+              <w:bottom w:w="0.0" w:type="dxa"/>
+              <w:right w:w="40.0" w:type="dxa"/>
+            </w:tcMar>
+            <w:vAlign w:val="center"/>
+          </w:tcPr>
+          <w:p>
+            <w:pPr>
+              <w:widowControl w:val="0"/>
+              <w:spacing w:after="0" w:line="276" w:lineRule="auto"/>
+              <w:rPr/>
+            </w:pPr>
+            <w:r>
+              <w:rPr>
+                <w:rtl w:val="0"/>
+              </w:rPr>
+              <w:t xml:space="preserve">Como bombero, quiero visualizar centros de gas cercanos, para identificar riesgos adicionales.</w:t>
+            </w:r>
+          </w:p>
+        </w:tc>
+        <w:tc>
+          <w:tcPr>
+            <w:tcBorders>
+              <w:top w:color="cccccc" w:space="0" w:sz="6" w:val="single"/>
+              <w:left w:color="cccccc" w:space="0" w:sz="6" w:val="single"/>
+              <w:bottom w:color="000000" w:space="0" w:sz="6" w:val="single"/>
+              <w:right w:color="000000" w:space="0" w:sz="6" w:val="single"/>
+            </w:tcBorders>
+            <w:shd w:fill="9fc5e8" w:val="clear"/>
             <w:tcMar>
               <w:top w:w="0.0" w:type="dxa"/>
               <w:left w:w="40.0" w:type="dxa"/>
@@ -6224,37 +7662,36 @@
               <w:rPr>
                 <w:rtl w:val="0"/>
               </w:rPr>
-              <w:t xml:space="preserve">HU-23</w:t>
-            </w:r>
-          </w:p>
-        </w:tc>
-        <w:tc>
-          <w:tcPr>
-            <w:tcBorders>
-              <w:top w:color="cccccc" w:space="0" w:sz="6" w:val="single"/>
-              <w:left w:color="cccccc" w:space="0" w:sz="6" w:val="single"/>
-              <w:bottom w:color="cccccc" w:space="0" w:sz="6" w:val="single"/>
-              <w:right w:color="000000" w:space="0" w:sz="6" w:val="single"/>
-            </w:tcBorders>
-            <w:tcMar>
-              <w:top w:w="0.0" w:type="dxa"/>
-              <w:left w:w="40.0" w:type="dxa"/>
-              <w:bottom w:w="0.0" w:type="dxa"/>
-              <w:right w:w="40.0" w:type="dxa"/>
-            </w:tcMar>
-            <w:vAlign w:val="center"/>
-          </w:tcPr>
-          <w:p>
-            <w:pPr>
-              <w:widowControl w:val="0"/>
-              <w:spacing w:after="0" w:line="276" w:lineRule="auto"/>
-              <w:rPr/>
-            </w:pPr>
-            <w:r>
-              <w:rPr>
-                <w:rtl w:val="0"/>
-              </w:rPr>
-              <w:t xml:space="preserve">Como bombero, quiero visualizar centros de gas cercanos, para identificar riesgos adicionales.</w:t>
+            </w:r>
+          </w:p>
+        </w:tc>
+        <w:tc>
+          <w:tcPr>
+            <w:tcBorders>
+              <w:top w:color="cccccc" w:space="0" w:sz="6" w:val="single"/>
+              <w:left w:color="cccccc" w:space="0" w:sz="6" w:val="single"/>
+              <w:bottom w:color="000000" w:space="0" w:sz="6" w:val="single"/>
+              <w:right w:color="cccccc" w:space="0" w:sz="6" w:val="single"/>
+            </w:tcBorders>
+            <w:shd w:fill="auto" w:val="clear"/>
+            <w:tcMar>
+              <w:top w:w="0.0" w:type="dxa"/>
+              <w:left w:w="40.0" w:type="dxa"/>
+              <w:bottom w:w="0.0" w:type="dxa"/>
+              <w:right w:w="40.0" w:type="dxa"/>
+            </w:tcMar>
+            <w:vAlign w:val="bottom"/>
+          </w:tcPr>
+          <w:p>
+            <w:pPr>
+              <w:widowControl w:val="0"/>
+              <w:spacing w:after="0" w:line="276" w:lineRule="auto"/>
+              <w:rPr/>
+            </w:pPr>
+            <w:r>
+              <w:rPr>
+                <w:rtl w:val="0"/>
+              </w:rPr>
             </w:r>
           </w:p>
         </w:tc>
@@ -6267,12 +7704,44 @@
         </w:trPr>
         <w:tc>
           <w:tcPr>
+            <w:vMerge w:val="continue"/>
             <w:tcBorders>
               <w:top w:color="cccccc" w:space="0" w:sz="6" w:val="single"/>
               <w:left w:color="000000" w:space="0" w:sz="6" w:val="single"/>
               <w:bottom w:color="000000" w:space="0" w:sz="6" w:val="single"/>
               <w:right w:color="000000" w:space="0" w:sz="6" w:val="single"/>
             </w:tcBorders>
+            <w:shd w:fill="auto" w:val="clear"/>
+            <w:tcMar>
+              <w:top w:w="100.0" w:type="dxa"/>
+              <w:left w:w="100.0" w:type="dxa"/>
+              <w:bottom w:w="100.0" w:type="dxa"/>
+              <w:right w:w="100.0" w:type="dxa"/>
+            </w:tcMar>
+            <w:vAlign w:val="top"/>
+          </w:tcPr>
+          <w:p>
+            <w:pPr>
+              <w:widowControl w:val="0"/>
+              <w:spacing w:after="0" w:line="276" w:lineRule="auto"/>
+              <w:rPr/>
+            </w:pPr>
+            <w:r>
+              <w:rPr>
+                <w:rtl w:val="0"/>
+              </w:rPr>
+            </w:r>
+          </w:p>
+        </w:tc>
+        <w:tc>
+          <w:tcPr>
+            <w:tcBorders>
+              <w:top w:color="cccccc" w:space="0" w:sz="6" w:val="single"/>
+              <w:left w:color="cccccc" w:space="0" w:sz="6" w:val="single"/>
+              <w:bottom w:color="000000" w:space="0" w:sz="6" w:val="single"/>
+              <w:right w:color="000000" w:space="0" w:sz="6" w:val="single"/>
+            </w:tcBorders>
+            <w:shd w:fill="auto" w:val="clear"/>
             <w:tcMar>
               <w:top w:w="0.0" w:type="dxa"/>
               <w:left w:w="40.0" w:type="dxa"/>
@@ -6285,74 +7754,84 @@
             <w:pPr>
               <w:widowControl w:val="0"/>
               <w:spacing w:after="0" w:line="276" w:lineRule="auto"/>
+              <w:rPr/>
+            </w:pPr>
+            <w:r>
+              <w:rPr>
+                <w:rtl w:val="0"/>
+              </w:rPr>
+              <w:t xml:space="preserve">HU-24</w:t>
+            </w:r>
+          </w:p>
+        </w:tc>
+        <w:tc>
+          <w:tcPr>
+            <w:tcBorders>
+              <w:top w:color="cccccc" w:space="0" w:sz="6" w:val="single"/>
+              <w:left w:color="cccccc" w:space="0" w:sz="6" w:val="single"/>
+              <w:bottom w:color="000000" w:space="0" w:sz="6" w:val="single"/>
+              <w:right w:color="000000" w:space="0" w:sz="6" w:val="single"/>
+            </w:tcBorders>
+            <w:shd w:fill="auto" w:val="clear"/>
+            <w:tcMar>
+              <w:top w:w="0.0" w:type="dxa"/>
+              <w:left w:w="40.0" w:type="dxa"/>
+              <w:bottom w:w="0.0" w:type="dxa"/>
+              <w:right w:w="40.0" w:type="dxa"/>
+            </w:tcMar>
+            <w:vAlign w:val="center"/>
+          </w:tcPr>
+          <w:p>
+            <w:pPr>
+              <w:widowControl w:val="0"/>
+              <w:spacing w:after="0" w:line="276" w:lineRule="auto"/>
+              <w:rPr/>
+            </w:pPr>
+            <w:r>
+              <w:rPr>
+                <w:rtl w:val="0"/>
+              </w:rPr>
+              <w:t xml:space="preserve">Como bombero, quiero filtrar viviendas y grifos por comuna, para mejorar la eficiencia de búsqueda.</w:t>
+            </w:r>
+          </w:p>
+        </w:tc>
+        <w:tc>
+          <w:tcPr>
+            <w:gridSpan w:val="2"/>
+            <w:tcBorders>
+              <w:top w:color="cccccc" w:space="0" w:sz="6" w:val="single"/>
+              <w:left w:color="cccccc" w:space="0" w:sz="6" w:val="single"/>
+              <w:bottom w:color="000000" w:space="0" w:sz="6" w:val="single"/>
+              <w:right w:color="000000" w:space="0" w:sz="6" w:val="single"/>
+            </w:tcBorders>
+            <w:shd w:fill="9fc5e8" w:val="clear"/>
+            <w:tcMar>
+              <w:top w:w="0.0" w:type="dxa"/>
+              <w:left w:w="40.0" w:type="dxa"/>
+              <w:bottom w:w="0.0" w:type="dxa"/>
+              <w:right w:w="40.0" w:type="dxa"/>
+            </w:tcMar>
+            <w:vAlign w:val="center"/>
+          </w:tcPr>
+          <w:p>
+            <w:pPr>
+              <w:widowControl w:val="0"/>
+              <w:spacing w:after="0" w:line="276" w:lineRule="auto"/>
               <w:jc w:val="center"/>
               <w:rPr/>
             </w:pPr>
             <w:r>
               <w:rPr>
-                <w:rtl w:val="0"/>
-              </w:rPr>
-              <w:t xml:space="preserve">E-02</w:t>
-            </w:r>
-          </w:p>
-        </w:tc>
-        <w:tc>
-          <w:tcPr>
-            <w:tcBorders>
-              <w:top w:color="cccccc" w:space="0" w:sz="6" w:val="single"/>
-              <w:left w:color="cccccc" w:space="0" w:sz="6" w:val="single"/>
-              <w:bottom w:color="000000" w:space="0" w:sz="6" w:val="single"/>
-              <w:right w:color="000000" w:space="0" w:sz="6" w:val="single"/>
-            </w:tcBorders>
-            <w:tcMar>
-              <w:top w:w="0.0" w:type="dxa"/>
-              <w:left w:w="40.0" w:type="dxa"/>
-              <w:bottom w:w="0.0" w:type="dxa"/>
-              <w:right w:w="40.0" w:type="dxa"/>
-            </w:tcMar>
-            <w:vAlign w:val="bottom"/>
-          </w:tcPr>
-          <w:p>
-            <w:pPr>
-              <w:widowControl w:val="0"/>
-              <w:spacing w:after="0" w:line="276" w:lineRule="auto"/>
-              <w:rPr/>
-            </w:pPr>
-            <w:r>
-              <w:rPr>
-                <w:rtl w:val="0"/>
-              </w:rPr>
-              <w:t xml:space="preserve">HU-24</w:t>
-            </w:r>
-          </w:p>
-        </w:tc>
-        <w:tc>
-          <w:tcPr>
-            <w:tcBorders>
-              <w:top w:color="cccccc" w:space="0" w:sz="6" w:val="single"/>
-              <w:left w:color="cccccc" w:space="0" w:sz="6" w:val="single"/>
-              <w:bottom w:color="000000" w:space="0" w:sz="6" w:val="single"/>
-              <w:right w:color="000000" w:space="0" w:sz="6" w:val="single"/>
-            </w:tcBorders>
-            <w:tcMar>
-              <w:top w:w="0.0" w:type="dxa"/>
-              <w:left w:w="40.0" w:type="dxa"/>
-              <w:bottom w:w="0.0" w:type="dxa"/>
-              <w:right w:w="40.0" w:type="dxa"/>
-            </w:tcMar>
-            <w:vAlign w:val="center"/>
-          </w:tcPr>
-          <w:p>
-            <w:pPr>
-              <w:widowControl w:val="0"/>
-              <w:spacing w:after="0" w:line="276" w:lineRule="auto"/>
-              <w:rPr/>
-            </w:pPr>
-            <w:r>
-              <w:rPr>
-                <w:rtl w:val="0"/>
-              </w:rPr>
-              <w:t xml:space="preserve">Como bombero, quiero filtrar viviendas y grifos por comuna, para mejorar la eficiencia de búsqueda.</w:t>
+                <w:b w:val="1"/>
+                <w:bCs w:val="1"/>
+                <w:rtl w:val="0"/>
+              </w:rPr>
+              <w:t xml:space="preserve">Sprint 3</w:t>
+            </w:r>
+            <w:r>
+              <w:rPr>
+                <w:rtl w:val="0"/>
+              </w:rPr>
             </w:r>
           </w:p>
         </w:tc>
@@ -6365,12 +7844,46 @@
         </w:trPr>
         <w:tc>
           <w:tcPr>
+            <w:vMerge w:val="restart"/>
             <w:tcBorders>
               <w:top w:color="cccccc" w:space="0" w:sz="6" w:val="single"/>
               <w:left w:color="000000" w:space="0" w:sz="6" w:val="single"/>
-              <w:bottom w:color="cccccc" w:space="0" w:sz="6" w:val="single"/>
-              <w:right w:color="000000" w:space="0" w:sz="6" w:val="single"/>
-            </w:tcBorders>
+              <w:bottom w:color="000000" w:space="0" w:sz="6" w:val="single"/>
+              <w:right w:color="000000" w:space="0" w:sz="6" w:val="single"/>
+            </w:tcBorders>
+            <w:shd w:fill="auto" w:val="clear"/>
+            <w:tcMar>
+              <w:top w:w="0.0" w:type="dxa"/>
+              <w:left w:w="40.0" w:type="dxa"/>
+              <w:bottom w:w="0.0" w:type="dxa"/>
+              <w:right w:w="40.0" w:type="dxa"/>
+            </w:tcMar>
+            <w:vAlign w:val="center"/>
+          </w:tcPr>
+          <w:p>
+            <w:pPr>
+              <w:widowControl w:val="0"/>
+              <w:spacing w:after="0" w:line="276" w:lineRule="auto"/>
+              <w:jc w:val="center"/>
+              <w:rPr/>
+            </w:pPr>
+            <w:r>
+              <w:rPr>
+                <w:rtl w:val="0"/>
+              </w:rPr>
+              <w:t xml:space="preserve">E-03</w:t>
+            </w:r>
+          </w:p>
+        </w:tc>
+        <w:tc>
+          <w:tcPr>
+            <w:tcBorders>
+              <w:top w:color="cccccc" w:space="0" w:sz="6" w:val="single"/>
+              <w:left w:color="cccccc" w:space="0" w:sz="6" w:val="single"/>
+              <w:bottom w:color="cccccc" w:space="0" w:sz="6" w:val="single"/>
+              <w:right w:color="000000" w:space="0" w:sz="6" w:val="single"/>
+            </w:tcBorders>
+            <w:shd w:fill="auto" w:val="clear"/>
             <w:tcMar>
               <w:top w:w="0.0" w:type="dxa"/>
               <w:left w:w="40.0" w:type="dxa"/>
@@ -6383,25 +7896,56 @@
             <w:pPr>
               <w:widowControl w:val="0"/>
               <w:spacing w:after="0" w:line="276" w:lineRule="auto"/>
-              <w:jc w:val="center"/>
-              <w:rPr/>
-            </w:pPr>
-            <w:r>
-              <w:rPr>
-                <w:rtl w:val="0"/>
-              </w:rPr>
-              <w:t xml:space="preserve">E-03</w:t>
-            </w:r>
-          </w:p>
-        </w:tc>
-        <w:tc>
-          <w:tcPr>
-            <w:tcBorders>
-              <w:top w:color="cccccc" w:space="0" w:sz="6" w:val="single"/>
-              <w:left w:color="cccccc" w:space="0" w:sz="6" w:val="single"/>
-              <w:bottom w:color="cccccc" w:space="0" w:sz="6" w:val="single"/>
-              <w:right w:color="000000" w:space="0" w:sz="6" w:val="single"/>
-            </w:tcBorders>
+              <w:rPr/>
+            </w:pPr>
+            <w:r>
+              <w:rPr>
+                <w:rtl w:val="0"/>
+              </w:rPr>
+              <w:t xml:space="preserve">HU-25</w:t>
+            </w:r>
+          </w:p>
+        </w:tc>
+        <w:tc>
+          <w:tcPr>
+            <w:tcBorders>
+              <w:top w:color="cccccc" w:space="0" w:sz="6" w:val="single"/>
+              <w:left w:color="cccccc" w:space="0" w:sz="6" w:val="single"/>
+              <w:bottom w:color="cccccc" w:space="0" w:sz="6" w:val="single"/>
+              <w:right w:color="000000" w:space="0" w:sz="6" w:val="single"/>
+            </w:tcBorders>
+            <w:shd w:fill="auto" w:val="clear"/>
+            <w:tcMar>
+              <w:top w:w="0.0" w:type="dxa"/>
+              <w:left w:w="40.0" w:type="dxa"/>
+              <w:bottom w:w="0.0" w:type="dxa"/>
+              <w:right w:w="40.0" w:type="dxa"/>
+            </w:tcMar>
+            <w:vAlign w:val="center"/>
+          </w:tcPr>
+          <w:p>
+            <w:pPr>
+              <w:widowControl w:val="0"/>
+              <w:spacing w:after="0" w:line="276" w:lineRule="auto"/>
+              <w:rPr/>
+            </w:pPr>
+            <w:r>
+              <w:rPr>
+                <w:rtl w:val="0"/>
+              </w:rPr>
+              <w:t xml:space="preserve">Como bombero, quiero registrar grifos, para mantener información disponible.</w:t>
+            </w:r>
+          </w:p>
+        </w:tc>
+        <w:tc>
+          <w:tcPr>
+            <w:tcBorders>
+              <w:top w:color="cccccc" w:space="0" w:sz="6" w:val="single"/>
+              <w:left w:color="cccccc" w:space="0" w:sz="6" w:val="single"/>
+              <w:bottom w:color="cccccc" w:space="0" w:sz="6" w:val="single"/>
+              <w:right w:color="000000" w:space="0" w:sz="6" w:val="single"/>
+            </w:tcBorders>
+            <w:shd w:fill="b6d7a8" w:val="clear"/>
             <w:tcMar>
               <w:top w:w="0.0" w:type="dxa"/>
               <w:left w:w="40.0" w:type="dxa"/>
@@ -6420,37 +7964,36 @@
               <w:rPr>
                 <w:rtl w:val="0"/>
               </w:rPr>
-              <w:t xml:space="preserve">HU-25</w:t>
-            </w:r>
-          </w:p>
-        </w:tc>
-        <w:tc>
-          <w:tcPr>
-            <w:tcBorders>
-              <w:top w:color="cccccc" w:space="0" w:sz="6" w:val="single"/>
-              <w:left w:color="cccccc" w:space="0" w:sz="6" w:val="single"/>
-              <w:bottom w:color="cccccc" w:space="0" w:sz="6" w:val="single"/>
-              <w:right w:color="000000" w:space="0" w:sz="6" w:val="single"/>
-            </w:tcBorders>
-            <w:tcMar>
-              <w:top w:w="0.0" w:type="dxa"/>
-              <w:left w:w="40.0" w:type="dxa"/>
-              <w:bottom w:w="0.0" w:type="dxa"/>
-              <w:right w:w="40.0" w:type="dxa"/>
-            </w:tcMar>
-            <w:vAlign w:val="center"/>
-          </w:tcPr>
-          <w:p>
-            <w:pPr>
-              <w:widowControl w:val="0"/>
-              <w:spacing w:after="0" w:line="276" w:lineRule="auto"/>
-              <w:rPr/>
-            </w:pPr>
-            <w:r>
-              <w:rPr>
-                <w:rtl w:val="0"/>
-              </w:rPr>
-              <w:t xml:space="preserve">Como bombero, quiero registrar grifos, para mantener información disponible.</w:t>
+            </w:r>
+          </w:p>
+        </w:tc>
+        <w:tc>
+          <w:tcPr>
+            <w:tcBorders>
+              <w:top w:color="cccccc" w:space="0" w:sz="6" w:val="single"/>
+              <w:left w:color="cccccc" w:space="0" w:sz="6" w:val="single"/>
+              <w:bottom w:color="cccccc" w:space="0" w:sz="6" w:val="single"/>
+              <w:right w:color="cccccc" w:space="0" w:sz="6" w:val="single"/>
+            </w:tcBorders>
+            <w:shd w:fill="auto" w:val="clear"/>
+            <w:tcMar>
+              <w:top w:w="0.0" w:type="dxa"/>
+              <w:left w:w="40.0" w:type="dxa"/>
+              <w:bottom w:w="0.0" w:type="dxa"/>
+              <w:right w:w="40.0" w:type="dxa"/>
+            </w:tcMar>
+            <w:vAlign w:val="bottom"/>
+          </w:tcPr>
+          <w:p>
+            <w:pPr>
+              <w:widowControl w:val="0"/>
+              <w:spacing w:after="0" w:line="276" w:lineRule="auto"/>
+              <w:rPr/>
+            </w:pPr>
+            <w:r>
+              <w:rPr>
+                <w:rtl w:val="0"/>
+              </w:rPr>
             </w:r>
           </w:p>
         </w:tc>
@@ -6463,12 +8006,44 @@
         </w:trPr>
         <w:tc>
           <w:tcPr>
+            <w:vMerge w:val="continue"/>
             <w:tcBorders>
               <w:top w:color="cccccc" w:space="0" w:sz="6" w:val="single"/>
               <w:left w:color="000000" w:space="0" w:sz="6" w:val="single"/>
-              <w:bottom w:color="cccccc" w:space="0" w:sz="6" w:val="single"/>
-              <w:right w:color="000000" w:space="0" w:sz="6" w:val="single"/>
-            </w:tcBorders>
+              <w:bottom w:color="000000" w:space="0" w:sz="6" w:val="single"/>
+              <w:right w:color="000000" w:space="0" w:sz="6" w:val="single"/>
+            </w:tcBorders>
+            <w:shd w:fill="auto" w:val="clear"/>
+            <w:tcMar>
+              <w:top w:w="100.0" w:type="dxa"/>
+              <w:left w:w="100.0" w:type="dxa"/>
+              <w:bottom w:w="100.0" w:type="dxa"/>
+              <w:right w:w="100.0" w:type="dxa"/>
+            </w:tcMar>
+            <w:vAlign w:val="top"/>
+          </w:tcPr>
+          <w:p>
+            <w:pPr>
+              <w:widowControl w:val="0"/>
+              <w:spacing w:after="0" w:line="276" w:lineRule="auto"/>
+              <w:rPr/>
+            </w:pPr>
+            <w:r>
+              <w:rPr>
+                <w:rtl w:val="0"/>
+              </w:rPr>
+            </w:r>
+          </w:p>
+        </w:tc>
+        <w:tc>
+          <w:tcPr>
+            <w:tcBorders>
+              <w:top w:color="cccccc" w:space="0" w:sz="6" w:val="single"/>
+              <w:left w:color="cccccc" w:space="0" w:sz="6" w:val="single"/>
+              <w:bottom w:color="cccccc" w:space="0" w:sz="6" w:val="single"/>
+              <w:right w:color="000000" w:space="0" w:sz="6" w:val="single"/>
+            </w:tcBorders>
+            <w:shd w:fill="auto" w:val="clear"/>
             <w:tcMar>
               <w:top w:w="0.0" w:type="dxa"/>
               <w:left w:w="40.0" w:type="dxa"/>
@@ -6481,25 +8056,56 @@
             <w:pPr>
               <w:widowControl w:val="0"/>
               <w:spacing w:after="0" w:line="276" w:lineRule="auto"/>
-              <w:jc w:val="center"/>
-              <w:rPr/>
-            </w:pPr>
-            <w:r>
-              <w:rPr>
-                <w:rtl w:val="0"/>
-              </w:rPr>
-              <w:t xml:space="preserve">E-03</w:t>
-            </w:r>
-          </w:p>
-        </w:tc>
-        <w:tc>
-          <w:tcPr>
-            <w:tcBorders>
-              <w:top w:color="cccccc" w:space="0" w:sz="6" w:val="single"/>
-              <w:left w:color="cccccc" w:space="0" w:sz="6" w:val="single"/>
-              <w:bottom w:color="cccccc" w:space="0" w:sz="6" w:val="single"/>
-              <w:right w:color="000000" w:space="0" w:sz="6" w:val="single"/>
-            </w:tcBorders>
+              <w:rPr/>
+            </w:pPr>
+            <w:r>
+              <w:rPr>
+                <w:rtl w:val="0"/>
+              </w:rPr>
+              <w:t xml:space="preserve">HU-26</w:t>
+            </w:r>
+          </w:p>
+        </w:tc>
+        <w:tc>
+          <w:tcPr>
+            <w:tcBorders>
+              <w:top w:color="cccccc" w:space="0" w:sz="6" w:val="single"/>
+              <w:left w:color="cccccc" w:space="0" w:sz="6" w:val="single"/>
+              <w:bottom w:color="cccccc" w:space="0" w:sz="6" w:val="single"/>
+              <w:right w:color="000000" w:space="0" w:sz="6" w:val="single"/>
+            </w:tcBorders>
+            <w:shd w:fill="auto" w:val="clear"/>
+            <w:tcMar>
+              <w:top w:w="0.0" w:type="dxa"/>
+              <w:left w:w="40.0" w:type="dxa"/>
+              <w:bottom w:w="0.0" w:type="dxa"/>
+              <w:right w:w="40.0" w:type="dxa"/>
+            </w:tcMar>
+            <w:vAlign w:val="center"/>
+          </w:tcPr>
+          <w:p>
+            <w:pPr>
+              <w:widowControl w:val="0"/>
+              <w:spacing w:after="0" w:line="276" w:lineRule="auto"/>
+              <w:rPr/>
+            </w:pPr>
+            <w:r>
+              <w:rPr>
+                <w:rtl w:val="0"/>
+              </w:rPr>
+              <w:t xml:space="preserve">Como bombero, quiero actualizar grifos, para reflejar su estado actual.</w:t>
+            </w:r>
+          </w:p>
+        </w:tc>
+        <w:tc>
+          <w:tcPr>
+            <w:tcBorders>
+              <w:top w:color="cccccc" w:space="0" w:sz="6" w:val="single"/>
+              <w:left w:color="cccccc" w:space="0" w:sz="6" w:val="single"/>
+              <w:bottom w:color="cccccc" w:space="0" w:sz="6" w:val="single"/>
+              <w:right w:color="000000" w:space="0" w:sz="6" w:val="single"/>
+            </w:tcBorders>
+            <w:shd w:fill="b6d7a8" w:val="clear"/>
             <w:tcMar>
               <w:top w:w="0.0" w:type="dxa"/>
               <w:left w:w="40.0" w:type="dxa"/>
@@ -6518,37 +8124,36 @@
               <w:rPr>
                 <w:rtl w:val="0"/>
               </w:rPr>
-              <w:t xml:space="preserve">HU-26</w:t>
-            </w:r>
-          </w:p>
-        </w:tc>
-        <w:tc>
-          <w:tcPr>
-            <w:tcBorders>
-              <w:top w:color="cccccc" w:space="0" w:sz="6" w:val="single"/>
-              <w:left w:color="cccccc" w:space="0" w:sz="6" w:val="single"/>
-              <w:bottom w:color="cccccc" w:space="0" w:sz="6" w:val="single"/>
-              <w:right w:color="000000" w:space="0" w:sz="6" w:val="single"/>
-            </w:tcBorders>
-            <w:tcMar>
-              <w:top w:w="0.0" w:type="dxa"/>
-              <w:left w:w="40.0" w:type="dxa"/>
-              <w:bottom w:w="0.0" w:type="dxa"/>
-              <w:right w:w="40.0" w:type="dxa"/>
-            </w:tcMar>
-            <w:vAlign w:val="center"/>
-          </w:tcPr>
-          <w:p>
-            <w:pPr>
-              <w:widowControl w:val="0"/>
-              <w:spacing w:after="0" w:line="276" w:lineRule="auto"/>
-              <w:rPr/>
-            </w:pPr>
-            <w:r>
-              <w:rPr>
-                <w:rtl w:val="0"/>
-              </w:rPr>
-              <w:t xml:space="preserve">Como bombero, quiero actualizar grifos, para reflejar su estado actual.</w:t>
+            </w:r>
+          </w:p>
+        </w:tc>
+        <w:tc>
+          <w:tcPr>
+            <w:tcBorders>
+              <w:top w:color="cccccc" w:space="0" w:sz="6" w:val="single"/>
+              <w:left w:color="cccccc" w:space="0" w:sz="6" w:val="single"/>
+              <w:bottom w:color="cccccc" w:space="0" w:sz="6" w:val="single"/>
+              <w:right w:color="cccccc" w:space="0" w:sz="6" w:val="single"/>
+            </w:tcBorders>
+            <w:shd w:fill="auto" w:val="clear"/>
+            <w:tcMar>
+              <w:top w:w="0.0" w:type="dxa"/>
+              <w:left w:w="40.0" w:type="dxa"/>
+              <w:bottom w:w="0.0" w:type="dxa"/>
+              <w:right w:w="40.0" w:type="dxa"/>
+            </w:tcMar>
+            <w:vAlign w:val="bottom"/>
+          </w:tcPr>
+          <w:p>
+            <w:pPr>
+              <w:widowControl w:val="0"/>
+              <w:spacing w:after="0" w:line="276" w:lineRule="auto"/>
+              <w:rPr/>
+            </w:pPr>
+            <w:r>
+              <w:rPr>
+                <w:rtl w:val="0"/>
+              </w:rPr>
             </w:r>
           </w:p>
         </w:tc>
@@ -6561,12 +8166,44 @@
         </w:trPr>
         <w:tc>
           <w:tcPr>
+            <w:vMerge w:val="continue"/>
             <w:tcBorders>
               <w:top w:color="cccccc" w:space="0" w:sz="6" w:val="single"/>
               <w:left w:color="000000" w:space="0" w:sz="6" w:val="single"/>
-              <w:bottom w:color="cccccc" w:space="0" w:sz="6" w:val="single"/>
-              <w:right w:color="000000" w:space="0" w:sz="6" w:val="single"/>
-            </w:tcBorders>
+              <w:bottom w:color="000000" w:space="0" w:sz="6" w:val="single"/>
+              <w:right w:color="000000" w:space="0" w:sz="6" w:val="single"/>
+            </w:tcBorders>
+            <w:shd w:fill="auto" w:val="clear"/>
+            <w:tcMar>
+              <w:top w:w="100.0" w:type="dxa"/>
+              <w:left w:w="100.0" w:type="dxa"/>
+              <w:bottom w:w="100.0" w:type="dxa"/>
+              <w:right w:w="100.0" w:type="dxa"/>
+            </w:tcMar>
+            <w:vAlign w:val="top"/>
+          </w:tcPr>
+          <w:p>
+            <w:pPr>
+              <w:widowControl w:val="0"/>
+              <w:spacing w:after="0" w:line="276" w:lineRule="auto"/>
+              <w:rPr/>
+            </w:pPr>
+            <w:r>
+              <w:rPr>
+                <w:rtl w:val="0"/>
+              </w:rPr>
+            </w:r>
+          </w:p>
+        </w:tc>
+        <w:tc>
+          <w:tcPr>
+            <w:tcBorders>
+              <w:top w:color="cccccc" w:space="0" w:sz="6" w:val="single"/>
+              <w:left w:color="cccccc" w:space="0" w:sz="6" w:val="single"/>
+              <w:bottom w:color="cccccc" w:space="0" w:sz="6" w:val="single"/>
+              <w:right w:color="000000" w:space="0" w:sz="6" w:val="single"/>
+            </w:tcBorders>
+            <w:shd w:fill="auto" w:val="clear"/>
             <w:tcMar>
               <w:top w:w="0.0" w:type="dxa"/>
               <w:left w:w="40.0" w:type="dxa"/>
@@ -6579,25 +8216,56 @@
             <w:pPr>
               <w:widowControl w:val="0"/>
               <w:spacing w:after="0" w:line="276" w:lineRule="auto"/>
-              <w:jc w:val="center"/>
-              <w:rPr/>
-            </w:pPr>
-            <w:r>
-              <w:rPr>
-                <w:rtl w:val="0"/>
-              </w:rPr>
-              <w:t xml:space="preserve">E-03</w:t>
-            </w:r>
-          </w:p>
-        </w:tc>
-        <w:tc>
-          <w:tcPr>
-            <w:tcBorders>
-              <w:top w:color="cccccc" w:space="0" w:sz="6" w:val="single"/>
-              <w:left w:color="cccccc" w:space="0" w:sz="6" w:val="single"/>
-              <w:bottom w:color="cccccc" w:space="0" w:sz="6" w:val="single"/>
-              <w:right w:color="000000" w:space="0" w:sz="6" w:val="single"/>
-            </w:tcBorders>
+              <w:rPr/>
+            </w:pPr>
+            <w:r>
+              <w:rPr>
+                <w:rtl w:val="0"/>
+              </w:rPr>
+              <w:t xml:space="preserve">HU-27</w:t>
+            </w:r>
+          </w:p>
+        </w:tc>
+        <w:tc>
+          <w:tcPr>
+            <w:tcBorders>
+              <w:top w:color="cccccc" w:space="0" w:sz="6" w:val="single"/>
+              <w:left w:color="cccccc" w:space="0" w:sz="6" w:val="single"/>
+              <w:bottom w:color="cccccc" w:space="0" w:sz="6" w:val="single"/>
+              <w:right w:color="000000" w:space="0" w:sz="6" w:val="single"/>
+            </w:tcBorders>
+            <w:shd w:fill="auto" w:val="clear"/>
+            <w:tcMar>
+              <w:top w:w="0.0" w:type="dxa"/>
+              <w:left w:w="40.0" w:type="dxa"/>
+              <w:bottom w:w="0.0" w:type="dxa"/>
+              <w:right w:w="40.0" w:type="dxa"/>
+            </w:tcMar>
+            <w:vAlign w:val="center"/>
+          </w:tcPr>
+          <w:p>
+            <w:pPr>
+              <w:widowControl w:val="0"/>
+              <w:spacing w:after="0" w:line="276" w:lineRule="auto"/>
+              <w:rPr/>
+            </w:pPr>
+            <w:r>
+              <w:rPr>
+                <w:rtl w:val="0"/>
+              </w:rPr>
+              <w:t xml:space="preserve">Como bombero, quiero eliminar grifos, para mantener los datos limpios.</w:t>
+            </w:r>
+          </w:p>
+        </w:tc>
+        <w:tc>
+          <w:tcPr>
+            <w:tcBorders>
+              <w:top w:color="cccccc" w:space="0" w:sz="6" w:val="single"/>
+              <w:left w:color="cccccc" w:space="0" w:sz="6" w:val="single"/>
+              <w:bottom w:color="cccccc" w:space="0" w:sz="6" w:val="single"/>
+              <w:right w:color="000000" w:space="0" w:sz="6" w:val="single"/>
+            </w:tcBorders>
+            <w:shd w:fill="b6d7a8" w:val="clear"/>
             <w:tcMar>
               <w:top w:w="0.0" w:type="dxa"/>
               <w:left w:w="40.0" w:type="dxa"/>
@@ -6616,37 +8284,36 @@
               <w:rPr>
                 <w:rtl w:val="0"/>
               </w:rPr>
-              <w:t xml:space="preserve">HU-27</w:t>
-            </w:r>
-          </w:p>
-        </w:tc>
-        <w:tc>
-          <w:tcPr>
-            <w:tcBorders>
-              <w:top w:color="cccccc" w:space="0" w:sz="6" w:val="single"/>
-              <w:left w:color="cccccc" w:space="0" w:sz="6" w:val="single"/>
-              <w:bottom w:color="cccccc" w:space="0" w:sz="6" w:val="single"/>
-              <w:right w:color="000000" w:space="0" w:sz="6" w:val="single"/>
-            </w:tcBorders>
-            <w:tcMar>
-              <w:top w:w="0.0" w:type="dxa"/>
-              <w:left w:w="40.0" w:type="dxa"/>
-              <w:bottom w:w="0.0" w:type="dxa"/>
-              <w:right w:w="40.0" w:type="dxa"/>
-            </w:tcMar>
-            <w:vAlign w:val="center"/>
-          </w:tcPr>
-          <w:p>
-            <w:pPr>
-              <w:widowControl w:val="0"/>
-              <w:spacing w:after="0" w:line="276" w:lineRule="auto"/>
-              <w:rPr/>
-            </w:pPr>
-            <w:r>
-              <w:rPr>
-                <w:rtl w:val="0"/>
-              </w:rPr>
-              <w:t xml:space="preserve">Como bombero, quiero eliminar grifos, para mantener los datos limpios.</w:t>
+            </w:r>
+          </w:p>
+        </w:tc>
+        <w:tc>
+          <w:tcPr>
+            <w:tcBorders>
+              <w:top w:color="cccccc" w:space="0" w:sz="6" w:val="single"/>
+              <w:left w:color="cccccc" w:space="0" w:sz="6" w:val="single"/>
+              <w:bottom w:color="cccccc" w:space="0" w:sz="6" w:val="single"/>
+              <w:right w:color="cccccc" w:space="0" w:sz="6" w:val="single"/>
+            </w:tcBorders>
+            <w:shd w:fill="auto" w:val="clear"/>
+            <w:tcMar>
+              <w:top w:w="0.0" w:type="dxa"/>
+              <w:left w:w="40.0" w:type="dxa"/>
+              <w:bottom w:w="0.0" w:type="dxa"/>
+              <w:right w:w="40.0" w:type="dxa"/>
+            </w:tcMar>
+            <w:vAlign w:val="bottom"/>
+          </w:tcPr>
+          <w:p>
+            <w:pPr>
+              <w:widowControl w:val="0"/>
+              <w:spacing w:after="0" w:line="276" w:lineRule="auto"/>
+              <w:rPr/>
+            </w:pPr>
+            <w:r>
+              <w:rPr>
+                <w:rtl w:val="0"/>
+              </w:rPr>
             </w:r>
           </w:p>
         </w:tc>
@@ -6659,12 +8326,44 @@
         </w:trPr>
         <w:tc>
           <w:tcPr>
+            <w:vMerge w:val="continue"/>
             <w:tcBorders>
               <w:top w:color="cccccc" w:space="0" w:sz="6" w:val="single"/>
               <w:left w:color="000000" w:space="0" w:sz="6" w:val="single"/>
-              <w:bottom w:color="cccccc" w:space="0" w:sz="6" w:val="single"/>
-              <w:right w:color="000000" w:space="0" w:sz="6" w:val="single"/>
-            </w:tcBorders>
+              <w:bottom w:color="000000" w:space="0" w:sz="6" w:val="single"/>
+              <w:right w:color="000000" w:space="0" w:sz="6" w:val="single"/>
+            </w:tcBorders>
+            <w:shd w:fill="auto" w:val="clear"/>
+            <w:tcMar>
+              <w:top w:w="100.0" w:type="dxa"/>
+              <w:left w:w="100.0" w:type="dxa"/>
+              <w:bottom w:w="100.0" w:type="dxa"/>
+              <w:right w:w="100.0" w:type="dxa"/>
+            </w:tcMar>
+            <w:vAlign w:val="top"/>
+          </w:tcPr>
+          <w:p>
+            <w:pPr>
+              <w:widowControl w:val="0"/>
+              <w:spacing w:after="0" w:line="276" w:lineRule="auto"/>
+              <w:rPr/>
+            </w:pPr>
+            <w:r>
+              <w:rPr>
+                <w:rtl w:val="0"/>
+              </w:rPr>
+            </w:r>
+          </w:p>
+        </w:tc>
+        <w:tc>
+          <w:tcPr>
+            <w:tcBorders>
+              <w:top w:color="cccccc" w:space="0" w:sz="6" w:val="single"/>
+              <w:left w:color="cccccc" w:space="0" w:sz="6" w:val="single"/>
+              <w:bottom w:color="cccccc" w:space="0" w:sz="6" w:val="single"/>
+              <w:right w:color="000000" w:space="0" w:sz="6" w:val="single"/>
+            </w:tcBorders>
+            <w:shd w:fill="auto" w:val="clear"/>
             <w:tcMar>
               <w:top w:w="0.0" w:type="dxa"/>
               <w:left w:w="40.0" w:type="dxa"/>
@@ -6677,25 +8376,56 @@
             <w:pPr>
               <w:widowControl w:val="0"/>
               <w:spacing w:after="0" w:line="276" w:lineRule="auto"/>
-              <w:jc w:val="center"/>
-              <w:rPr/>
-            </w:pPr>
-            <w:r>
-              <w:rPr>
-                <w:rtl w:val="0"/>
-              </w:rPr>
-              <w:t xml:space="preserve">E-03</w:t>
-            </w:r>
-          </w:p>
-        </w:tc>
-        <w:tc>
-          <w:tcPr>
-            <w:tcBorders>
-              <w:top w:color="cccccc" w:space="0" w:sz="6" w:val="single"/>
-              <w:left w:color="cccccc" w:space="0" w:sz="6" w:val="single"/>
-              <w:bottom w:color="cccccc" w:space="0" w:sz="6" w:val="single"/>
-              <w:right w:color="000000" w:space="0" w:sz="6" w:val="single"/>
-            </w:tcBorders>
+              <w:rPr/>
+            </w:pPr>
+            <w:r>
+              <w:rPr>
+                <w:rtl w:val="0"/>
+              </w:rPr>
+              <w:t xml:space="preserve">HU-28</w:t>
+            </w:r>
+          </w:p>
+        </w:tc>
+        <w:tc>
+          <w:tcPr>
+            <w:tcBorders>
+              <w:top w:color="cccccc" w:space="0" w:sz="6" w:val="single"/>
+              <w:left w:color="cccccc" w:space="0" w:sz="6" w:val="single"/>
+              <w:bottom w:color="cccccc" w:space="0" w:sz="6" w:val="single"/>
+              <w:right w:color="000000" w:space="0" w:sz="6" w:val="single"/>
+            </w:tcBorders>
+            <w:shd w:fill="auto" w:val="clear"/>
+            <w:tcMar>
+              <w:top w:w="0.0" w:type="dxa"/>
+              <w:left w:w="40.0" w:type="dxa"/>
+              <w:bottom w:w="0.0" w:type="dxa"/>
+              <w:right w:w="40.0" w:type="dxa"/>
+            </w:tcMar>
+            <w:vAlign w:val="center"/>
+          </w:tcPr>
+          <w:p>
+            <w:pPr>
+              <w:widowControl w:val="0"/>
+              <w:spacing w:after="0" w:line="276" w:lineRule="auto"/>
+              <w:rPr/>
+            </w:pPr>
+            <w:r>
+              <w:rPr>
+                <w:rtl w:val="0"/>
+              </w:rPr>
+              <w:t xml:space="preserve">Como bombero, quiero visualizar grifos cercanos en el mapa, para identificar recursos rápidamente.</w:t>
+            </w:r>
+          </w:p>
+        </w:tc>
+        <w:tc>
+          <w:tcPr>
+            <w:tcBorders>
+              <w:top w:color="cccccc" w:space="0" w:sz="6" w:val="single"/>
+              <w:left w:color="cccccc" w:space="0" w:sz="6" w:val="single"/>
+              <w:bottom w:color="cccccc" w:space="0" w:sz="6" w:val="single"/>
+              <w:right w:color="000000" w:space="0" w:sz="6" w:val="single"/>
+            </w:tcBorders>
+            <w:shd w:fill="b6d7a8" w:val="clear"/>
             <w:tcMar>
               <w:top w:w="0.0" w:type="dxa"/>
               <w:left w:w="40.0" w:type="dxa"/>
@@ -6714,37 +8444,36 @@
               <w:rPr>
                 <w:rtl w:val="0"/>
               </w:rPr>
-              <w:t xml:space="preserve">HU-28</w:t>
-            </w:r>
-          </w:p>
-        </w:tc>
-        <w:tc>
-          <w:tcPr>
-            <w:tcBorders>
-              <w:top w:color="cccccc" w:space="0" w:sz="6" w:val="single"/>
-              <w:left w:color="cccccc" w:space="0" w:sz="6" w:val="single"/>
-              <w:bottom w:color="cccccc" w:space="0" w:sz="6" w:val="single"/>
-              <w:right w:color="000000" w:space="0" w:sz="6" w:val="single"/>
-            </w:tcBorders>
-            <w:tcMar>
-              <w:top w:w="0.0" w:type="dxa"/>
-              <w:left w:w="40.0" w:type="dxa"/>
-              <w:bottom w:w="0.0" w:type="dxa"/>
-              <w:right w:w="40.0" w:type="dxa"/>
-            </w:tcMar>
-            <w:vAlign w:val="center"/>
-          </w:tcPr>
-          <w:p>
-            <w:pPr>
-              <w:widowControl w:val="0"/>
-              <w:spacing w:after="0" w:line="276" w:lineRule="auto"/>
-              <w:rPr/>
-            </w:pPr>
-            <w:r>
-              <w:rPr>
-                <w:rtl w:val="0"/>
-              </w:rPr>
-              <w:t xml:space="preserve">Como bombero, quiero visualizar grifos cercanos en el mapa, para identificar recursos rápidamente.</w:t>
+            </w:r>
+          </w:p>
+        </w:tc>
+        <w:tc>
+          <w:tcPr>
+            <w:tcBorders>
+              <w:top w:color="cccccc" w:space="0" w:sz="6" w:val="single"/>
+              <w:left w:color="cccccc" w:space="0" w:sz="6" w:val="single"/>
+              <w:bottom w:color="cccccc" w:space="0" w:sz="6" w:val="single"/>
+              <w:right w:color="cccccc" w:space="0" w:sz="6" w:val="single"/>
+            </w:tcBorders>
+            <w:shd w:fill="auto" w:val="clear"/>
+            <w:tcMar>
+              <w:top w:w="0.0" w:type="dxa"/>
+              <w:left w:w="40.0" w:type="dxa"/>
+              <w:bottom w:w="0.0" w:type="dxa"/>
+              <w:right w:w="40.0" w:type="dxa"/>
+            </w:tcMar>
+            <w:vAlign w:val="bottom"/>
+          </w:tcPr>
+          <w:p>
+            <w:pPr>
+              <w:widowControl w:val="0"/>
+              <w:spacing w:after="0" w:line="276" w:lineRule="auto"/>
+              <w:rPr/>
+            </w:pPr>
+            <w:r>
+              <w:rPr>
+                <w:rtl w:val="0"/>
+              </w:rPr>
             </w:r>
           </w:p>
         </w:tc>
@@ -6757,12 +8486,44 @@
         </w:trPr>
         <w:tc>
           <w:tcPr>
+            <w:vMerge w:val="continue"/>
             <w:tcBorders>
               <w:top w:color="cccccc" w:space="0" w:sz="6" w:val="single"/>
               <w:left w:color="000000" w:space="0" w:sz="6" w:val="single"/>
-              <w:bottom w:color="cccccc" w:space="0" w:sz="6" w:val="single"/>
-              <w:right w:color="000000" w:space="0" w:sz="6" w:val="single"/>
-            </w:tcBorders>
+              <w:bottom w:color="000000" w:space="0" w:sz="6" w:val="single"/>
+              <w:right w:color="000000" w:space="0" w:sz="6" w:val="single"/>
+            </w:tcBorders>
+            <w:shd w:fill="auto" w:val="clear"/>
+            <w:tcMar>
+              <w:top w:w="100.0" w:type="dxa"/>
+              <w:left w:w="100.0" w:type="dxa"/>
+              <w:bottom w:w="100.0" w:type="dxa"/>
+              <w:right w:w="100.0" w:type="dxa"/>
+            </w:tcMar>
+            <w:vAlign w:val="top"/>
+          </w:tcPr>
+          <w:p>
+            <w:pPr>
+              <w:widowControl w:val="0"/>
+              <w:spacing w:after="0" w:line="276" w:lineRule="auto"/>
+              <w:rPr/>
+            </w:pPr>
+            <w:r>
+              <w:rPr>
+                <w:rtl w:val="0"/>
+              </w:rPr>
+            </w:r>
+          </w:p>
+        </w:tc>
+        <w:tc>
+          <w:tcPr>
+            <w:tcBorders>
+              <w:top w:color="cccccc" w:space="0" w:sz="6" w:val="single"/>
+              <w:left w:color="cccccc" w:space="0" w:sz="6" w:val="single"/>
+              <w:bottom w:color="cccccc" w:space="0" w:sz="6" w:val="single"/>
+              <w:right w:color="000000" w:space="0" w:sz="6" w:val="single"/>
+            </w:tcBorders>
+            <w:shd w:fill="auto" w:val="clear"/>
             <w:tcMar>
               <w:top w:w="0.0" w:type="dxa"/>
               <w:left w:w="40.0" w:type="dxa"/>
@@ -6775,25 +8536,56 @@
             <w:pPr>
               <w:widowControl w:val="0"/>
               <w:spacing w:after="0" w:line="276" w:lineRule="auto"/>
-              <w:jc w:val="center"/>
-              <w:rPr/>
-            </w:pPr>
-            <w:r>
-              <w:rPr>
-                <w:rtl w:val="0"/>
-              </w:rPr>
-              <w:t xml:space="preserve">E-03</w:t>
-            </w:r>
-          </w:p>
-        </w:tc>
-        <w:tc>
-          <w:tcPr>
-            <w:tcBorders>
-              <w:top w:color="cccccc" w:space="0" w:sz="6" w:val="single"/>
-              <w:left w:color="cccccc" w:space="0" w:sz="6" w:val="single"/>
-              <w:bottom w:color="cccccc" w:space="0" w:sz="6" w:val="single"/>
-              <w:right w:color="000000" w:space="0" w:sz="6" w:val="single"/>
-            </w:tcBorders>
+              <w:rPr/>
+            </w:pPr>
+            <w:r>
+              <w:rPr>
+                <w:rtl w:val="0"/>
+              </w:rPr>
+              <w:t xml:space="preserve">HU-29</w:t>
+            </w:r>
+          </w:p>
+        </w:tc>
+        <w:tc>
+          <w:tcPr>
+            <w:tcBorders>
+              <w:top w:color="cccccc" w:space="0" w:sz="6" w:val="single"/>
+              <w:left w:color="cccccc" w:space="0" w:sz="6" w:val="single"/>
+              <w:bottom w:color="cccccc" w:space="0" w:sz="6" w:val="single"/>
+              <w:right w:color="000000" w:space="0" w:sz="6" w:val="single"/>
+            </w:tcBorders>
+            <w:shd w:fill="auto" w:val="clear"/>
+            <w:tcMar>
+              <w:top w:w="0.0" w:type="dxa"/>
+              <w:left w:w="40.0" w:type="dxa"/>
+              <w:bottom w:w="0.0" w:type="dxa"/>
+              <w:right w:w="40.0" w:type="dxa"/>
+            </w:tcMar>
+            <w:vAlign w:val="center"/>
+          </w:tcPr>
+          <w:p>
+            <w:pPr>
+              <w:widowControl w:val="0"/>
+              <w:spacing w:after="0" w:line="276" w:lineRule="auto"/>
+              <w:rPr/>
+            </w:pPr>
+            <w:r>
+              <w:rPr>
+                <w:rtl w:val="0"/>
+              </w:rPr>
+              <w:t xml:space="preserve">Como bombero, quiero ver los grifos más cercanos al centro del mapa, para facilitar la navegación.</w:t>
+            </w:r>
+          </w:p>
+        </w:tc>
+        <w:tc>
+          <w:tcPr>
+            <w:tcBorders>
+              <w:top w:color="cccccc" w:space="0" w:sz="6" w:val="single"/>
+              <w:left w:color="cccccc" w:space="0" w:sz="6" w:val="single"/>
+              <w:bottom w:color="cccccc" w:space="0" w:sz="6" w:val="single"/>
+              <w:right w:color="000000" w:space="0" w:sz="6" w:val="single"/>
+            </w:tcBorders>
+            <w:shd w:fill="b6d7a8" w:val="clear"/>
             <w:tcMar>
               <w:top w:w="0.0" w:type="dxa"/>
               <w:left w:w="40.0" w:type="dxa"/>
@@ -6812,37 +8604,36 @@
               <w:rPr>
                 <w:rtl w:val="0"/>
               </w:rPr>
-              <w:t xml:space="preserve">HU-29</w:t>
-            </w:r>
-          </w:p>
-        </w:tc>
-        <w:tc>
-          <w:tcPr>
-            <w:tcBorders>
-              <w:top w:color="cccccc" w:space="0" w:sz="6" w:val="single"/>
-              <w:left w:color="cccccc" w:space="0" w:sz="6" w:val="single"/>
-              <w:bottom w:color="cccccc" w:space="0" w:sz="6" w:val="single"/>
-              <w:right w:color="000000" w:space="0" w:sz="6" w:val="single"/>
-            </w:tcBorders>
-            <w:tcMar>
-              <w:top w:w="0.0" w:type="dxa"/>
-              <w:left w:w="40.0" w:type="dxa"/>
-              <w:bottom w:w="0.0" w:type="dxa"/>
-              <w:right w:w="40.0" w:type="dxa"/>
-            </w:tcMar>
-            <w:vAlign w:val="center"/>
-          </w:tcPr>
-          <w:p>
-            <w:pPr>
-              <w:widowControl w:val="0"/>
-              <w:spacing w:after="0" w:line="276" w:lineRule="auto"/>
-              <w:rPr/>
-            </w:pPr>
-            <w:r>
-              <w:rPr>
-                <w:rtl w:val="0"/>
-              </w:rPr>
-              <w:t xml:space="preserve">Como bombero, quiero ver los grifos más cercanos al centro del mapa, para facilitar la navegación.</w:t>
+            </w:r>
+          </w:p>
+        </w:tc>
+        <w:tc>
+          <w:tcPr>
+            <w:tcBorders>
+              <w:top w:color="cccccc" w:space="0" w:sz="6" w:val="single"/>
+              <w:left w:color="cccccc" w:space="0" w:sz="6" w:val="single"/>
+              <w:bottom w:color="cccccc" w:space="0" w:sz="6" w:val="single"/>
+              <w:right w:color="cccccc" w:space="0" w:sz="6" w:val="single"/>
+            </w:tcBorders>
+            <w:shd w:fill="auto" w:val="clear"/>
+            <w:tcMar>
+              <w:top w:w="0.0" w:type="dxa"/>
+              <w:left w:w="40.0" w:type="dxa"/>
+              <w:bottom w:w="0.0" w:type="dxa"/>
+              <w:right w:w="40.0" w:type="dxa"/>
+            </w:tcMar>
+            <w:vAlign w:val="bottom"/>
+          </w:tcPr>
+          <w:p>
+            <w:pPr>
+              <w:widowControl w:val="0"/>
+              <w:spacing w:after="0" w:line="276" w:lineRule="auto"/>
+              <w:rPr/>
+            </w:pPr>
+            <w:r>
+              <w:rPr>
+                <w:rtl w:val="0"/>
+              </w:rPr>
             </w:r>
           </w:p>
         </w:tc>
@@ -6855,12 +8646,44 @@
         </w:trPr>
         <w:tc>
           <w:tcPr>
+            <w:vMerge w:val="continue"/>
             <w:tcBorders>
               <w:top w:color="cccccc" w:space="0" w:sz="6" w:val="single"/>
               <w:left w:color="000000" w:space="0" w:sz="6" w:val="single"/>
-              <w:bottom w:color="cccccc" w:space="0" w:sz="6" w:val="single"/>
-              <w:right w:color="000000" w:space="0" w:sz="6" w:val="single"/>
-            </w:tcBorders>
+              <w:bottom w:color="000000" w:space="0" w:sz="6" w:val="single"/>
+              <w:right w:color="000000" w:space="0" w:sz="6" w:val="single"/>
+            </w:tcBorders>
+            <w:shd w:fill="auto" w:val="clear"/>
+            <w:tcMar>
+              <w:top w:w="100.0" w:type="dxa"/>
+              <w:left w:w="100.0" w:type="dxa"/>
+              <w:bottom w:w="100.0" w:type="dxa"/>
+              <w:right w:w="100.0" w:type="dxa"/>
+            </w:tcMar>
+            <w:vAlign w:val="top"/>
+          </w:tcPr>
+          <w:p>
+            <w:pPr>
+              <w:widowControl w:val="0"/>
+              <w:spacing w:after="0" w:line="276" w:lineRule="auto"/>
+              <w:rPr/>
+            </w:pPr>
+            <w:r>
+              <w:rPr>
+                <w:rtl w:val="0"/>
+              </w:rPr>
+            </w:r>
+          </w:p>
+        </w:tc>
+        <w:tc>
+          <w:tcPr>
+            <w:tcBorders>
+              <w:top w:color="cccccc" w:space="0" w:sz="6" w:val="single"/>
+              <w:left w:color="cccccc" w:space="0" w:sz="6" w:val="single"/>
+              <w:bottom w:color="cccccc" w:space="0" w:sz="6" w:val="single"/>
+              <w:right w:color="000000" w:space="0" w:sz="6" w:val="single"/>
+            </w:tcBorders>
+            <w:shd w:fill="auto" w:val="clear"/>
             <w:tcMar>
               <w:top w:w="0.0" w:type="dxa"/>
               <w:left w:w="40.0" w:type="dxa"/>
@@ -6873,25 +8696,56 @@
             <w:pPr>
               <w:widowControl w:val="0"/>
               <w:spacing w:after="0" w:line="276" w:lineRule="auto"/>
-              <w:jc w:val="center"/>
-              <w:rPr/>
-            </w:pPr>
-            <w:r>
-              <w:rPr>
-                <w:rtl w:val="0"/>
-              </w:rPr>
-              <w:t xml:space="preserve">E-03</w:t>
-            </w:r>
-          </w:p>
-        </w:tc>
-        <w:tc>
-          <w:tcPr>
-            <w:tcBorders>
-              <w:top w:color="cccccc" w:space="0" w:sz="6" w:val="single"/>
-              <w:left w:color="cccccc" w:space="0" w:sz="6" w:val="single"/>
-              <w:bottom w:color="cccccc" w:space="0" w:sz="6" w:val="single"/>
-              <w:right w:color="000000" w:space="0" w:sz="6" w:val="single"/>
-            </w:tcBorders>
+              <w:rPr/>
+            </w:pPr>
+            <w:r>
+              <w:rPr>
+                <w:rtl w:val="0"/>
+              </w:rPr>
+              <w:t xml:space="preserve">HU-30</w:t>
+            </w:r>
+          </w:p>
+        </w:tc>
+        <w:tc>
+          <w:tcPr>
+            <w:tcBorders>
+              <w:top w:color="cccccc" w:space="0" w:sz="6" w:val="single"/>
+              <w:left w:color="cccccc" w:space="0" w:sz="6" w:val="single"/>
+              <w:bottom w:color="cccccc" w:space="0" w:sz="6" w:val="single"/>
+              <w:right w:color="000000" w:space="0" w:sz="6" w:val="single"/>
+            </w:tcBorders>
+            <w:shd w:fill="auto" w:val="clear"/>
+            <w:tcMar>
+              <w:top w:w="0.0" w:type="dxa"/>
+              <w:left w:w="40.0" w:type="dxa"/>
+              <w:bottom w:w="0.0" w:type="dxa"/>
+              <w:right w:w="40.0" w:type="dxa"/>
+            </w:tcMar>
+            <w:vAlign w:val="center"/>
+          </w:tcPr>
+          <w:p>
+            <w:pPr>
+              <w:widowControl w:val="0"/>
+              <w:spacing w:after="0" w:line="276" w:lineRule="auto"/>
+              <w:rPr/>
+            </w:pPr>
+            <w:r>
+              <w:rPr>
+                <w:rtl w:val="0"/>
+              </w:rPr>
+              <w:t xml:space="preserve">Como bombero, quiero visualizar los 3 grifos operativos más cercanos a una vivienda, para responder a emergencias.</w:t>
+            </w:r>
+          </w:p>
+        </w:tc>
+        <w:tc>
+          <w:tcPr>
+            <w:tcBorders>
+              <w:top w:color="cccccc" w:space="0" w:sz="6" w:val="single"/>
+              <w:left w:color="cccccc" w:space="0" w:sz="6" w:val="single"/>
+              <w:bottom w:color="cccccc" w:space="0" w:sz="6" w:val="single"/>
+              <w:right w:color="000000" w:space="0" w:sz="6" w:val="single"/>
+            </w:tcBorders>
+            <w:shd w:fill="b6d7a8" w:val="clear"/>
             <w:tcMar>
               <w:top w:w="0.0" w:type="dxa"/>
               <w:left w:w="40.0" w:type="dxa"/>
@@ -6910,37 +8764,36 @@
               <w:rPr>
                 <w:rtl w:val="0"/>
               </w:rPr>
-              <w:t xml:space="preserve">HU-30</w:t>
-            </w:r>
-          </w:p>
-        </w:tc>
-        <w:tc>
-          <w:tcPr>
-            <w:tcBorders>
-              <w:top w:color="cccccc" w:space="0" w:sz="6" w:val="single"/>
-              <w:left w:color="cccccc" w:space="0" w:sz="6" w:val="single"/>
-              <w:bottom w:color="cccccc" w:space="0" w:sz="6" w:val="single"/>
-              <w:right w:color="000000" w:space="0" w:sz="6" w:val="single"/>
-            </w:tcBorders>
-            <w:tcMar>
-              <w:top w:w="0.0" w:type="dxa"/>
-              <w:left w:w="40.0" w:type="dxa"/>
-              <w:bottom w:w="0.0" w:type="dxa"/>
-              <w:right w:w="40.0" w:type="dxa"/>
-            </w:tcMar>
-            <w:vAlign w:val="center"/>
-          </w:tcPr>
-          <w:p>
-            <w:pPr>
-              <w:widowControl w:val="0"/>
-              <w:spacing w:after="0" w:line="276" w:lineRule="auto"/>
-              <w:rPr/>
-            </w:pPr>
-            <w:r>
-              <w:rPr>
-                <w:rtl w:val="0"/>
-              </w:rPr>
-              <w:t xml:space="preserve">Como bombero, quiero visualizar los 3 grifos operativos más cercanos a una vivienda, para responder a emergencias.</w:t>
+            </w:r>
+          </w:p>
+        </w:tc>
+        <w:tc>
+          <w:tcPr>
+            <w:tcBorders>
+              <w:top w:color="cccccc" w:space="0" w:sz="6" w:val="single"/>
+              <w:left w:color="cccccc" w:space="0" w:sz="6" w:val="single"/>
+              <w:bottom w:color="cccccc" w:space="0" w:sz="6" w:val="single"/>
+              <w:right w:color="cccccc" w:space="0" w:sz="6" w:val="single"/>
+            </w:tcBorders>
+            <w:shd w:fill="auto" w:val="clear"/>
+            <w:tcMar>
+              <w:top w:w="0.0" w:type="dxa"/>
+              <w:left w:w="40.0" w:type="dxa"/>
+              <w:bottom w:w="0.0" w:type="dxa"/>
+              <w:right w:w="40.0" w:type="dxa"/>
+            </w:tcMar>
+            <w:vAlign w:val="bottom"/>
+          </w:tcPr>
+          <w:p>
+            <w:pPr>
+              <w:widowControl w:val="0"/>
+              <w:spacing w:after="0" w:line="276" w:lineRule="auto"/>
+              <w:rPr/>
+            </w:pPr>
+            <w:r>
+              <w:rPr>
+                <w:rtl w:val="0"/>
+              </w:rPr>
             </w:r>
           </w:p>
         </w:tc>
@@ -6953,12 +8806,44 @@
         </w:trPr>
         <w:tc>
           <w:tcPr>
+            <w:vMerge w:val="continue"/>
             <w:tcBorders>
               <w:top w:color="cccccc" w:space="0" w:sz="6" w:val="single"/>
               <w:left w:color="000000" w:space="0" w:sz="6" w:val="single"/>
-              <w:bottom w:color="cccccc" w:space="0" w:sz="6" w:val="single"/>
-              <w:right w:color="000000" w:space="0" w:sz="6" w:val="single"/>
-            </w:tcBorders>
+              <w:bottom w:color="000000" w:space="0" w:sz="6" w:val="single"/>
+              <w:right w:color="000000" w:space="0" w:sz="6" w:val="single"/>
+            </w:tcBorders>
+            <w:shd w:fill="auto" w:val="clear"/>
+            <w:tcMar>
+              <w:top w:w="100.0" w:type="dxa"/>
+              <w:left w:w="100.0" w:type="dxa"/>
+              <w:bottom w:w="100.0" w:type="dxa"/>
+              <w:right w:w="100.0" w:type="dxa"/>
+            </w:tcMar>
+            <w:vAlign w:val="top"/>
+          </w:tcPr>
+          <w:p>
+            <w:pPr>
+              <w:widowControl w:val="0"/>
+              <w:spacing w:after="0" w:line="276" w:lineRule="auto"/>
+              <w:rPr/>
+            </w:pPr>
+            <w:r>
+              <w:rPr>
+                <w:rtl w:val="0"/>
+              </w:rPr>
+            </w:r>
+          </w:p>
+        </w:tc>
+        <w:tc>
+          <w:tcPr>
+            <w:tcBorders>
+              <w:top w:color="cccccc" w:space="0" w:sz="6" w:val="single"/>
+              <w:left w:color="cccccc" w:space="0" w:sz="6" w:val="single"/>
+              <w:bottom w:color="cccccc" w:space="0" w:sz="6" w:val="single"/>
+              <w:right w:color="000000" w:space="0" w:sz="6" w:val="single"/>
+            </w:tcBorders>
+            <w:shd w:fill="auto" w:val="clear"/>
             <w:tcMar>
               <w:top w:w="0.0" w:type="dxa"/>
               <w:left w:w="40.0" w:type="dxa"/>
@@ -6971,25 +8856,56 @@
             <w:pPr>
               <w:widowControl w:val="0"/>
               <w:spacing w:after="0" w:line="276" w:lineRule="auto"/>
-              <w:jc w:val="center"/>
-              <w:rPr/>
-            </w:pPr>
-            <w:r>
-              <w:rPr>
-                <w:rtl w:val="0"/>
-              </w:rPr>
-              <w:t xml:space="preserve">E-03</w:t>
-            </w:r>
-          </w:p>
-        </w:tc>
-        <w:tc>
-          <w:tcPr>
-            <w:tcBorders>
-              <w:top w:color="cccccc" w:space="0" w:sz="6" w:val="single"/>
-              <w:left w:color="cccccc" w:space="0" w:sz="6" w:val="single"/>
-              <w:bottom w:color="cccccc" w:space="0" w:sz="6" w:val="single"/>
-              <w:right w:color="000000" w:space="0" w:sz="6" w:val="single"/>
-            </w:tcBorders>
+              <w:rPr/>
+            </w:pPr>
+            <w:r>
+              <w:rPr>
+                <w:rtl w:val="0"/>
+              </w:rPr>
+              <w:t xml:space="preserve">HU-31</w:t>
+            </w:r>
+          </w:p>
+        </w:tc>
+        <w:tc>
+          <w:tcPr>
+            <w:tcBorders>
+              <w:top w:color="cccccc" w:space="0" w:sz="6" w:val="single"/>
+              <w:left w:color="cccccc" w:space="0" w:sz="6" w:val="single"/>
+              <w:bottom w:color="cccccc" w:space="0" w:sz="6" w:val="single"/>
+              <w:right w:color="000000" w:space="0" w:sz="6" w:val="single"/>
+            </w:tcBorders>
+            <w:shd w:fill="auto" w:val="clear"/>
+            <w:tcMar>
+              <w:top w:w="0.0" w:type="dxa"/>
+              <w:left w:w="40.0" w:type="dxa"/>
+              <w:bottom w:w="0.0" w:type="dxa"/>
+              <w:right w:w="40.0" w:type="dxa"/>
+            </w:tcMar>
+            <w:vAlign w:val="center"/>
+          </w:tcPr>
+          <w:p>
+            <w:pPr>
+              <w:widowControl w:val="0"/>
+              <w:spacing w:after="0" w:line="276" w:lineRule="auto"/>
+              <w:rPr/>
+            </w:pPr>
+            <w:r>
+              <w:rPr>
+                <w:rtl w:val="0"/>
+              </w:rPr>
+              <w:t xml:space="preserve">Como bombero, quiero identificar grifos cercanos a una residencia, para optimizar recursos.</w:t>
+            </w:r>
+          </w:p>
+        </w:tc>
+        <w:tc>
+          <w:tcPr>
+            <w:tcBorders>
+              <w:top w:color="cccccc" w:space="0" w:sz="6" w:val="single"/>
+              <w:left w:color="cccccc" w:space="0" w:sz="6" w:val="single"/>
+              <w:bottom w:color="cccccc" w:space="0" w:sz="6" w:val="single"/>
+              <w:right w:color="000000" w:space="0" w:sz="6" w:val="single"/>
+            </w:tcBorders>
+            <w:shd w:fill="b6d7a8" w:val="clear"/>
             <w:tcMar>
               <w:top w:w="0.0" w:type="dxa"/>
               <w:left w:w="40.0" w:type="dxa"/>
@@ -7008,37 +8924,36 @@
               <w:rPr>
                 <w:rtl w:val="0"/>
               </w:rPr>
-              <w:t xml:space="preserve">HU-31</w:t>
-            </w:r>
-          </w:p>
-        </w:tc>
-        <w:tc>
-          <w:tcPr>
-            <w:tcBorders>
-              <w:top w:color="cccccc" w:space="0" w:sz="6" w:val="single"/>
-              <w:left w:color="cccccc" w:space="0" w:sz="6" w:val="single"/>
-              <w:bottom w:color="cccccc" w:space="0" w:sz="6" w:val="single"/>
-              <w:right w:color="000000" w:space="0" w:sz="6" w:val="single"/>
-            </w:tcBorders>
-            <w:tcMar>
-              <w:top w:w="0.0" w:type="dxa"/>
-              <w:left w:w="40.0" w:type="dxa"/>
-              <w:bottom w:w="0.0" w:type="dxa"/>
-              <w:right w:w="40.0" w:type="dxa"/>
-            </w:tcMar>
-            <w:vAlign w:val="center"/>
-          </w:tcPr>
-          <w:p>
-            <w:pPr>
-              <w:widowControl w:val="0"/>
-              <w:spacing w:after="0" w:line="276" w:lineRule="auto"/>
-              <w:rPr/>
-            </w:pPr>
-            <w:r>
-              <w:rPr>
-                <w:rtl w:val="0"/>
-              </w:rPr>
-              <w:t xml:space="preserve">Como bombero, quiero identificar grifos cercanos a una residencia, para optimizar recursos.</w:t>
+            </w:r>
+          </w:p>
+        </w:tc>
+        <w:tc>
+          <w:tcPr>
+            <w:tcBorders>
+              <w:top w:color="cccccc" w:space="0" w:sz="6" w:val="single"/>
+              <w:left w:color="cccccc" w:space="0" w:sz="6" w:val="single"/>
+              <w:bottom w:color="cccccc" w:space="0" w:sz="6" w:val="single"/>
+              <w:right w:color="cccccc" w:space="0" w:sz="6" w:val="single"/>
+            </w:tcBorders>
+            <w:shd w:fill="auto" w:val="clear"/>
+            <w:tcMar>
+              <w:top w:w="0.0" w:type="dxa"/>
+              <w:left w:w="40.0" w:type="dxa"/>
+              <w:bottom w:w="0.0" w:type="dxa"/>
+              <w:right w:w="40.0" w:type="dxa"/>
+            </w:tcMar>
+            <w:vAlign w:val="bottom"/>
+          </w:tcPr>
+          <w:p>
+            <w:pPr>
+              <w:widowControl w:val="0"/>
+              <w:spacing w:after="0" w:line="276" w:lineRule="auto"/>
+              <w:rPr/>
+            </w:pPr>
+            <w:r>
+              <w:rPr>
+                <w:rtl w:val="0"/>
+              </w:rPr>
             </w:r>
           </w:p>
         </w:tc>
@@ -7051,12 +8966,44 @@
         </w:trPr>
         <w:tc>
           <w:tcPr>
+            <w:vMerge w:val="continue"/>
             <w:tcBorders>
               <w:top w:color="cccccc" w:space="0" w:sz="6" w:val="single"/>
               <w:left w:color="000000" w:space="0" w:sz="6" w:val="single"/>
               <w:bottom w:color="000000" w:space="0" w:sz="6" w:val="single"/>
               <w:right w:color="000000" w:space="0" w:sz="6" w:val="single"/>
             </w:tcBorders>
+            <w:shd w:fill="auto" w:val="clear"/>
+            <w:tcMar>
+              <w:top w:w="100.0" w:type="dxa"/>
+              <w:left w:w="100.0" w:type="dxa"/>
+              <w:bottom w:w="100.0" w:type="dxa"/>
+              <w:right w:w="100.0" w:type="dxa"/>
+            </w:tcMar>
+            <w:vAlign w:val="top"/>
+          </w:tcPr>
+          <w:p>
+            <w:pPr>
+              <w:widowControl w:val="0"/>
+              <w:spacing w:after="0" w:line="276" w:lineRule="auto"/>
+              <w:rPr/>
+            </w:pPr>
+            <w:r>
+              <w:rPr>
+                <w:rtl w:val="0"/>
+              </w:rPr>
+            </w:r>
+          </w:p>
+        </w:tc>
+        <w:tc>
+          <w:tcPr>
+            <w:tcBorders>
+              <w:top w:color="cccccc" w:space="0" w:sz="6" w:val="single"/>
+              <w:left w:color="cccccc" w:space="0" w:sz="6" w:val="single"/>
+              <w:bottom w:color="000000" w:space="0" w:sz="6" w:val="single"/>
+              <w:right w:color="000000" w:space="0" w:sz="6" w:val="single"/>
+            </w:tcBorders>
+            <w:shd w:fill="auto" w:val="clear"/>
             <w:tcMar>
               <w:top w:w="0.0" w:type="dxa"/>
               <w:left w:w="40.0" w:type="dxa"/>
@@ -7069,14 +9016,13 @@
             <w:pPr>
               <w:widowControl w:val="0"/>
               <w:spacing w:after="0" w:line="276" w:lineRule="auto"/>
-              <w:jc w:val="center"/>
-              <w:rPr/>
-            </w:pPr>
-            <w:r>
-              <w:rPr>
-                <w:rtl w:val="0"/>
-              </w:rPr>
-              <w:t xml:space="preserve">E-03</w:t>
+              <w:rPr/>
+            </w:pPr>
+            <w:r>
+              <w:rPr>
+                <w:rtl w:val="0"/>
+              </w:rPr>
+              <w:t xml:space="preserve">HU-32</w:t>
             </w:r>
           </w:p>
         </w:tc>
@@ -7088,6 +9034,38 @@
               <w:bottom w:color="000000" w:space="0" w:sz="6" w:val="single"/>
               <w:right w:color="000000" w:space="0" w:sz="6" w:val="single"/>
             </w:tcBorders>
+            <w:shd w:fill="auto" w:val="clear"/>
+            <w:tcMar>
+              <w:top w:w="0.0" w:type="dxa"/>
+              <w:left w:w="40.0" w:type="dxa"/>
+              <w:bottom w:w="0.0" w:type="dxa"/>
+              <w:right w:w="40.0" w:type="dxa"/>
+            </w:tcMar>
+            <w:vAlign w:val="center"/>
+          </w:tcPr>
+          <w:p>
+            <w:pPr>
+              <w:widowControl w:val="0"/>
+              <w:spacing w:after="0" w:line="276" w:lineRule="auto"/>
+              <w:rPr/>
+            </w:pPr>
+            <w:r>
+              <w:rPr>
+                <w:rtl w:val="0"/>
+              </w:rPr>
+              <w:t xml:space="preserve">Como bombero, quiero filtrar grifos por estado, para identificar rápidamente su disponibilidad.</w:t>
+            </w:r>
+          </w:p>
+        </w:tc>
+        <w:tc>
+          <w:tcPr>
+            <w:tcBorders>
+              <w:top w:color="cccccc" w:space="0" w:sz="6" w:val="single"/>
+              <w:left w:color="cccccc" w:space="0" w:sz="6" w:val="single"/>
+              <w:bottom w:color="cccccc" w:space="0" w:sz="6" w:val="single"/>
+              <w:right w:color="000000" w:space="0" w:sz="6" w:val="single"/>
+            </w:tcBorders>
+            <w:shd w:fill="b6d7a8" w:val="clear"/>
             <w:tcMar>
               <w:top w:w="0.0" w:type="dxa"/>
               <w:left w:w="40.0" w:type="dxa"/>
@@ -7106,37 +9084,36 @@
               <w:rPr>
                 <w:rtl w:val="0"/>
               </w:rPr>
-              <w:t xml:space="preserve">HU-32</w:t>
-            </w:r>
-          </w:p>
-        </w:tc>
-        <w:tc>
-          <w:tcPr>
-            <w:tcBorders>
-              <w:top w:color="cccccc" w:space="0" w:sz="6" w:val="single"/>
-              <w:left w:color="cccccc" w:space="0" w:sz="6" w:val="single"/>
-              <w:bottom w:color="000000" w:space="0" w:sz="6" w:val="single"/>
-              <w:right w:color="000000" w:space="0" w:sz="6" w:val="single"/>
-            </w:tcBorders>
-            <w:tcMar>
-              <w:top w:w="0.0" w:type="dxa"/>
-              <w:left w:w="40.0" w:type="dxa"/>
-              <w:bottom w:w="0.0" w:type="dxa"/>
-              <w:right w:w="40.0" w:type="dxa"/>
-            </w:tcMar>
-            <w:vAlign w:val="center"/>
-          </w:tcPr>
-          <w:p>
-            <w:pPr>
-              <w:widowControl w:val="0"/>
-              <w:spacing w:after="0" w:line="276" w:lineRule="auto"/>
-              <w:rPr/>
-            </w:pPr>
-            <w:r>
-              <w:rPr>
-                <w:rtl w:val="0"/>
-              </w:rPr>
-              <w:t xml:space="preserve">Como bombero, quiero filtrar grifos por estado, para identificar rápidamente su disponibilidad.</w:t>
+            </w:r>
+          </w:p>
+        </w:tc>
+        <w:tc>
+          <w:tcPr>
+            <w:tcBorders>
+              <w:top w:color="cccccc" w:space="0" w:sz="6" w:val="single"/>
+              <w:left w:color="cccccc" w:space="0" w:sz="6" w:val="single"/>
+              <w:bottom w:color="cccccc" w:space="0" w:sz="6" w:val="single"/>
+              <w:right w:color="cccccc" w:space="0" w:sz="6" w:val="single"/>
+            </w:tcBorders>
+            <w:shd w:fill="auto" w:val="clear"/>
+            <w:tcMar>
+              <w:top w:w="0.0" w:type="dxa"/>
+              <w:left w:w="40.0" w:type="dxa"/>
+              <w:bottom w:w="0.0" w:type="dxa"/>
+              <w:right w:w="40.0" w:type="dxa"/>
+            </w:tcMar>
+            <w:vAlign w:val="bottom"/>
+          </w:tcPr>
+          <w:p>
+            <w:pPr>
+              <w:widowControl w:val="0"/>
+              <w:spacing w:after="0" w:line="276" w:lineRule="auto"/>
+              <w:rPr/>
+            </w:pPr>
+            <w:r>
+              <w:rPr>
+                <w:rtl w:val="0"/>
+              </w:rPr>
             </w:r>
           </w:p>
         </w:tc>
@@ -7149,12 +9126,46 @@
         </w:trPr>
         <w:tc>
           <w:tcPr>
+            <w:vMerge w:val="restart"/>
             <w:tcBorders>
               <w:top w:color="cccccc" w:space="0" w:sz="6" w:val="single"/>
               <w:left w:color="000000" w:space="0" w:sz="6" w:val="single"/>
-              <w:bottom w:color="cccccc" w:space="0" w:sz="6" w:val="single"/>
-              <w:right w:color="000000" w:space="0" w:sz="6" w:val="single"/>
-            </w:tcBorders>
+              <w:bottom w:color="000000" w:space="0" w:sz="6" w:val="single"/>
+              <w:right w:color="000000" w:space="0" w:sz="6" w:val="single"/>
+            </w:tcBorders>
+            <w:shd w:fill="auto" w:val="clear"/>
+            <w:tcMar>
+              <w:top w:w="0.0" w:type="dxa"/>
+              <w:left w:w="40.0" w:type="dxa"/>
+              <w:bottom w:w="0.0" w:type="dxa"/>
+              <w:right w:w="40.0" w:type="dxa"/>
+            </w:tcMar>
+            <w:vAlign w:val="center"/>
+          </w:tcPr>
+          <w:p>
+            <w:pPr>
+              <w:widowControl w:val="0"/>
+              <w:spacing w:after="0" w:line="276" w:lineRule="auto"/>
+              <w:jc w:val="center"/>
+              <w:rPr/>
+            </w:pPr>
+            <w:r>
+              <w:rPr>
+                <w:rtl w:val="0"/>
+              </w:rPr>
+              <w:t xml:space="preserve">E-04</w:t>
+            </w:r>
+          </w:p>
+        </w:tc>
+        <w:tc>
+          <w:tcPr>
+            <w:tcBorders>
+              <w:top w:color="cccccc" w:space="0" w:sz="6" w:val="single"/>
+              <w:left w:color="cccccc" w:space="0" w:sz="6" w:val="single"/>
+              <w:bottom w:color="cccccc" w:space="0" w:sz="6" w:val="single"/>
+              <w:right w:color="000000" w:space="0" w:sz="6" w:val="single"/>
+            </w:tcBorders>
+            <w:shd w:fill="auto" w:val="clear"/>
             <w:tcMar>
               <w:top w:w="0.0" w:type="dxa"/>
               <w:left w:w="40.0" w:type="dxa"/>
@@ -7167,25 +9178,56 @@
             <w:pPr>
               <w:widowControl w:val="0"/>
               <w:spacing w:after="0" w:line="276" w:lineRule="auto"/>
-              <w:jc w:val="center"/>
-              <w:rPr/>
-            </w:pPr>
-            <w:r>
-              <w:rPr>
-                <w:rtl w:val="0"/>
-              </w:rPr>
-              <w:t xml:space="preserve">E-04</w:t>
-            </w:r>
-          </w:p>
-        </w:tc>
-        <w:tc>
-          <w:tcPr>
-            <w:tcBorders>
-              <w:top w:color="cccccc" w:space="0" w:sz="6" w:val="single"/>
-              <w:left w:color="cccccc" w:space="0" w:sz="6" w:val="single"/>
-              <w:bottom w:color="cccccc" w:space="0" w:sz="6" w:val="single"/>
-              <w:right w:color="000000" w:space="0" w:sz="6" w:val="single"/>
-            </w:tcBorders>
+              <w:rPr/>
+            </w:pPr>
+            <w:r>
+              <w:rPr>
+                <w:rtl w:val="0"/>
+              </w:rPr>
+              <w:t xml:space="preserve">HU-33</w:t>
+            </w:r>
+          </w:p>
+        </w:tc>
+        <w:tc>
+          <w:tcPr>
+            <w:tcBorders>
+              <w:top w:color="cccccc" w:space="0" w:sz="6" w:val="single"/>
+              <w:left w:color="cccccc" w:space="0" w:sz="6" w:val="single"/>
+              <w:bottom w:color="cccccc" w:space="0" w:sz="6" w:val="single"/>
+              <w:right w:color="000000" w:space="0" w:sz="6" w:val="single"/>
+            </w:tcBorders>
+            <w:shd w:fill="auto" w:val="clear"/>
+            <w:tcMar>
+              <w:top w:w="0.0" w:type="dxa"/>
+              <w:left w:w="40.0" w:type="dxa"/>
+              <w:bottom w:w="0.0" w:type="dxa"/>
+              <w:right w:w="40.0" w:type="dxa"/>
+            </w:tcMar>
+            <w:vAlign w:val="center"/>
+          </w:tcPr>
+          <w:p>
+            <w:pPr>
+              <w:widowControl w:val="0"/>
+              <w:spacing w:after="0" w:line="276" w:lineRule="auto"/>
+              <w:rPr/>
+            </w:pPr>
+            <w:r>
+              <w:rPr>
+                <w:rtl w:val="0"/>
+              </w:rPr>
+              <w:t xml:space="preserve">Como administrador, quiero gestionar usuarios, para controlar el acceso al sistema.</w:t>
+            </w:r>
+          </w:p>
+        </w:tc>
+        <w:tc>
+          <w:tcPr>
+            <w:tcBorders>
+              <w:top w:color="cccccc" w:space="0" w:sz="6" w:val="single"/>
+              <w:left w:color="cccccc" w:space="0" w:sz="6" w:val="single"/>
+              <w:bottom w:color="cccccc" w:space="0" w:sz="6" w:val="single"/>
+              <w:right w:color="000000" w:space="0" w:sz="6" w:val="single"/>
+            </w:tcBorders>
+            <w:shd w:fill="b6d7a8" w:val="clear"/>
             <w:tcMar>
               <w:top w:w="0.0" w:type="dxa"/>
               <w:left w:w="40.0" w:type="dxa"/>
@@ -7204,37 +9246,36 @@
               <w:rPr>
                 <w:rtl w:val="0"/>
               </w:rPr>
-              <w:t xml:space="preserve">HU-33</w:t>
-            </w:r>
-          </w:p>
-        </w:tc>
-        <w:tc>
-          <w:tcPr>
-            <w:tcBorders>
-              <w:top w:color="cccccc" w:space="0" w:sz="6" w:val="single"/>
-              <w:left w:color="cccccc" w:space="0" w:sz="6" w:val="single"/>
-              <w:bottom w:color="cccccc" w:space="0" w:sz="6" w:val="single"/>
-              <w:right w:color="000000" w:space="0" w:sz="6" w:val="single"/>
-            </w:tcBorders>
-            <w:tcMar>
-              <w:top w:w="0.0" w:type="dxa"/>
-              <w:left w:w="40.0" w:type="dxa"/>
-              <w:bottom w:w="0.0" w:type="dxa"/>
-              <w:right w:w="40.0" w:type="dxa"/>
-            </w:tcMar>
-            <w:vAlign w:val="center"/>
-          </w:tcPr>
-          <w:p>
-            <w:pPr>
-              <w:widowControl w:val="0"/>
-              <w:spacing w:after="0" w:line="276" w:lineRule="auto"/>
-              <w:rPr/>
-            </w:pPr>
-            <w:r>
-              <w:rPr>
-                <w:rtl w:val="0"/>
-              </w:rPr>
-              <w:t xml:space="preserve">Como administrador, quiero gestionar usuarios, para controlar el acceso al sistema.</w:t>
+            </w:r>
+          </w:p>
+        </w:tc>
+        <w:tc>
+          <w:tcPr>
+            <w:tcBorders>
+              <w:top w:color="cccccc" w:space="0" w:sz="6" w:val="single"/>
+              <w:left w:color="cccccc" w:space="0" w:sz="6" w:val="single"/>
+              <w:bottom w:color="cccccc" w:space="0" w:sz="6" w:val="single"/>
+              <w:right w:color="cccccc" w:space="0" w:sz="6" w:val="single"/>
+            </w:tcBorders>
+            <w:shd w:fill="auto" w:val="clear"/>
+            <w:tcMar>
+              <w:top w:w="0.0" w:type="dxa"/>
+              <w:left w:w="40.0" w:type="dxa"/>
+              <w:bottom w:w="0.0" w:type="dxa"/>
+              <w:right w:w="40.0" w:type="dxa"/>
+            </w:tcMar>
+            <w:vAlign w:val="bottom"/>
+          </w:tcPr>
+          <w:p>
+            <w:pPr>
+              <w:widowControl w:val="0"/>
+              <w:spacing w:after="0" w:line="276" w:lineRule="auto"/>
+              <w:rPr/>
+            </w:pPr>
+            <w:r>
+              <w:rPr>
+                <w:rtl w:val="0"/>
+              </w:rPr>
             </w:r>
           </w:p>
         </w:tc>
@@ -7247,12 +9288,44 @@
         </w:trPr>
         <w:tc>
           <w:tcPr>
+            <w:vMerge w:val="continue"/>
             <w:tcBorders>
               <w:top w:color="cccccc" w:space="0" w:sz="6" w:val="single"/>
               <w:left w:color="000000" w:space="0" w:sz="6" w:val="single"/>
-              <w:bottom w:color="cccccc" w:space="0" w:sz="6" w:val="single"/>
-              <w:right w:color="000000" w:space="0" w:sz="6" w:val="single"/>
-            </w:tcBorders>
+              <w:bottom w:color="000000" w:space="0" w:sz="6" w:val="single"/>
+              <w:right w:color="000000" w:space="0" w:sz="6" w:val="single"/>
+            </w:tcBorders>
+            <w:shd w:fill="auto" w:val="clear"/>
+            <w:tcMar>
+              <w:top w:w="100.0" w:type="dxa"/>
+              <w:left w:w="100.0" w:type="dxa"/>
+              <w:bottom w:w="100.0" w:type="dxa"/>
+              <w:right w:w="100.0" w:type="dxa"/>
+            </w:tcMar>
+            <w:vAlign w:val="top"/>
+          </w:tcPr>
+          <w:p>
+            <w:pPr>
+              <w:widowControl w:val="0"/>
+              <w:spacing w:after="0" w:line="276" w:lineRule="auto"/>
+              <w:rPr/>
+            </w:pPr>
+            <w:r>
+              <w:rPr>
+                <w:rtl w:val="0"/>
+              </w:rPr>
+            </w:r>
+          </w:p>
+        </w:tc>
+        <w:tc>
+          <w:tcPr>
+            <w:tcBorders>
+              <w:top w:color="cccccc" w:space="0" w:sz="6" w:val="single"/>
+              <w:left w:color="cccccc" w:space="0" w:sz="6" w:val="single"/>
+              <w:bottom w:color="cccccc" w:space="0" w:sz="6" w:val="single"/>
+              <w:right w:color="000000" w:space="0" w:sz="6" w:val="single"/>
+            </w:tcBorders>
+            <w:shd w:fill="auto" w:val="clear"/>
             <w:tcMar>
               <w:top w:w="0.0" w:type="dxa"/>
               <w:left w:w="40.0" w:type="dxa"/>
@@ -7265,25 +9338,56 @@
             <w:pPr>
               <w:widowControl w:val="0"/>
               <w:spacing w:after="0" w:line="276" w:lineRule="auto"/>
-              <w:jc w:val="center"/>
-              <w:rPr/>
-            </w:pPr>
-            <w:r>
-              <w:rPr>
-                <w:rtl w:val="0"/>
-              </w:rPr>
-              <w:t xml:space="preserve">E-04</w:t>
-            </w:r>
-          </w:p>
-        </w:tc>
-        <w:tc>
-          <w:tcPr>
-            <w:tcBorders>
-              <w:top w:color="cccccc" w:space="0" w:sz="6" w:val="single"/>
-              <w:left w:color="cccccc" w:space="0" w:sz="6" w:val="single"/>
-              <w:bottom w:color="cccccc" w:space="0" w:sz="6" w:val="single"/>
-              <w:right w:color="000000" w:space="0" w:sz="6" w:val="single"/>
-            </w:tcBorders>
+              <w:rPr/>
+            </w:pPr>
+            <w:r>
+              <w:rPr>
+                <w:rtl w:val="0"/>
+              </w:rPr>
+              <w:t xml:space="preserve">HU-34</w:t>
+            </w:r>
+          </w:p>
+        </w:tc>
+        <w:tc>
+          <w:tcPr>
+            <w:tcBorders>
+              <w:top w:color="cccccc" w:space="0" w:sz="6" w:val="single"/>
+              <w:left w:color="cccccc" w:space="0" w:sz="6" w:val="single"/>
+              <w:bottom w:color="cccccc" w:space="0" w:sz="6" w:val="single"/>
+              <w:right w:color="000000" w:space="0" w:sz="6" w:val="single"/>
+            </w:tcBorders>
+            <w:shd w:fill="auto" w:val="clear"/>
+            <w:tcMar>
+              <w:top w:w="0.0" w:type="dxa"/>
+              <w:left w:w="40.0" w:type="dxa"/>
+              <w:bottom w:w="0.0" w:type="dxa"/>
+              <w:right w:w="40.0" w:type="dxa"/>
+            </w:tcMar>
+            <w:vAlign w:val="center"/>
+          </w:tcPr>
+          <w:p>
+            <w:pPr>
+              <w:widowControl w:val="0"/>
+              <w:spacing w:after="0" w:line="276" w:lineRule="auto"/>
+              <w:rPr/>
+            </w:pPr>
+            <w:r>
+              <w:rPr>
+                <w:rtl w:val="0"/>
+              </w:rPr>
+              <w:t xml:space="preserve">Como administrador, quiero visualizar información del sistema, para supervisar su estado.</w:t>
+            </w:r>
+          </w:p>
+        </w:tc>
+        <w:tc>
+          <w:tcPr>
+            <w:tcBorders>
+              <w:top w:color="cccccc" w:space="0" w:sz="6" w:val="single"/>
+              <w:left w:color="cccccc" w:space="0" w:sz="6" w:val="single"/>
+              <w:bottom w:color="cccccc" w:space="0" w:sz="6" w:val="single"/>
+              <w:right w:color="000000" w:space="0" w:sz="6" w:val="single"/>
+            </w:tcBorders>
+            <w:shd w:fill="b6d7a8" w:val="clear"/>
             <w:tcMar>
               <w:top w:w="0.0" w:type="dxa"/>
               <w:left w:w="40.0" w:type="dxa"/>
@@ -7302,37 +9406,36 @@
               <w:rPr>
                 <w:rtl w:val="0"/>
               </w:rPr>
-              <w:t xml:space="preserve">HU-34</w:t>
-            </w:r>
-          </w:p>
-        </w:tc>
-        <w:tc>
-          <w:tcPr>
-            <w:tcBorders>
-              <w:top w:color="cccccc" w:space="0" w:sz="6" w:val="single"/>
-              <w:left w:color="cccccc" w:space="0" w:sz="6" w:val="single"/>
-              <w:bottom w:color="cccccc" w:space="0" w:sz="6" w:val="single"/>
-              <w:right w:color="000000" w:space="0" w:sz="6" w:val="single"/>
-            </w:tcBorders>
-            <w:tcMar>
-              <w:top w:w="0.0" w:type="dxa"/>
-              <w:left w:w="40.0" w:type="dxa"/>
-              <w:bottom w:w="0.0" w:type="dxa"/>
-              <w:right w:w="40.0" w:type="dxa"/>
-            </w:tcMar>
-            <w:vAlign w:val="center"/>
-          </w:tcPr>
-          <w:p>
-            <w:pPr>
-              <w:widowControl w:val="0"/>
-              <w:spacing w:after="0" w:line="276" w:lineRule="auto"/>
-              <w:rPr/>
-            </w:pPr>
-            <w:r>
-              <w:rPr>
-                <w:rtl w:val="0"/>
-              </w:rPr>
-              <w:t xml:space="preserve">Como administrador, quiero visualizar información del sistema, para supervisar su estado.</w:t>
+            </w:r>
+          </w:p>
+        </w:tc>
+        <w:tc>
+          <w:tcPr>
+            <w:tcBorders>
+              <w:top w:color="cccccc" w:space="0" w:sz="6" w:val="single"/>
+              <w:left w:color="cccccc" w:space="0" w:sz="6" w:val="single"/>
+              <w:bottom w:color="cccccc" w:space="0" w:sz="6" w:val="single"/>
+              <w:right w:color="cccccc" w:space="0" w:sz="6" w:val="single"/>
+            </w:tcBorders>
+            <w:shd w:fill="auto" w:val="clear"/>
+            <w:tcMar>
+              <w:top w:w="0.0" w:type="dxa"/>
+              <w:left w:w="40.0" w:type="dxa"/>
+              <w:bottom w:w="0.0" w:type="dxa"/>
+              <w:right w:w="40.0" w:type="dxa"/>
+            </w:tcMar>
+            <w:vAlign w:val="bottom"/>
+          </w:tcPr>
+          <w:p>
+            <w:pPr>
+              <w:widowControl w:val="0"/>
+              <w:spacing w:after="0" w:line="276" w:lineRule="auto"/>
+              <w:rPr/>
+            </w:pPr>
+            <w:r>
+              <w:rPr>
+                <w:rtl w:val="0"/>
+              </w:rPr>
             </w:r>
           </w:p>
         </w:tc>
@@ -7345,12 +9448,44 @@
         </w:trPr>
         <w:tc>
           <w:tcPr>
+            <w:vMerge w:val="continue"/>
             <w:tcBorders>
               <w:top w:color="cccccc" w:space="0" w:sz="6" w:val="single"/>
               <w:left w:color="000000" w:space="0" w:sz="6" w:val="single"/>
-              <w:bottom w:color="cccccc" w:space="0" w:sz="6" w:val="single"/>
-              <w:right w:color="000000" w:space="0" w:sz="6" w:val="single"/>
-            </w:tcBorders>
+              <w:bottom w:color="000000" w:space="0" w:sz="6" w:val="single"/>
+              <w:right w:color="000000" w:space="0" w:sz="6" w:val="single"/>
+            </w:tcBorders>
+            <w:shd w:fill="auto" w:val="clear"/>
+            <w:tcMar>
+              <w:top w:w="100.0" w:type="dxa"/>
+              <w:left w:w="100.0" w:type="dxa"/>
+              <w:bottom w:w="100.0" w:type="dxa"/>
+              <w:right w:w="100.0" w:type="dxa"/>
+            </w:tcMar>
+            <w:vAlign w:val="top"/>
+          </w:tcPr>
+          <w:p>
+            <w:pPr>
+              <w:widowControl w:val="0"/>
+              <w:spacing w:after="0" w:line="276" w:lineRule="auto"/>
+              <w:rPr/>
+            </w:pPr>
+            <w:r>
+              <w:rPr>
+                <w:rtl w:val="0"/>
+              </w:rPr>
+            </w:r>
+          </w:p>
+        </w:tc>
+        <w:tc>
+          <w:tcPr>
+            <w:tcBorders>
+              <w:top w:color="cccccc" w:space="0" w:sz="6" w:val="single"/>
+              <w:left w:color="cccccc" w:space="0" w:sz="6" w:val="single"/>
+              <w:bottom w:color="cccccc" w:space="0" w:sz="6" w:val="single"/>
+              <w:right w:color="000000" w:space="0" w:sz="6" w:val="single"/>
+            </w:tcBorders>
+            <w:shd w:fill="auto" w:val="clear"/>
             <w:tcMar>
               <w:top w:w="0.0" w:type="dxa"/>
               <w:left w:w="40.0" w:type="dxa"/>
@@ -7363,25 +9498,56 @@
             <w:pPr>
               <w:widowControl w:val="0"/>
               <w:spacing w:after="0" w:line="276" w:lineRule="auto"/>
-              <w:jc w:val="center"/>
-              <w:rPr/>
-            </w:pPr>
-            <w:r>
-              <w:rPr>
-                <w:rtl w:val="0"/>
-              </w:rPr>
-              <w:t xml:space="preserve">E-04</w:t>
-            </w:r>
-          </w:p>
-        </w:tc>
-        <w:tc>
-          <w:tcPr>
-            <w:tcBorders>
-              <w:top w:color="cccccc" w:space="0" w:sz="6" w:val="single"/>
-              <w:left w:color="cccccc" w:space="0" w:sz="6" w:val="single"/>
-              <w:bottom w:color="cccccc" w:space="0" w:sz="6" w:val="single"/>
-              <w:right w:color="000000" w:space="0" w:sz="6" w:val="single"/>
-            </w:tcBorders>
+              <w:rPr/>
+            </w:pPr>
+            <w:r>
+              <w:rPr>
+                <w:rtl w:val="0"/>
+              </w:rPr>
+              <w:t xml:space="preserve">HU-35</w:t>
+            </w:r>
+          </w:p>
+        </w:tc>
+        <w:tc>
+          <w:tcPr>
+            <w:tcBorders>
+              <w:top w:color="cccccc" w:space="0" w:sz="6" w:val="single"/>
+              <w:left w:color="cccccc" w:space="0" w:sz="6" w:val="single"/>
+              <w:bottom w:color="cccccc" w:space="0" w:sz="6" w:val="single"/>
+              <w:right w:color="000000" w:space="0" w:sz="6" w:val="single"/>
+            </w:tcBorders>
+            <w:shd w:fill="auto" w:val="clear"/>
+            <w:tcMar>
+              <w:top w:w="0.0" w:type="dxa"/>
+              <w:left w:w="40.0" w:type="dxa"/>
+              <w:bottom w:w="0.0" w:type="dxa"/>
+              <w:right w:w="40.0" w:type="dxa"/>
+            </w:tcMar>
+            <w:vAlign w:val="center"/>
+          </w:tcPr>
+          <w:p>
+            <w:pPr>
+              <w:widowControl w:val="0"/>
+              <w:spacing w:after="0" w:line="276" w:lineRule="auto"/>
+              <w:rPr/>
+            </w:pPr>
+            <w:r>
+              <w:rPr>
+                <w:rtl w:val="0"/>
+              </w:rPr>
+              <w:t xml:space="preserve">Como administrador, quiero modificar datos de usuarios, para mantener la información actualizada.</w:t>
+            </w:r>
+          </w:p>
+        </w:tc>
+        <w:tc>
+          <w:tcPr>
+            <w:tcBorders>
+              <w:top w:color="cccccc" w:space="0" w:sz="6" w:val="single"/>
+              <w:left w:color="cccccc" w:space="0" w:sz="6" w:val="single"/>
+              <w:bottom w:color="cccccc" w:space="0" w:sz="6" w:val="single"/>
+              <w:right w:color="000000" w:space="0" w:sz="6" w:val="single"/>
+            </w:tcBorders>
+            <w:shd w:fill="b6d7a8" w:val="clear"/>
             <w:tcMar>
               <w:top w:w="0.0" w:type="dxa"/>
               <w:left w:w="40.0" w:type="dxa"/>
@@ -7400,37 +9566,36 @@
               <w:rPr>
                 <w:rtl w:val="0"/>
               </w:rPr>
-              <w:t xml:space="preserve">HU-35</w:t>
-            </w:r>
-          </w:p>
-        </w:tc>
-        <w:tc>
-          <w:tcPr>
-            <w:tcBorders>
-              <w:top w:color="cccccc" w:space="0" w:sz="6" w:val="single"/>
-              <w:left w:color="cccccc" w:space="0" w:sz="6" w:val="single"/>
-              <w:bottom w:color="cccccc" w:space="0" w:sz="6" w:val="single"/>
-              <w:right w:color="000000" w:space="0" w:sz="6" w:val="single"/>
-            </w:tcBorders>
-            <w:tcMar>
-              <w:top w:w="0.0" w:type="dxa"/>
-              <w:left w:w="40.0" w:type="dxa"/>
-              <w:bottom w:w="0.0" w:type="dxa"/>
-              <w:right w:w="40.0" w:type="dxa"/>
-            </w:tcMar>
-            <w:vAlign w:val="center"/>
-          </w:tcPr>
-          <w:p>
-            <w:pPr>
-              <w:widowControl w:val="0"/>
-              <w:spacing w:after="0" w:line="276" w:lineRule="auto"/>
-              <w:rPr/>
-            </w:pPr>
-            <w:r>
-              <w:rPr>
-                <w:rtl w:val="0"/>
-              </w:rPr>
-              <w:t xml:space="preserve">Como administrador, quiero modificar datos de usuarios, para mantener la información actualizada.</w:t>
+            </w:r>
+          </w:p>
+        </w:tc>
+        <w:tc>
+          <w:tcPr>
+            <w:tcBorders>
+              <w:top w:color="cccccc" w:space="0" w:sz="6" w:val="single"/>
+              <w:left w:color="cccccc" w:space="0" w:sz="6" w:val="single"/>
+              <w:bottom w:color="cccccc" w:space="0" w:sz="6" w:val="single"/>
+              <w:right w:color="cccccc" w:space="0" w:sz="6" w:val="single"/>
+            </w:tcBorders>
+            <w:shd w:fill="auto" w:val="clear"/>
+            <w:tcMar>
+              <w:top w:w="0.0" w:type="dxa"/>
+              <w:left w:w="40.0" w:type="dxa"/>
+              <w:bottom w:w="0.0" w:type="dxa"/>
+              <w:right w:w="40.0" w:type="dxa"/>
+            </w:tcMar>
+            <w:vAlign w:val="bottom"/>
+          </w:tcPr>
+          <w:p>
+            <w:pPr>
+              <w:widowControl w:val="0"/>
+              <w:spacing w:after="0" w:line="276" w:lineRule="auto"/>
+              <w:rPr/>
+            </w:pPr>
+            <w:r>
+              <w:rPr>
+                <w:rtl w:val="0"/>
+              </w:rPr>
             </w:r>
           </w:p>
         </w:tc>
@@ -7443,12 +9608,44 @@
         </w:trPr>
         <w:tc>
           <w:tcPr>
+            <w:vMerge w:val="continue"/>
             <w:tcBorders>
               <w:top w:color="cccccc" w:space="0" w:sz="6" w:val="single"/>
               <w:left w:color="000000" w:space="0" w:sz="6" w:val="single"/>
-              <w:bottom w:color="cccccc" w:space="0" w:sz="6" w:val="single"/>
-              <w:right w:color="000000" w:space="0" w:sz="6" w:val="single"/>
-            </w:tcBorders>
+              <w:bottom w:color="000000" w:space="0" w:sz="6" w:val="single"/>
+              <w:right w:color="000000" w:space="0" w:sz="6" w:val="single"/>
+            </w:tcBorders>
+            <w:shd w:fill="auto" w:val="clear"/>
+            <w:tcMar>
+              <w:top w:w="100.0" w:type="dxa"/>
+              <w:left w:w="100.0" w:type="dxa"/>
+              <w:bottom w:w="100.0" w:type="dxa"/>
+              <w:right w:w="100.0" w:type="dxa"/>
+            </w:tcMar>
+            <w:vAlign w:val="top"/>
+          </w:tcPr>
+          <w:p>
+            <w:pPr>
+              <w:widowControl w:val="0"/>
+              <w:spacing w:after="0" w:line="276" w:lineRule="auto"/>
+              <w:rPr/>
+            </w:pPr>
+            <w:r>
+              <w:rPr>
+                <w:rtl w:val="0"/>
+              </w:rPr>
+            </w:r>
+          </w:p>
+        </w:tc>
+        <w:tc>
+          <w:tcPr>
+            <w:tcBorders>
+              <w:top w:color="cccccc" w:space="0" w:sz="6" w:val="single"/>
+              <w:left w:color="cccccc" w:space="0" w:sz="6" w:val="single"/>
+              <w:bottom w:color="cccccc" w:space="0" w:sz="6" w:val="single"/>
+              <w:right w:color="000000" w:space="0" w:sz="6" w:val="single"/>
+            </w:tcBorders>
+            <w:shd w:fill="auto" w:val="clear"/>
             <w:tcMar>
               <w:top w:w="0.0" w:type="dxa"/>
               <w:left w:w="40.0" w:type="dxa"/>
@@ -7461,25 +9658,56 @@
             <w:pPr>
               <w:widowControl w:val="0"/>
               <w:spacing w:after="0" w:line="276" w:lineRule="auto"/>
-              <w:jc w:val="center"/>
-              <w:rPr/>
-            </w:pPr>
-            <w:r>
-              <w:rPr>
-                <w:rtl w:val="0"/>
-              </w:rPr>
-              <w:t xml:space="preserve">E-04</w:t>
-            </w:r>
-          </w:p>
-        </w:tc>
-        <w:tc>
-          <w:tcPr>
-            <w:tcBorders>
-              <w:top w:color="cccccc" w:space="0" w:sz="6" w:val="single"/>
-              <w:left w:color="cccccc" w:space="0" w:sz="6" w:val="single"/>
-              <w:bottom w:color="cccccc" w:space="0" w:sz="6" w:val="single"/>
-              <w:right w:color="000000" w:space="0" w:sz="6" w:val="single"/>
-            </w:tcBorders>
+              <w:rPr/>
+            </w:pPr>
+            <w:r>
+              <w:rPr>
+                <w:rtl w:val="0"/>
+              </w:rPr>
+              <w:t xml:space="preserve">HU-36</w:t>
+            </w:r>
+          </w:p>
+        </w:tc>
+        <w:tc>
+          <w:tcPr>
+            <w:tcBorders>
+              <w:top w:color="cccccc" w:space="0" w:sz="6" w:val="single"/>
+              <w:left w:color="cccccc" w:space="0" w:sz="6" w:val="single"/>
+              <w:bottom w:color="cccccc" w:space="0" w:sz="6" w:val="single"/>
+              <w:right w:color="000000" w:space="0" w:sz="6" w:val="single"/>
+            </w:tcBorders>
+            <w:shd w:fill="auto" w:val="clear"/>
+            <w:tcMar>
+              <w:top w:w="0.0" w:type="dxa"/>
+              <w:left w:w="40.0" w:type="dxa"/>
+              <w:bottom w:w="0.0" w:type="dxa"/>
+              <w:right w:w="40.0" w:type="dxa"/>
+            </w:tcMar>
+            <w:vAlign w:val="center"/>
+          </w:tcPr>
+          <w:p>
+            <w:pPr>
+              <w:widowControl w:val="0"/>
+              <w:spacing w:after="0" w:line="276" w:lineRule="auto"/>
+              <w:rPr/>
+            </w:pPr>
+            <w:r>
+              <w:rPr>
+                <w:rtl w:val="0"/>
+              </w:rPr>
+              <w:t xml:space="preserve">Como administrador, quiero asignar roles a los usuarios, para controlar permisos.</w:t>
+            </w:r>
+          </w:p>
+        </w:tc>
+        <w:tc>
+          <w:tcPr>
+            <w:tcBorders>
+              <w:top w:color="cccccc" w:space="0" w:sz="6" w:val="single"/>
+              <w:left w:color="cccccc" w:space="0" w:sz="6" w:val="single"/>
+              <w:bottom w:color="cccccc" w:space="0" w:sz="6" w:val="single"/>
+              <w:right w:color="000000" w:space="0" w:sz="6" w:val="single"/>
+            </w:tcBorders>
+            <w:shd w:fill="b6d7a8" w:val="clear"/>
             <w:tcMar>
               <w:top w:w="0.0" w:type="dxa"/>
               <w:left w:w="40.0" w:type="dxa"/>
@@ -7498,37 +9726,36 @@
               <w:rPr>
                 <w:rtl w:val="0"/>
               </w:rPr>
-              <w:t xml:space="preserve">HU-36</w:t>
-            </w:r>
-          </w:p>
-        </w:tc>
-        <w:tc>
-          <w:tcPr>
-            <w:tcBorders>
-              <w:top w:color="cccccc" w:space="0" w:sz="6" w:val="single"/>
-              <w:left w:color="cccccc" w:space="0" w:sz="6" w:val="single"/>
-              <w:bottom w:color="cccccc" w:space="0" w:sz="6" w:val="single"/>
-              <w:right w:color="000000" w:space="0" w:sz="6" w:val="single"/>
-            </w:tcBorders>
-            <w:tcMar>
-              <w:top w:w="0.0" w:type="dxa"/>
-              <w:left w:w="40.0" w:type="dxa"/>
-              <w:bottom w:w="0.0" w:type="dxa"/>
-              <w:right w:w="40.0" w:type="dxa"/>
-            </w:tcMar>
-            <w:vAlign w:val="center"/>
-          </w:tcPr>
-          <w:p>
-            <w:pPr>
-              <w:widowControl w:val="0"/>
-              <w:spacing w:after="0" w:line="276" w:lineRule="auto"/>
-              <w:rPr/>
-            </w:pPr>
-            <w:r>
-              <w:rPr>
-                <w:rtl w:val="0"/>
-              </w:rPr>
-              <w:t xml:space="preserve">Como administrador, quiero asignar roles a los usuarios, para controlar permisos.</w:t>
+            </w:r>
+          </w:p>
+        </w:tc>
+        <w:tc>
+          <w:tcPr>
+            <w:tcBorders>
+              <w:top w:color="cccccc" w:space="0" w:sz="6" w:val="single"/>
+              <w:left w:color="cccccc" w:space="0" w:sz="6" w:val="single"/>
+              <w:bottom w:color="cccccc" w:space="0" w:sz="6" w:val="single"/>
+              <w:right w:color="cccccc" w:space="0" w:sz="6" w:val="single"/>
+            </w:tcBorders>
+            <w:shd w:fill="auto" w:val="clear"/>
+            <w:tcMar>
+              <w:top w:w="0.0" w:type="dxa"/>
+              <w:left w:w="40.0" w:type="dxa"/>
+              <w:bottom w:w="0.0" w:type="dxa"/>
+              <w:right w:w="40.0" w:type="dxa"/>
+            </w:tcMar>
+            <w:vAlign w:val="bottom"/>
+          </w:tcPr>
+          <w:p>
+            <w:pPr>
+              <w:widowControl w:val="0"/>
+              <w:spacing w:after="0" w:line="276" w:lineRule="auto"/>
+              <w:rPr/>
+            </w:pPr>
+            <w:r>
+              <w:rPr>
+                <w:rtl w:val="0"/>
+              </w:rPr>
             </w:r>
           </w:p>
         </w:tc>
@@ -7541,12 +9768,44 @@
         </w:trPr>
         <w:tc>
           <w:tcPr>
+            <w:vMerge w:val="continue"/>
             <w:tcBorders>
               <w:top w:color="cccccc" w:space="0" w:sz="6" w:val="single"/>
               <w:left w:color="000000" w:space="0" w:sz="6" w:val="single"/>
-              <w:bottom w:color="cccccc" w:space="0" w:sz="6" w:val="single"/>
-              <w:right w:color="000000" w:space="0" w:sz="6" w:val="single"/>
-            </w:tcBorders>
+              <w:bottom w:color="000000" w:space="0" w:sz="6" w:val="single"/>
+              <w:right w:color="000000" w:space="0" w:sz="6" w:val="single"/>
+            </w:tcBorders>
+            <w:shd w:fill="auto" w:val="clear"/>
+            <w:tcMar>
+              <w:top w:w="100.0" w:type="dxa"/>
+              <w:left w:w="100.0" w:type="dxa"/>
+              <w:bottom w:w="100.0" w:type="dxa"/>
+              <w:right w:w="100.0" w:type="dxa"/>
+            </w:tcMar>
+            <w:vAlign w:val="top"/>
+          </w:tcPr>
+          <w:p>
+            <w:pPr>
+              <w:widowControl w:val="0"/>
+              <w:spacing w:after="0" w:line="276" w:lineRule="auto"/>
+              <w:rPr/>
+            </w:pPr>
+            <w:r>
+              <w:rPr>
+                <w:rtl w:val="0"/>
+              </w:rPr>
+            </w:r>
+          </w:p>
+        </w:tc>
+        <w:tc>
+          <w:tcPr>
+            <w:tcBorders>
+              <w:top w:color="cccccc" w:space="0" w:sz="6" w:val="single"/>
+              <w:left w:color="cccccc" w:space="0" w:sz="6" w:val="single"/>
+              <w:bottom w:color="cccccc" w:space="0" w:sz="6" w:val="single"/>
+              <w:right w:color="000000" w:space="0" w:sz="6" w:val="single"/>
+            </w:tcBorders>
+            <w:shd w:fill="auto" w:val="clear"/>
             <w:tcMar>
               <w:top w:w="0.0" w:type="dxa"/>
               <w:left w:w="40.0" w:type="dxa"/>
@@ -7559,25 +9818,56 @@
             <w:pPr>
               <w:widowControl w:val="0"/>
               <w:spacing w:after="0" w:line="276" w:lineRule="auto"/>
-              <w:jc w:val="center"/>
-              <w:rPr/>
-            </w:pPr>
-            <w:r>
-              <w:rPr>
-                <w:rtl w:val="0"/>
-              </w:rPr>
-              <w:t xml:space="preserve">E-04</w:t>
-            </w:r>
-          </w:p>
-        </w:tc>
-        <w:tc>
-          <w:tcPr>
-            <w:tcBorders>
-              <w:top w:color="cccccc" w:space="0" w:sz="6" w:val="single"/>
-              <w:left w:color="cccccc" w:space="0" w:sz="6" w:val="single"/>
-              <w:bottom w:color="cccccc" w:space="0" w:sz="6" w:val="single"/>
-              <w:right w:color="000000" w:space="0" w:sz="6" w:val="single"/>
-            </w:tcBorders>
+              <w:rPr/>
+            </w:pPr>
+            <w:r>
+              <w:rPr>
+                <w:rtl w:val="0"/>
+              </w:rPr>
+              <w:t xml:space="preserve">HU-37</w:t>
+            </w:r>
+          </w:p>
+        </w:tc>
+        <w:tc>
+          <w:tcPr>
+            <w:tcBorders>
+              <w:top w:color="cccccc" w:space="0" w:sz="6" w:val="single"/>
+              <w:left w:color="cccccc" w:space="0" w:sz="6" w:val="single"/>
+              <w:bottom w:color="cccccc" w:space="0" w:sz="6" w:val="single"/>
+              <w:right w:color="000000" w:space="0" w:sz="6" w:val="single"/>
+            </w:tcBorders>
+            <w:shd w:fill="auto" w:val="clear"/>
+            <w:tcMar>
+              <w:top w:w="0.0" w:type="dxa"/>
+              <w:left w:w="40.0" w:type="dxa"/>
+              <w:bottom w:w="0.0" w:type="dxa"/>
+              <w:right w:w="40.0" w:type="dxa"/>
+            </w:tcMar>
+            <w:vAlign w:val="center"/>
+          </w:tcPr>
+          <w:p>
+            <w:pPr>
+              <w:widowControl w:val="0"/>
+              <w:spacing w:after="0" w:line="276" w:lineRule="auto"/>
+              <w:rPr/>
+            </w:pPr>
+            <w:r>
+              <w:rPr>
+                <w:rtl w:val="0"/>
+              </w:rPr>
+              <w:t xml:space="preserve">Como administrador, quiero modificar roles de usuarios, para ajustar accesos.</w:t>
+            </w:r>
+          </w:p>
+        </w:tc>
+        <w:tc>
+          <w:tcPr>
+            <w:tcBorders>
+              <w:top w:color="cccccc" w:space="0" w:sz="6" w:val="single"/>
+              <w:left w:color="cccccc" w:space="0" w:sz="6" w:val="single"/>
+              <w:bottom w:color="000000" w:space="0" w:sz="6" w:val="single"/>
+              <w:right w:color="000000" w:space="0" w:sz="6" w:val="single"/>
+            </w:tcBorders>
+            <w:shd w:fill="b6d7a8" w:val="clear"/>
             <w:tcMar>
               <w:top w:w="0.0" w:type="dxa"/>
               <w:left w:w="40.0" w:type="dxa"/>
@@ -7596,37 +9886,36 @@
               <w:rPr>
                 <w:rtl w:val="0"/>
               </w:rPr>
-              <w:t xml:space="preserve">HU-37</w:t>
-            </w:r>
-          </w:p>
-        </w:tc>
-        <w:tc>
-          <w:tcPr>
-            <w:tcBorders>
-              <w:top w:color="cccccc" w:space="0" w:sz="6" w:val="single"/>
-              <w:left w:color="cccccc" w:space="0" w:sz="6" w:val="single"/>
-              <w:bottom w:color="cccccc" w:space="0" w:sz="6" w:val="single"/>
-              <w:right w:color="000000" w:space="0" w:sz="6" w:val="single"/>
-            </w:tcBorders>
-            <w:tcMar>
-              <w:top w:w="0.0" w:type="dxa"/>
-              <w:left w:w="40.0" w:type="dxa"/>
-              <w:bottom w:w="0.0" w:type="dxa"/>
-              <w:right w:w="40.0" w:type="dxa"/>
-            </w:tcMar>
-            <w:vAlign w:val="center"/>
-          </w:tcPr>
-          <w:p>
-            <w:pPr>
-              <w:widowControl w:val="0"/>
-              <w:spacing w:after="0" w:line="276" w:lineRule="auto"/>
-              <w:rPr/>
-            </w:pPr>
-            <w:r>
-              <w:rPr>
-                <w:rtl w:val="0"/>
-              </w:rPr>
-              <w:t xml:space="preserve">Como administrador, quiero modificar roles de usuarios, para ajustar accesos.</w:t>
+            </w:r>
+          </w:p>
+        </w:tc>
+        <w:tc>
+          <w:tcPr>
+            <w:tcBorders>
+              <w:top w:color="cccccc" w:space="0" w:sz="6" w:val="single"/>
+              <w:left w:color="cccccc" w:space="0" w:sz="6" w:val="single"/>
+              <w:bottom w:color="000000" w:space="0" w:sz="6" w:val="single"/>
+              <w:right w:color="cccccc" w:space="0" w:sz="6" w:val="single"/>
+            </w:tcBorders>
+            <w:shd w:fill="auto" w:val="clear"/>
+            <w:tcMar>
+              <w:top w:w="0.0" w:type="dxa"/>
+              <w:left w:w="40.0" w:type="dxa"/>
+              <w:bottom w:w="0.0" w:type="dxa"/>
+              <w:right w:w="40.0" w:type="dxa"/>
+            </w:tcMar>
+            <w:vAlign w:val="bottom"/>
+          </w:tcPr>
+          <w:p>
+            <w:pPr>
+              <w:widowControl w:val="0"/>
+              <w:spacing w:after="0" w:line="276" w:lineRule="auto"/>
+              <w:rPr/>
+            </w:pPr>
+            <w:r>
+              <w:rPr>
+                <w:rtl w:val="0"/>
+              </w:rPr>
             </w:r>
           </w:p>
         </w:tc>
@@ -7634,17 +9923,49 @@
       <w:tr>
         <w:trPr>
           <w:cantSplit w:val="0"/>
-          <w:trHeight w:val="285" w:hRule="atLeast"/>
+          <w:trHeight w:val="278.83789062499994" w:hRule="atLeast"/>
           <w:tblHeader w:val="0"/>
         </w:trPr>
         <w:tc>
           <w:tcPr>
+            <w:vMerge w:val="continue"/>
             <w:tcBorders>
               <w:top w:color="cccccc" w:space="0" w:sz="6" w:val="single"/>
               <w:left w:color="000000" w:space="0" w:sz="6" w:val="single"/>
               <w:bottom w:color="000000" w:space="0" w:sz="6" w:val="single"/>
               <w:right w:color="000000" w:space="0" w:sz="6" w:val="single"/>
             </w:tcBorders>
+            <w:shd w:fill="auto" w:val="clear"/>
+            <w:tcMar>
+              <w:top w:w="100.0" w:type="dxa"/>
+              <w:left w:w="100.0" w:type="dxa"/>
+              <w:bottom w:w="100.0" w:type="dxa"/>
+              <w:right w:w="100.0" w:type="dxa"/>
+            </w:tcMar>
+            <w:vAlign w:val="top"/>
+          </w:tcPr>
+          <w:p>
+            <w:pPr>
+              <w:widowControl w:val="0"/>
+              <w:spacing w:after="0" w:line="276" w:lineRule="auto"/>
+              <w:rPr/>
+            </w:pPr>
+            <w:r>
+              <w:rPr>
+                <w:rtl w:val="0"/>
+              </w:rPr>
+            </w:r>
+          </w:p>
+        </w:tc>
+        <w:tc>
+          <w:tcPr>
+            <w:tcBorders>
+              <w:top w:color="cccccc" w:space="0" w:sz="6" w:val="single"/>
+              <w:left w:color="cccccc" w:space="0" w:sz="6" w:val="single"/>
+              <w:bottom w:color="000000" w:space="0" w:sz="6" w:val="single"/>
+              <w:right w:color="000000" w:space="0" w:sz="6" w:val="single"/>
+            </w:tcBorders>
+            <w:shd w:fill="auto" w:val="clear"/>
             <w:tcMar>
               <w:top w:w="0.0" w:type="dxa"/>
               <w:left w:w="40.0" w:type="dxa"/>
@@ -7657,74 +9978,84 @@
             <w:pPr>
               <w:widowControl w:val="0"/>
               <w:spacing w:after="0" w:line="276" w:lineRule="auto"/>
+              <w:rPr/>
+            </w:pPr>
+            <w:r>
+              <w:rPr>
+                <w:rtl w:val="0"/>
+              </w:rPr>
+              <w:t xml:space="preserve">HU-38</w:t>
+            </w:r>
+          </w:p>
+        </w:tc>
+        <w:tc>
+          <w:tcPr>
+            <w:tcBorders>
+              <w:top w:color="cccccc" w:space="0" w:sz="6" w:val="single"/>
+              <w:left w:color="cccccc" w:space="0" w:sz="6" w:val="single"/>
+              <w:bottom w:color="000000" w:space="0" w:sz="6" w:val="single"/>
+              <w:right w:color="000000" w:space="0" w:sz="6" w:val="single"/>
+            </w:tcBorders>
+            <w:shd w:fill="auto" w:val="clear"/>
+            <w:tcMar>
+              <w:top w:w="0.0" w:type="dxa"/>
+              <w:left w:w="40.0" w:type="dxa"/>
+              <w:bottom w:w="0.0" w:type="dxa"/>
+              <w:right w:w="40.0" w:type="dxa"/>
+            </w:tcMar>
+            <w:vAlign w:val="center"/>
+          </w:tcPr>
+          <w:p>
+            <w:pPr>
+              <w:widowControl w:val="0"/>
+              <w:spacing w:after="0" w:line="276" w:lineRule="auto"/>
+              <w:rPr/>
+            </w:pPr>
+            <w:r>
+              <w:rPr>
+                <w:rtl w:val="0"/>
+              </w:rPr>
+              <w:t xml:space="preserve">Como administrador, quiero eliminar roles de usuarios, para restringir accesos.</w:t>
+            </w:r>
+          </w:p>
+        </w:tc>
+        <w:tc>
+          <w:tcPr>
+            <w:gridSpan w:val="2"/>
+            <w:tcBorders>
+              <w:top w:color="cccccc" w:space="0" w:sz="6" w:val="single"/>
+              <w:left w:color="cccccc" w:space="0" w:sz="6" w:val="single"/>
+              <w:bottom w:color="000000" w:space="0" w:sz="6" w:val="single"/>
+              <w:right w:color="000000" w:space="0" w:sz="6" w:val="single"/>
+            </w:tcBorders>
+            <w:shd w:fill="b6d7a8" w:val="clear"/>
+            <w:tcMar>
+              <w:top w:w="0.0" w:type="dxa"/>
+              <w:left w:w="40.0" w:type="dxa"/>
+              <w:bottom w:w="0.0" w:type="dxa"/>
+              <w:right w:w="40.0" w:type="dxa"/>
+            </w:tcMar>
+            <w:vAlign w:val="center"/>
+          </w:tcPr>
+          <w:p>
+            <w:pPr>
+              <w:widowControl w:val="0"/>
+              <w:spacing w:after="0" w:line="276" w:lineRule="auto"/>
               <w:jc w:val="center"/>
               <w:rPr/>
             </w:pPr>
             <w:r>
               <w:rPr>
-                <w:rtl w:val="0"/>
-              </w:rPr>
-              <w:t xml:space="preserve">E-04</w:t>
-            </w:r>
-          </w:p>
-        </w:tc>
-        <w:tc>
-          <w:tcPr>
-            <w:tcBorders>
-              <w:top w:color="cccccc" w:space="0" w:sz="6" w:val="single"/>
-              <w:left w:color="cccccc" w:space="0" w:sz="6" w:val="single"/>
-              <w:bottom w:color="000000" w:space="0" w:sz="6" w:val="single"/>
-              <w:right w:color="000000" w:space="0" w:sz="6" w:val="single"/>
-            </w:tcBorders>
-            <w:tcMar>
-              <w:top w:w="0.0" w:type="dxa"/>
-              <w:left w:w="40.0" w:type="dxa"/>
-              <w:bottom w:w="0.0" w:type="dxa"/>
-              <w:right w:w="40.0" w:type="dxa"/>
-            </w:tcMar>
-            <w:vAlign w:val="bottom"/>
-          </w:tcPr>
-          <w:p>
-            <w:pPr>
-              <w:widowControl w:val="0"/>
-              <w:spacing w:after="0" w:line="276" w:lineRule="auto"/>
-              <w:rPr/>
-            </w:pPr>
-            <w:r>
-              <w:rPr>
-                <w:rtl w:val="0"/>
-              </w:rPr>
-              <w:t xml:space="preserve">HU-38</w:t>
-            </w:r>
-          </w:p>
-        </w:tc>
-        <w:tc>
-          <w:tcPr>
-            <w:tcBorders>
-              <w:top w:color="cccccc" w:space="0" w:sz="6" w:val="single"/>
-              <w:left w:color="cccccc" w:space="0" w:sz="6" w:val="single"/>
-              <w:bottom w:color="000000" w:space="0" w:sz="6" w:val="single"/>
-              <w:right w:color="000000" w:space="0" w:sz="6" w:val="single"/>
-            </w:tcBorders>
-            <w:tcMar>
-              <w:top w:w="0.0" w:type="dxa"/>
-              <w:left w:w="40.0" w:type="dxa"/>
-              <w:bottom w:w="0.0" w:type="dxa"/>
-              <w:right w:w="40.0" w:type="dxa"/>
-            </w:tcMar>
-            <w:vAlign w:val="center"/>
-          </w:tcPr>
-          <w:p>
-            <w:pPr>
-              <w:widowControl w:val="0"/>
-              <w:spacing w:after="0" w:line="276" w:lineRule="auto"/>
-              <w:rPr/>
-            </w:pPr>
-            <w:r>
-              <w:rPr>
-                <w:rtl w:val="0"/>
-              </w:rPr>
-              <w:t xml:space="preserve">Como administrador, quiero eliminar roles de usuarios, para restringir accesos.</w:t>
+                <w:b w:val="1"/>
+                <w:bCs w:val="1"/>
+                <w:rtl w:val="0"/>
+              </w:rPr>
+              <w:t xml:space="preserve">Sprint 4</w:t>
+            </w:r>
+            <w:r>
+              <w:rPr>
+                <w:rtl w:val="0"/>
+              </w:rPr>
             </w:r>
           </w:p>
         </w:tc>
@@ -7734,6 +10065,8 @@
       <w:pPr>
         <w:rPr>
           <w:rFonts w:ascii="Arial" w:cs="Arial" w:eastAsia="Arial" w:hAnsi="Arial"/>
+          <w:b w:val="1"/>
+          <w:bCs w:val="1"/>
         </w:rPr>
       </w:pPr>
       <w:r>
